--- a/docs/rapports/export/Rapport_Journalier_n10_Yameogo_Idrissa.docx
+++ b/docs/rapports/export/Rapport_Journalier_n10_Yameogo_Idrissa.docx
@@ -2,38 +2,6 @@
 <file path=word/document.xml><?xml version="1.0" encoding="utf-8"?>
 <w:document xmlns:w="http://schemas.openxmlformats.org/wordprocessingml/2006/main" xmlns:m="http://schemas.openxmlformats.org/officeDocument/2006/math" xmlns:r="http://schemas.openxmlformats.org/officeDocument/2006/relationships" xmlns:o="urn:schemas-microsoft-com:office:office" xmlns:v="urn:schemas-microsoft-com:vml" xmlns:w10="urn:schemas-microsoft-com:office:word" xmlns:a="http://schemas.openxmlformats.org/drawingml/2006/main" xmlns:pic="http://schemas.openxmlformats.org/drawingml/2006/picture" xmlns:wp="http://schemas.openxmlformats.org/drawingml/2006/wordprocessingDrawing">
   <w:body>
-    <w:p>
-      <w:pPr>
-        <w:pStyle w:val="Title"/>
-      </w:pPr>
-      <w:r>
-        <w:t xml:space="preserve">Rapport Journalier n°10</w:t>
-      </w:r>
-    </w:p>
-    <w:p>
-      <w:pPr>
-        <w:pStyle w:val="Subtitle"/>
-      </w:pPr>
-      <w:r>
-        <w:t xml:space="preserve">Sprint H0 — Socle Invariable</w:t>
-      </w:r>
-    </w:p>
-    <w:p>
-      <w:pPr>
-        <w:pStyle w:val="Author"/>
-      </w:pPr>
-      <w:r>
-        <w:t xml:space="preserve">Yameogo Idrissa</w:t>
-      </w:r>
-    </w:p>
-    <w:p>
-      <w:pPr>
-        <w:pStyle w:val="Date"/>
-      </w:pPr>
-      <w:r>
-        <w:t xml:space="preserve">30 septembre 2026</w:t>
-      </w:r>
-    </w:p>
     <w:sdt>
       <w:sdtPr>
         <w:docPartObj>
@@ -60,7 +28,62 @@
         </w:p>
       </w:sdtContent>
     </w:sdt>
-    <w:bookmarkStart w:id="72" w:name="rapport-journalier-n10"/>
+    <w:p>
+      <w:pPr>
+        <w:pStyle w:val="CaptionedFigure"/>
+      </w:pPr>
+      <w:r>
+        <w:drawing>
+          <wp:inline>
+            <wp:extent cx="5334000" cy="2133600"/>
+            <wp:effectExtent b="0" l="0" r="0" t="0"/>
+            <wp:docPr descr="Logo yCogniCore Cloud" title="" id="10" name="Picture"/>
+            <a:graphic>
+              <a:graphicData uri="http://schemas.openxmlformats.org/drawingml/2006/picture">
+                <pic:pic>
+                  <pic:nvPicPr>
+                    <pic:cNvPr descr="/home/idrissa_yameogo/projets/ycognicore-cloud/docs/rapports/assets/logo.png" id="11" name="Picture"/>
+                    <pic:cNvPicPr>
+                      <a:picLocks noChangeArrowheads="1" noChangeAspect="1"/>
+                    </pic:cNvPicPr>
+                  </pic:nvPicPr>
+                  <pic:blipFill>
+                    <a:blip r:embed="rId9"/>
+                    <a:stretch>
+                      <a:fillRect/>
+                    </a:stretch>
+                  </pic:blipFill>
+                  <pic:spPr bwMode="auto">
+                    <a:xfrm>
+                      <a:off x="0" y="0"/>
+                      <a:ext cx="5334000" cy="2133600"/>
+                    </a:xfrm>
+                    <a:prstGeom prst="rect">
+                      <a:avLst/>
+                    </a:prstGeom>
+                    <a:noFill/>
+                    <a:ln w="9525">
+                      <a:noFill/>
+                      <a:headEnd/>
+                      <a:tailEnd/>
+                    </a:ln>
+                  </pic:spPr>
+                </pic:pic>
+              </a:graphicData>
+            </a:graphic>
+          </wp:inline>
+        </w:drawing>
+      </w:r>
+    </w:p>
+    <w:p>
+      <w:pPr>
+        <w:pStyle w:val="ImageCaption"/>
+      </w:pPr>
+      <w:r>
+        <w:t xml:space="preserve">Logo yCogniCore Cloud</w:t>
+      </w:r>
+    </w:p>
+    <w:bookmarkStart w:id="14" w:name="ycognicore-cloud"/>
     <w:p>
       <w:pPr>
         <w:pStyle w:val="Heading1"/>
@@ -74,106 +97,30 @@
       <w:r>
         <w:tab/>
       </w:r>
-      <w:r>
-        <w:t xml:space="preserve">Rapport Journalier n°10</w:t>
-      </w:r>
-    </w:p>
-    <w:p>
-      <w:pPr>
-        <w:pStyle w:val="FirstParagraph"/>
-      </w:pPr>
       <w:r>
         <w:rPr>
           <w:b/>
           <w:bCs/>
         </w:rPr>
-        <w:t xml:space="preserve">Projet :</w:t>
-      </w:r>
-      <w:r>
-        <w:t xml:space="preserve"> </w:t>
-      </w:r>
-      <w:r>
-        <w:t xml:space="preserve">yCogniCore Cloud — Plateforme ERP SaaS</w:t>
-      </w:r>
-      <w:r>
-        <w:t xml:space="preserve"> </w:t>
-      </w:r>
-      <w:r>
-        <w:rPr>
-          <w:b/>
-          <w:bCs/>
-        </w:rPr>
-        <w:t xml:space="preserve">Phase :</w:t>
-      </w:r>
-      <w:r>
-        <w:t xml:space="preserve"> </w:t>
-      </w:r>
-      <w:r>
-        <w:t xml:space="preserve">Phase 1 — Socle Invariable</w:t>
-      </w:r>
-      <w:r>
-        <w:t xml:space="preserve"> </w:t>
-      </w:r>
-      <w:r>
-        <w:rPr>
-          <w:b/>
-          <w:bCs/>
-        </w:rPr>
-        <w:t xml:space="preserve">Date :</w:t>
-      </w:r>
-      <w:r>
-        <w:t xml:space="preserve"> </w:t>
-      </w:r>
-      <w:r>
-        <w:t xml:space="preserve">30 septembre 2026</w:t>
-      </w:r>
-      <w:r>
-        <w:t xml:space="preserve"> </w:t>
-      </w:r>
-      <w:r>
-        <w:rPr>
-          <w:b/>
-          <w:bCs/>
-        </w:rPr>
-        <w:t xml:space="preserve">Auteur :</w:t>
-      </w:r>
-      <w:r>
-        <w:t xml:space="preserve"> </w:t>
-      </w:r>
-      <w:r>
-        <w:t xml:space="preserve">Yameogo Idrissa</w:t>
-      </w:r>
-      <w:r>
-        <w:t xml:space="preserve"> </w:t>
-      </w:r>
-      <w:r>
-        <w:rPr>
-          <w:b/>
-          <w:bCs/>
-        </w:rPr>
-        <w:t xml:space="preserve">Version :</w:t>
-      </w:r>
-      <w:r>
-        <w:t xml:space="preserve"> </w:t>
-      </w:r>
-      <w:r>
-        <w:t xml:space="preserve">2.0</w:t>
-      </w:r>
-      <w:r>
-        <w:t xml:space="preserve"> </w:t>
-      </w:r>
-      <w:r>
-        <w:rPr>
-          <w:b/>
-          <w:bCs/>
-        </w:rPr>
-        <w:t xml:space="preserve">Statut :</w:t>
-      </w:r>
-      <w:r>
-        <w:t xml:space="preserve"> </w:t>
-      </w:r>
-      <w:r>
-        <w:t xml:space="preserve">Sprint H0 clôturé (6/6 points)</w:t>
+        <w:t xml:space="preserve">yCogniCore Cloud</w:t>
+      </w:r>
+    </w:p>
+    <w:bookmarkStart w:id="12" w:name="plateforme-erp-saas-multi-tenant"/>
+    <w:p>
+      <w:pPr>
+        <w:pStyle w:val="Heading3"/>
+      </w:pPr>
+      <w:r>
+        <w:rPr>
+          <w:rStyle w:val="SectionNumber"/>
+        </w:rPr>
+        <w:t xml:space="preserve">1.0.1</w:t>
+      </w:r>
+      <w:r>
+        <w:tab/>
+      </w:r>
+      <w:r>
+        <w:t xml:space="preserve">Plateforme ERP SaaS multi-tenant</w:t>
       </w:r>
     </w:p>
     <w:p>
@@ -183,7 +130,8 @@
         </w:pict>
       </w:r>
     </w:p>
-    <w:bookmarkStart w:id="9" w:name="table-des-matières"/>
+    <w:bookmarkEnd w:id="12"/>
+    <w:bookmarkStart w:id="13" w:name="rapport-journalier-n10"/>
     <w:p>
       <w:pPr>
         <w:pStyle w:val="Heading2"/>
@@ -193,6 +141,114 @@
           <w:rStyle w:val="SectionNumber"/>
         </w:rPr>
         <w:t xml:space="preserve">1.1</w:t>
+      </w:r>
+      <w:r>
+        <w:tab/>
+      </w:r>
+      <w:r>
+        <w:t xml:space="preserve">Rapport Journalier n°10</w:t>
+      </w:r>
+    </w:p>
+    <w:p>
+      <w:pPr>
+        <w:pStyle w:val="FirstParagraph"/>
+      </w:pPr>
+      <w:r>
+        <w:rPr>
+          <w:b/>
+          <w:bCs/>
+        </w:rPr>
+        <w:t xml:space="preserve">Sprint H0 — Socle Invariable</w:t>
+      </w:r>
+    </w:p>
+    <w:p>
+      <w:pPr>
+        <w:pStyle w:val="BodyText"/>
+      </w:pPr>
+      <w:r>
+        <w:rPr>
+          <w:b/>
+          <w:bCs/>
+        </w:rPr>
+        <w:t xml:space="preserve">Auteur :</w:t>
+      </w:r>
+      <w:r>
+        <w:t xml:space="preserve"> </w:t>
+      </w:r>
+      <w:r>
+        <w:t xml:space="preserve">Yameogo Idrissa</w:t>
+      </w:r>
+      <w:r>
+        <w:t xml:space="preserve"> </w:t>
+      </w:r>
+      <w:r>
+        <w:rPr>
+          <w:b/>
+          <w:bCs/>
+        </w:rPr>
+        <w:t xml:space="preserve">Date :</w:t>
+      </w:r>
+      <w:r>
+        <w:t xml:space="preserve"> </w:t>
+      </w:r>
+      <w:r>
+        <w:t xml:space="preserve">30 septembre 2026</w:t>
+      </w:r>
+      <w:r>
+        <w:t xml:space="preserve"> </w:t>
+      </w:r>
+      <w:r>
+        <w:rPr>
+          <w:b/>
+          <w:bCs/>
+        </w:rPr>
+        <w:t xml:space="preserve">Version :</w:t>
+      </w:r>
+      <w:r>
+        <w:t xml:space="preserve"> </w:t>
+      </w:r>
+      <w:r>
+        <w:t xml:space="preserve">2.0</w:t>
+      </w:r>
+    </w:p>
+    <w:p>
+      <w:r>
+        <w:pict>
+          <v:rect style="width:0;height:1.5pt" o:hralign="center" o:hrstd="t" o:hr="t"/>
+        </w:pict>
+      </w:r>
+    </w:p>
+    <w:p>
+      <w:pPr>
+        <w:pStyle w:val="FirstParagraph"/>
+      </w:pPr>
+      <w:r>
+        <w:rPr>
+          <w:i/>
+          <w:iCs/>
+        </w:rPr>
+        <w:t xml:space="preserve">Document produit dans le cadre du stage à SOCIETE BENJEDDOU TECHNOLOGIE</w:t>
+      </w:r>
+    </w:p>
+    <w:bookmarkEnd w:id="13"/>
+    <w:bookmarkEnd w:id="14"/>
+    <w:p>
+      <w:r>
+        <w:pict>
+          <v:rect style="width:0;height:1.5pt" o:hralign="center" o:hrstd="t" o:hr="t"/>
+        </w:pict>
+      </w:r>
+    </w:p>
+    <w:bookmarkStart w:id="18" w:name="table-des-matières"/>
+    <w:p>
+      <w:pPr>
+        <w:pStyle w:val="Heading2"/>
+      </w:pPr>
+      <w:r>
+        <w:rPr>
+          <w:rStyle w:val="SectionNumber"/>
+        </w:rPr>
+        <w:t xml:space="preserve">1.2</w:t>
       </w:r>
       <w:r>
         <w:tab/>
@@ -320,6 +376,145 @@
         </w:r>
       </w:hyperlink>
     </w:p>
+    <w:tbl>
+      <w:tblPr>
+        <w:tblStyle w:val="Table"/>
+        <w:tblW w:type="pct" w:w="278"/>
+        <w:tblLayout w:type="fixed"/>
+        <w:tblLook w:firstRow="0" w:lastRow="0" w:firstColumn="0" w:lastColumn="0" w:noHBand="0" w:noVBand="0" w:val="0000"/>
+      </w:tblPr>
+      <w:tblGrid>
+        <w:gridCol w:w="440"/>
+      </w:tblGrid>
+      <w:tr>
+        <w:tc>
+          <w:tcPr/>
+          <w:p>
+            <w:pPr>
+              <w:pStyle w:val="Compact"/>
+            </w:pPr>
+          </w:p>
+        </w:tc>
+      </w:tr>
+      <w:tr>
+        <w:tc>
+          <w:tcPr/>
+          <w:p>
+            <w:pPr>
+              <w:pStyle w:val="Compact"/>
+            </w:pPr>
+            <w:r>
+              <w:drawing>
+                <wp:inline>
+                  <wp:extent cx="5334000" cy="2133600"/>
+                  <wp:effectExtent b="0" l="0" r="0" t="0"/>
+                  <wp:docPr descr="Logo yCogniCore Cloud" title="" id="15" name="Picture"/>
+                  <a:graphic>
+                    <a:graphicData uri="http://schemas.openxmlformats.org/drawingml/2006/picture">
+                      <pic:pic>
+                        <pic:nvPicPr>
+                          <pic:cNvPr descr="/home/idrissa_yameogo/projets/ycognicore-cloud/docs/rapports/assets/logo.png" id="16" name="Picture"/>
+                          <pic:cNvPicPr>
+                            <a:picLocks noChangeArrowheads="1" noChangeAspect="1"/>
+                          </pic:cNvPicPr>
+                        </pic:nvPicPr>
+                        <pic:blipFill>
+                          <a:blip r:embed="rId9"/>
+                          <a:stretch>
+                            <a:fillRect/>
+                          </a:stretch>
+                        </pic:blipFill>
+                        <pic:spPr bwMode="auto">
+                          <a:xfrm>
+                            <a:off x="0" y="0"/>
+                            <a:ext cx="5334000" cy="2133600"/>
+                          </a:xfrm>
+                          <a:prstGeom prst="rect">
+                            <a:avLst/>
+                          </a:prstGeom>
+                          <a:noFill/>
+                          <a:ln w="9525">
+                            <a:noFill/>
+                            <a:headEnd/>
+                            <a:tailEnd/>
+                          </a:ln>
+                        </pic:spPr>
+                      </pic:pic>
+                    </a:graphicData>
+                  </a:graphic>
+                </wp:inline>
+              </w:drawing>
+            </w:r>
+          </w:p>
+        </w:tc>
+      </w:tr>
+      <w:tr>
+        <w:tc>
+          <w:tcPr/>
+          <w:p>
+            <w:pPr>
+              <w:pStyle w:val="Compact"/>
+            </w:pPr>
+            <w:r>
+              <w:t xml:space="preserve">#</w:t>
+            </w:r>
+            <w:r>
+              <w:t xml:space="preserve"> </w:t>
+            </w:r>
+            <w:r>
+              <w:rPr>
+                <w:b/>
+                <w:bCs/>
+              </w:rPr>
+              <w:t xml:space="preserve">yCogniCore Cloud</w:t>
+            </w:r>
+          </w:p>
+        </w:tc>
+      </w:tr>
+      <w:tr>
+        <w:tc>
+          <w:tcPr/>
+          <w:p>
+            <w:pPr>
+              <w:pStyle w:val="Compact"/>
+            </w:pPr>
+            <w:r>
+              <w:t xml:space="preserve">## Plateforme ERP SaaS multi-tenant</w:t>
+            </w:r>
+          </w:p>
+        </w:tc>
+      </w:tr>
+    </w:tbl>
+    <w:bookmarkStart w:id="17" w:name="rapport-journalier-n10-1"/>
+    <w:p>
+      <w:pPr>
+        <w:pStyle w:val="Heading3"/>
+      </w:pPr>
+      <w:r>
+        <w:rPr>
+          <w:rStyle w:val="SectionNumber"/>
+        </w:rPr>
+        <w:t xml:space="preserve">1.2.1</w:t>
+      </w:r>
+      <w:r>
+        <w:tab/>
+      </w:r>
+      <w:r>
+        <w:t xml:space="preserve">Rapport Journalier n°10</w:t>
+      </w:r>
+    </w:p>
+    <w:p>
+      <w:pPr>
+        <w:pStyle w:val="FirstParagraph"/>
+      </w:pPr>
+      <w:r>
+        <w:rPr>
+          <w:b/>
+          <w:bCs/>
+        </w:rPr>
+        <w:t xml:space="preserve">Sprint H0 — Socle Invariable</w:t>
+      </w:r>
+    </w:p>
     <w:p>
       <w:r>
         <w:pict>
@@ -327,8 +522,78 @@
         </w:pict>
       </w:r>
     </w:p>
-    <w:bookmarkEnd w:id="9"/>
-    <w:bookmarkStart w:id="13" w:name="contexte-de-la-journée"/>
+    <w:p>
+      <w:pPr>
+        <w:pStyle w:val="FirstParagraph"/>
+      </w:pPr>
+      <w:r>
+        <w:rPr>
+          <w:b/>
+          <w:bCs/>
+        </w:rPr>
+        <w:t xml:space="preserve">Auteur :</w:t>
+      </w:r>
+      <w:r>
+        <w:t xml:space="preserve"> </w:t>
+      </w:r>
+      <w:r>
+        <w:t xml:space="preserve">Yameogo Idrissa</w:t>
+      </w:r>
+      <w:r>
+        <w:t xml:space="preserve"> </w:t>
+      </w:r>
+      <w:r>
+        <w:rPr>
+          <w:b/>
+          <w:bCs/>
+        </w:rPr>
+        <w:t xml:space="preserve">Date :</w:t>
+      </w:r>
+      <w:r>
+        <w:t xml:space="preserve"> </w:t>
+      </w:r>
+      <w:r>
+        <w:t xml:space="preserve">30 septembre 2026</w:t>
+      </w:r>
+      <w:r>
+        <w:t xml:space="preserve"> </w:t>
+      </w:r>
+      <w:r>
+        <w:rPr>
+          <w:b/>
+          <w:bCs/>
+        </w:rPr>
+        <w:t xml:space="preserve">Version :</w:t>
+      </w:r>
+      <w:r>
+        <w:t xml:space="preserve"> </w:t>
+      </w:r>
+      <w:r>
+        <w:t xml:space="preserve">2.0</w:t>
+      </w:r>
+    </w:p>
+    <w:p>
+      <w:r>
+        <w:pict>
+          <v:rect style="width:0;height:1.5pt" o:hralign="center" o:hrstd="t" o:hr="t"/>
+        </w:pict>
+      </w:r>
+    </w:p>
+    <w:p>
+      <w:pPr>
+        <w:pStyle w:val="FirstParagraph"/>
+      </w:pPr>
+      <w:r>
+        <w:rPr>
+          <w:i/>
+          <w:iCs/>
+        </w:rPr>
+        <w:t xml:space="preserve">Document confidentiel — Stage SOCIETE BENJEDDOU TECHNOLOGIE</w:t>
+      </w:r>
+    </w:p>
+    <w:bookmarkEnd w:id="17"/>
+    <w:bookmarkEnd w:id="18"/>
+    <w:bookmarkStart w:id="22" w:name="contexte-de-la-journée"/>
     <w:p>
       <w:pPr>
         <w:pStyle w:val="Heading2"/>
@@ -337,7 +602,7 @@
         <w:rPr>
           <w:rStyle w:val="SectionNumber"/>
         </w:rPr>
-        <w:t xml:space="preserve">1.2</w:t>
+        <w:t xml:space="preserve">1.3</w:t>
       </w:r>
       <w:r>
         <w:tab/>
@@ -346,7 +611,7 @@
         <w:t xml:space="preserve">1. Contexte de la journée</w:t>
       </w:r>
     </w:p>
-    <w:bookmarkStart w:id="10" w:name="situation-dentrée"/>
+    <w:bookmarkStart w:id="19" w:name="situation-dentrée"/>
     <w:p>
       <w:pPr>
         <w:pStyle w:val="Heading3"/>
@@ -355,7 +620,7 @@
         <w:rPr>
           <w:rStyle w:val="SectionNumber"/>
         </w:rPr>
-        <w:t xml:space="preserve">1.2.1</w:t>
+        <w:t xml:space="preserve">1.3.1</w:t>
       </w:r>
       <w:r>
         <w:tab/>
@@ -615,8 +880,8 @@
         <w:t xml:space="preserve">du Sprint H0 restaient à traiter pour permettre le démarrage de l’implémentation Spring Boot.</w:t>
       </w:r>
     </w:p>
-    <w:bookmarkEnd w:id="10"/>
-    <w:bookmarkStart w:id="11" w:name="objectifs-de-la-journée"/>
+    <w:bookmarkEnd w:id="19"/>
+    <w:bookmarkStart w:id="20" w:name="objectifs-de-la-journée"/>
     <w:p>
       <w:pPr>
         <w:pStyle w:val="Heading3"/>
@@ -625,7 +890,7 @@
         <w:rPr>
           <w:rStyle w:val="SectionNumber"/>
         </w:rPr>
-        <w:t xml:space="preserve">1.2.2</w:t>
+        <w:t xml:space="preserve">1.3.2</w:t>
       </w:r>
       <w:r>
         <w:tab/>
@@ -896,8 +1161,8 @@
         <w:t xml:space="preserve">le Sprint H0 conditionne l’intégralité du Sprint H1 (Backend socle). Sans la clôture de H0, aucun développement Spring Boot ne peut démarrer.</w:t>
       </w:r>
     </w:p>
-    <w:bookmarkEnd w:id="11"/>
-    <w:bookmarkStart w:id="12" w:name="contraintes-imposées"/>
+    <w:bookmarkEnd w:id="20"/>
+    <w:bookmarkStart w:id="21" w:name="contraintes-imposées"/>
     <w:p>
       <w:pPr>
         <w:pStyle w:val="Heading3"/>
@@ -906,7 +1171,7 @@
         <w:rPr>
           <w:rStyle w:val="SectionNumber"/>
         </w:rPr>
-        <w:t xml:space="preserve">1.2.3</w:t>
+        <w:t xml:space="preserve">1.3.3</w:t>
       </w:r>
       <w:r>
         <w:tab/>
@@ -970,9 +1235,9 @@
         </w:pict>
       </w:r>
     </w:p>
-    <w:bookmarkEnd w:id="12"/>
-    <w:bookmarkEnd w:id="13"/>
-    <w:bookmarkStart w:id="37" w:name="tâches-réalisées-et-leur-déroulement"/>
+    <w:bookmarkEnd w:id="21"/>
+    <w:bookmarkEnd w:id="22"/>
+    <w:bookmarkStart w:id="113" w:name="tâches-réalisées-et-leur-déroulement"/>
     <w:p>
       <w:pPr>
         <w:pStyle w:val="Heading2"/>
@@ -981,7 +1246,7 @@
         <w:rPr>
           <w:rStyle w:val="SectionNumber"/>
         </w:rPr>
-        <w:t xml:space="preserve">1.3</w:t>
+        <w:t xml:space="preserve">1.4</w:t>
       </w:r>
       <w:r>
         <w:tab/>
@@ -1011,7 +1276,7 @@
         <w:t xml:space="preserve">, chacun avec des objectifs mesurables et des livrables précis.</w:t>
       </w:r>
     </w:p>
-    <w:bookmarkStart w:id="14" w:name="vue-densemble"/>
+    <w:bookmarkStart w:id="23" w:name="vue-densemble"/>
     <w:p>
       <w:pPr>
         <w:pStyle w:val="Heading3"/>
@@ -1020,7 +1285,7 @@
         <w:rPr>
           <w:rStyle w:val="SectionNumber"/>
         </w:rPr>
-        <w:t xml:space="preserve">1.3.1</w:t>
+        <w:t xml:space="preserve">1.4.1</w:t>
       </w:r>
       <w:r>
         <w:tab/>
@@ -1421,8 +1686,8 @@
         </w:pict>
       </w:r>
     </w:p>
-    <w:bookmarkEnd w:id="14"/>
-    <w:bookmarkStart w:id="15" w:name="Xb897b160a1e9df8a28041411326a7523064b457"/>
+    <w:bookmarkEnd w:id="23"/>
+    <w:bookmarkStart w:id="44" w:name="Xb897b160a1e9df8a28041411326a7523064b457"/>
     <w:p>
       <w:pPr>
         <w:pStyle w:val="Heading3"/>
@@ -1431,7 +1696,7 @@
         <w:rPr>
           <w:rStyle w:val="SectionNumber"/>
         </w:rPr>
-        <w:t xml:space="preserve">1.3.2</w:t>
+        <w:t xml:space="preserve">1.4.2</w:t>
       </w:r>
       <w:r>
         <w:tab/>
@@ -1587,31 +1852,53 @@
         <w:t xml:space="preserve">.</w:t>
       </w:r>
     </w:p>
-    <w:tbl>
-      <w:tblPr>
-        <w:tblStyle w:val="FigureTable"/>
-        <w:tblW w:type="auto" w:w="0"/>
-        <w:jc w:val="center"/>
-        <w:tblLook w:firstRow="0" w:lastRow="0" w:firstColumn="0" w:lastColumn="0"/>
-      </w:tblPr>
-      <w:tblGrid>
-        <w:gridCol w:w="7920"/>
-      </w:tblGrid>
-      <w:tr>
-        <w:tc>
-          <w:tcPr/>
-          <w:p>
-            <w:pPr>
-              <w:pStyle w:val="Compact"/>
-              <w:jc w:val="center"/>
-            </w:pPr>
-            <w:r>
-              <w:t xml:space="preserve">Arborescence initiale</w:t>
-            </w:r>
-          </w:p>
-        </w:tc>
-      </w:tr>
-    </w:tbl>
+    <w:p>
+      <w:pPr>
+        <w:pStyle w:val="CaptionedFigure"/>
+      </w:pPr>
+      <w:r>
+        <w:drawing>
+          <wp:inline>
+            <wp:extent cx="5334000" cy="1740568"/>
+            <wp:effectExtent b="0" l="0" r="0" t="0"/>
+            <wp:docPr descr="Arborescence initiale" title="" id="25" name="Picture"/>
+            <a:graphic>
+              <a:graphicData uri="http://schemas.openxmlformats.org/drawingml/2006/picture">
+                <pic:pic>
+                  <pic:nvPicPr>
+                    <pic:cNvPr descr="/home/idrissa_yameogo/projets/ycognicore-cloud/docs/rapports/captures/10/04-13-migrations.png" id="26" name="Picture"/>
+                    <pic:cNvPicPr>
+                      <a:picLocks noChangeArrowheads="1" noChangeAspect="1"/>
+                    </pic:cNvPicPr>
+                  </pic:nvPicPr>
+                  <pic:blipFill>
+                    <a:blip r:embed="rId24"/>
+                    <a:stretch>
+                      <a:fillRect/>
+                    </a:stretch>
+                  </pic:blipFill>
+                  <pic:spPr bwMode="auto">
+                    <a:xfrm>
+                      <a:off x="0" y="0"/>
+                      <a:ext cx="5334000" cy="1740568"/>
+                    </a:xfrm>
+                    <a:prstGeom prst="rect">
+                      <a:avLst/>
+                    </a:prstGeom>
+                    <a:noFill/>
+                    <a:ln w="9525">
+                      <a:noFill/>
+                      <a:headEnd/>
+                      <a:tailEnd/>
+                    </a:ln>
+                  </pic:spPr>
+                </pic:pic>
+              </a:graphicData>
+            </a:graphic>
+          </wp:inline>
+        </w:drawing>
+      </w:r>
+    </w:p>
     <w:p>
       <w:pPr>
         <w:pStyle w:val="ImageCaption"/>
@@ -1632,31 +1919,53 @@
         <w:t xml:space="preserve">Figure 1 — Arborescence initiale : 6 fichiers SQL.</w:t>
       </w:r>
     </w:p>
-    <w:tbl>
-      <w:tblPr>
-        <w:tblStyle w:val="FigureTable"/>
-        <w:tblW w:type="auto" w:w="0"/>
-        <w:jc w:val="center"/>
-        <w:tblLook w:firstRow="0" w:lastRow="0" w:firstColumn="0" w:lastColumn="0"/>
-      </w:tblPr>
-      <w:tblGrid>
-        <w:gridCol w:w="7920"/>
-      </w:tblGrid>
-      <w:tr>
-        <w:tc>
-          <w:tcPr/>
-          <w:p>
-            <w:pPr>
-              <w:pStyle w:val="Compact"/>
-              <w:jc w:val="center"/>
-            </w:pPr>
-            <w:r>
-              <w:t xml:space="preserve">Sauvegarde et reconstruction</w:t>
-            </w:r>
-          </w:p>
-        </w:tc>
-      </w:tr>
-    </w:tbl>
+    <w:p>
+      <w:pPr>
+        <w:pStyle w:val="CaptionedFigure"/>
+      </w:pPr>
+      <w:r>
+        <w:drawing>
+          <wp:inline>
+            <wp:extent cx="5334000" cy="1740568"/>
+            <wp:effectExtent b="0" l="0" r="0" t="0"/>
+            <wp:docPr descr="Sauvegarde et reconstruction" title="" id="27" name="Picture"/>
+            <a:graphic>
+              <a:graphicData uri="http://schemas.openxmlformats.org/drawingml/2006/picture">
+                <pic:pic>
+                  <pic:nvPicPr>
+                    <pic:cNvPr descr="/home/idrissa_yameogo/projets/ycognicore-cloud/docs/rapports/captures/10/04-13-migrations.png" id="28" name="Picture"/>
+                    <pic:cNvPicPr>
+                      <a:picLocks noChangeArrowheads="1" noChangeAspect="1"/>
+                    </pic:cNvPicPr>
+                  </pic:nvPicPr>
+                  <pic:blipFill>
+                    <a:blip r:embed="rId24"/>
+                    <a:stretch>
+                      <a:fillRect/>
+                    </a:stretch>
+                  </pic:blipFill>
+                  <pic:spPr bwMode="auto">
+                    <a:xfrm>
+                      <a:off x="0" y="0"/>
+                      <a:ext cx="5334000" cy="1740568"/>
+                    </a:xfrm>
+                    <a:prstGeom prst="rect">
+                      <a:avLst/>
+                    </a:prstGeom>
+                    <a:noFill/>
+                    <a:ln w="9525">
+                      <a:noFill/>
+                      <a:headEnd/>
+                      <a:tailEnd/>
+                    </a:ln>
+                  </pic:spPr>
+                </pic:pic>
+              </a:graphicData>
+            </a:graphic>
+          </wp:inline>
+        </w:drawing>
+      </w:r>
+    </w:p>
     <w:p>
       <w:pPr>
         <w:pStyle w:val="ImageCaption"/>
@@ -1697,6 +2006,207 @@
     </w:p>
     <w:p>
       <w:pPr>
+        <w:pStyle w:val="CaptionedFigure"/>
+      </w:pPr>
+      <w:r>
+        <w:drawing>
+          <wp:inline>
+            <wp:extent cx="5334000" cy="1866899"/>
+            <wp:effectExtent b="0" l="0" r="0" t="0"/>
+            <wp:docPr descr="Création de la sauvegarde horodatée db.backup-20260930-094319/." title="" id="30" name="Picture"/>
+            <a:graphic>
+              <a:graphicData uri="http://schemas.openxmlformats.org/drawingml/2006/picture">
+                <pic:pic>
+                  <pic:nvPicPr>
+                    <pic:cNvPr descr="/home/idrissa_yameogo/projets/ycognicore-cloud/docs/rapports/captures/10/03-sauvegarde.png" id="31" name="Picture"/>
+                    <pic:cNvPicPr>
+                      <a:picLocks noChangeArrowheads="1" noChangeAspect="1"/>
+                    </pic:cNvPicPr>
+                  </pic:nvPicPr>
+                  <pic:blipFill>
+                    <a:blip r:embed="rId29"/>
+                    <a:stretch>
+                      <a:fillRect/>
+                    </a:stretch>
+                  </pic:blipFill>
+                  <pic:spPr bwMode="auto">
+                    <a:xfrm>
+                      <a:off x="0" y="0"/>
+                      <a:ext cx="5334000" cy="1866899"/>
+                    </a:xfrm>
+                    <a:prstGeom prst="rect">
+                      <a:avLst/>
+                    </a:prstGeom>
+                    <a:noFill/>
+                    <a:ln w="9525">
+                      <a:noFill/>
+                      <a:headEnd/>
+                      <a:tailEnd/>
+                    </a:ln>
+                  </pic:spPr>
+                </pic:pic>
+              </a:graphicData>
+            </a:graphic>
+          </wp:inline>
+        </w:drawing>
+      </w:r>
+    </w:p>
+    <w:p>
+      <w:pPr>
+        <w:pStyle w:val="ImageCaption"/>
+      </w:pPr>
+      <w:r>
+        <w:t xml:space="preserve">Création de la sauvegarde horodatée db.backup-20260930-094319/.</w:t>
+      </w:r>
+    </w:p>
+    <w:p>
+      <w:pPr>
+        <w:pStyle w:val="BodyText"/>
+      </w:pPr>
+      <w:r>
+        <w:rPr>
+          <w:i/>
+          <w:iCs/>
+        </w:rPr>
+        <w:t xml:space="preserve">Création de la sauvegarde horodatée db.backup-20260930-094319/.</w:t>
+      </w:r>
+    </w:p>
+    <w:p>
+      <w:pPr>
+        <w:pStyle w:val="CaptionedFigure"/>
+      </w:pPr>
+      <w:r>
+        <w:drawing>
+          <wp:inline>
+            <wp:extent cx="5334000" cy="2844800"/>
+            <wp:effectExtent b="0" l="0" r="0" t="0"/>
+            <wp:docPr descr="Arborescence initiale : 6 fichiers SQL (V1-V3 CP + V1-V3 Tenant)." title="" id="33" name="Picture"/>
+            <a:graphic>
+              <a:graphicData uri="http://schemas.openxmlformats.org/drawingml/2006/picture">
+                <pic:pic>
+                  <pic:nvPicPr>
+                    <pic:cNvPr descr="/home/idrissa_yameogo/projets/ycognicore-cloud/docs/rapports/captures/10/02-arborescence-initiale.png" id="34" name="Picture"/>
+                    <pic:cNvPicPr>
+                      <a:picLocks noChangeArrowheads="1" noChangeAspect="1"/>
+                    </pic:cNvPicPr>
+                  </pic:nvPicPr>
+                  <pic:blipFill>
+                    <a:blip r:embed="rId32"/>
+                    <a:stretch>
+                      <a:fillRect/>
+                    </a:stretch>
+                  </pic:blipFill>
+                  <pic:spPr bwMode="auto">
+                    <a:xfrm>
+                      <a:off x="0" y="0"/>
+                      <a:ext cx="5334000" cy="2844800"/>
+                    </a:xfrm>
+                    <a:prstGeom prst="rect">
+                      <a:avLst/>
+                    </a:prstGeom>
+                    <a:noFill/>
+                    <a:ln w="9525">
+                      <a:noFill/>
+                      <a:headEnd/>
+                      <a:tailEnd/>
+                    </a:ln>
+                  </pic:spPr>
+                </pic:pic>
+              </a:graphicData>
+            </a:graphic>
+          </wp:inline>
+        </w:drawing>
+      </w:r>
+    </w:p>
+    <w:p>
+      <w:pPr>
+        <w:pStyle w:val="ImageCaption"/>
+      </w:pPr>
+      <w:r>
+        <w:t xml:space="preserve">Arborescence initiale : 6 fichiers SQL (V1-V3 CP + V1-V3 Tenant).</w:t>
+      </w:r>
+    </w:p>
+    <w:p>
+      <w:pPr>
+        <w:pStyle w:val="BodyText"/>
+      </w:pPr>
+      <w:r>
+        <w:rPr>
+          <w:i/>
+          <w:iCs/>
+        </w:rPr>
+        <w:t xml:space="preserve">Arborescence initiale : 6 fichiers SQL (V1-V3 CP + V1-V3 Tenant).</w:t>
+      </w:r>
+    </w:p>
+    <w:p>
+      <w:pPr>
+        <w:pStyle w:val="CaptionedFigure"/>
+      </w:pPr>
+      <w:r>
+        <w:drawing>
+          <wp:inline>
+            <wp:extent cx="5334000" cy="1164311"/>
+            <wp:effectExtent b="0" l="0" r="0" t="0"/>
+            <wp:docPr descr="État des conteneurs Docker au démarrage de la journée." title="" id="36" name="Picture"/>
+            <a:graphic>
+              <a:graphicData uri="http://schemas.openxmlformats.org/drawingml/2006/picture">
+                <pic:pic>
+                  <pic:nvPicPr>
+                    <pic:cNvPr descr="/home/idrissa_yameogo/projets/ycognicore-cloud/docs/rapports/captures/10/01-docker-ps.png" id="37" name="Picture"/>
+                    <pic:cNvPicPr>
+                      <a:picLocks noChangeArrowheads="1" noChangeAspect="1"/>
+                    </pic:cNvPicPr>
+                  </pic:nvPicPr>
+                  <pic:blipFill>
+                    <a:blip r:embed="rId35"/>
+                    <a:stretch>
+                      <a:fillRect/>
+                    </a:stretch>
+                  </pic:blipFill>
+                  <pic:spPr bwMode="auto">
+                    <a:xfrm>
+                      <a:off x="0" y="0"/>
+                      <a:ext cx="5334000" cy="1164311"/>
+                    </a:xfrm>
+                    <a:prstGeom prst="rect">
+                      <a:avLst/>
+                    </a:prstGeom>
+                    <a:noFill/>
+                    <a:ln w="9525">
+                      <a:noFill/>
+                      <a:headEnd/>
+                      <a:tailEnd/>
+                    </a:ln>
+                  </pic:spPr>
+                </pic:pic>
+              </a:graphicData>
+            </a:graphic>
+          </wp:inline>
+        </w:drawing>
+      </w:r>
+    </w:p>
+    <w:p>
+      <w:pPr>
+        <w:pStyle w:val="ImageCaption"/>
+      </w:pPr>
+      <w:r>
+        <w:t xml:space="preserve">État des conteneurs Docker au démarrage de la journée.</w:t>
+      </w:r>
+    </w:p>
+    <w:p>
+      <w:pPr>
+        <w:pStyle w:val="BodyText"/>
+      </w:pPr>
+      <w:r>
+        <w:rPr>
+          <w:i/>
+          <w:iCs/>
+        </w:rPr>
+        <w:t xml:space="preserve">État des conteneurs Docker au démarrage de la journée.</w:t>
+      </w:r>
+    </w:p>
+    <w:p>
+      <w:pPr>
         <w:pStyle w:val="BodyText"/>
       </w:pPr>
       <w:r>
@@ -1711,6 +2221,140 @@
       </w:r>
       <w:r>
         <w:t xml:space="preserve">30 minutes.</w:t>
+      </w:r>
+    </w:p>
+    <w:p>
+      <w:pPr>
+        <w:pStyle w:val="CaptionedFigure"/>
+      </w:pPr>
+      <w:r>
+        <w:drawing>
+          <wp:inline>
+            <wp:extent cx="5334000" cy="2400300"/>
+            <wp:effectExtent b="0" l="0" r="0" t="0"/>
+            <wp:docPr descr="État final Git : historique des commits et tags de la journée." title="" id="39" name="Picture"/>
+            <a:graphic>
+              <a:graphicData uri="http://schemas.openxmlformats.org/drawingml/2006/picture">
+                <pic:pic>
+                  <pic:nvPicPr>
+                    <pic:cNvPr descr="/home/idrissa_yameogo/projets/ycognicore-cloud/docs/rapports/captures/10/51-etat-final-git.png" id="40" name="Picture"/>
+                    <pic:cNvPicPr>
+                      <a:picLocks noChangeArrowheads="1" noChangeAspect="1"/>
+                    </pic:cNvPicPr>
+                  </pic:nvPicPr>
+                  <pic:blipFill>
+                    <a:blip r:embed="rId38"/>
+                    <a:stretch>
+                      <a:fillRect/>
+                    </a:stretch>
+                  </pic:blipFill>
+                  <pic:spPr bwMode="auto">
+                    <a:xfrm>
+                      <a:off x="0" y="0"/>
+                      <a:ext cx="5334000" cy="2400300"/>
+                    </a:xfrm>
+                    <a:prstGeom prst="rect">
+                      <a:avLst/>
+                    </a:prstGeom>
+                    <a:noFill/>
+                    <a:ln w="9525">
+                      <a:noFill/>
+                      <a:headEnd/>
+                      <a:tailEnd/>
+                    </a:ln>
+                  </pic:spPr>
+                </pic:pic>
+              </a:graphicData>
+            </a:graphic>
+          </wp:inline>
+        </w:drawing>
+      </w:r>
+    </w:p>
+    <w:p>
+      <w:pPr>
+        <w:pStyle w:val="ImageCaption"/>
+      </w:pPr>
+      <w:r>
+        <w:t xml:space="preserve">État final Git : historique des commits et tags de la journée.</w:t>
+      </w:r>
+    </w:p>
+    <w:p>
+      <w:pPr>
+        <w:pStyle w:val="BodyText"/>
+      </w:pPr>
+      <w:r>
+        <w:rPr>
+          <w:i/>
+          <w:iCs/>
+        </w:rPr>
+        <w:t xml:space="preserve">État final Git : historique des commits et tags de la journée.</w:t>
+      </w:r>
+    </w:p>
+    <w:p>
+      <w:pPr>
+        <w:pStyle w:val="CaptionedFigure"/>
+      </w:pPr>
+      <w:r>
+        <w:drawing>
+          <wp:inline>
+            <wp:extent cx="5334000" cy="2311400"/>
+            <wp:effectExtent b="0" l="0" r="0" t="0"/>
+            <wp:docPr descr="Commit BL-004 : intégration Flyway + ADRs 008/009/010." title="" id="42" name="Picture"/>
+            <a:graphic>
+              <a:graphicData uri="http://schemas.openxmlformats.org/drawingml/2006/picture">
+                <pic:pic>
+                  <pic:nvPicPr>
+                    <pic:cNvPr descr="/home/idrissa_yameogo/projets/ycognicore-cloud/docs/rapports/captures/10/49-commit-bl004.png" id="43" name="Picture"/>
+                    <pic:cNvPicPr>
+                      <a:picLocks noChangeArrowheads="1" noChangeAspect="1"/>
+                    </pic:cNvPicPr>
+                  </pic:nvPicPr>
+                  <pic:blipFill>
+                    <a:blip r:embed="rId41"/>
+                    <a:stretch>
+                      <a:fillRect/>
+                    </a:stretch>
+                  </pic:blipFill>
+                  <pic:spPr bwMode="auto">
+                    <a:xfrm>
+                      <a:off x="0" y="0"/>
+                      <a:ext cx="5334000" cy="2311400"/>
+                    </a:xfrm>
+                    <a:prstGeom prst="rect">
+                      <a:avLst/>
+                    </a:prstGeom>
+                    <a:noFill/>
+                    <a:ln w="9525">
+                      <a:noFill/>
+                      <a:headEnd/>
+                      <a:tailEnd/>
+                    </a:ln>
+                  </pic:spPr>
+                </pic:pic>
+              </a:graphicData>
+            </a:graphic>
+          </wp:inline>
+        </w:drawing>
+      </w:r>
+    </w:p>
+    <w:p>
+      <w:pPr>
+        <w:pStyle w:val="ImageCaption"/>
+      </w:pPr>
+      <w:r>
+        <w:t xml:space="preserve">Commit BL-004 : intégration Flyway + ADRs 008/009/010.</w:t>
+      </w:r>
+    </w:p>
+    <w:p>
+      <w:pPr>
+        <w:pStyle w:val="BodyText"/>
+      </w:pPr>
+      <w:r>
+        <w:rPr>
+          <w:i/>
+          <w:iCs/>
+        </w:rPr>
+        <w:t xml:space="preserve">Commit BL-004 : intégration Flyway + ADRs 008/009/010.</w:t>
       </w:r>
     </w:p>
     <w:p>
@@ -1720,8 +2364,8 @@
         </w:pict>
       </w:r>
     </w:p>
-    <w:bookmarkEnd w:id="15"/>
-    <w:bookmarkStart w:id="16" w:name="Xeaa754c95fae8af11526b220e4a3b82cfe7b57a"/>
+    <w:bookmarkEnd w:id="44"/>
+    <w:bookmarkStart w:id="50" w:name="Xeaa754c95fae8af11526b220e4a3b82cfe7b57a"/>
     <w:p>
       <w:pPr>
         <w:pStyle w:val="Heading3"/>
@@ -1730,7 +2374,7 @@
         <w:rPr>
           <w:rStyle w:val="SectionNumber"/>
         </w:rPr>
-        <w:t xml:space="preserve">1.3.3</w:t>
+        <w:t xml:space="preserve">1.4.3</w:t>
       </w:r>
       <w:r>
         <w:tab/>
@@ -1898,31 +2542,120 @@
         <w:t xml:space="preserve">13 fichiers SQL (6 CP + 7 Tenant) + 1 vérificateur.</w:t>
       </w:r>
     </w:p>
-    <w:tbl>
-      <w:tblPr>
-        <w:tblStyle w:val="FigureTable"/>
-        <w:tblW w:type="auto" w:w="0"/>
-        <w:jc w:val="center"/>
-        <w:tblLook w:firstRow="0" w:lastRow="0" w:firstColumn="0" w:lastColumn="0"/>
-      </w:tblPr>
-      <w:tblGrid>
-        <w:gridCol w:w="7920"/>
-      </w:tblGrid>
-      <w:tr>
-        <w:tc>
-          <w:tcPr/>
-          <w:p>
-            <w:pPr>
-              <w:pStyle w:val="Compact"/>
-              <w:jc w:val="center"/>
-            </w:pPr>
-            <w:r>
-              <w:t xml:space="preserve">13 migrations finales</w:t>
-            </w:r>
-          </w:p>
-        </w:tc>
-      </w:tr>
-    </w:tbl>
+    <w:p>
+      <w:pPr>
+        <w:pStyle w:val="CaptionedFigure"/>
+      </w:pPr>
+      <w:r>
+        <w:drawing>
+          <wp:inline>
+            <wp:extent cx="5334000" cy="1454198"/>
+            <wp:effectExtent b="0" l="0" r="0" t="0"/>
+            <wp:docPr descr="Compteurs par migration (CREATE TABLE, FUNCTION, TRIGGER, lignes)." title="" id="46" name="Picture"/>
+            <a:graphic>
+              <a:graphicData uri="http://schemas.openxmlformats.org/drawingml/2006/picture">
+                <pic:pic>
+                  <pic:nvPicPr>
+                    <pic:cNvPr descr="/home/idrissa_yameogo/projets/ycognicore-cloud/docs/rapports/captures/10/05-recap-migrations.png" id="47" name="Picture"/>
+                    <pic:cNvPicPr>
+                      <a:picLocks noChangeArrowheads="1" noChangeAspect="1"/>
+                    </pic:cNvPicPr>
+                  </pic:nvPicPr>
+                  <pic:blipFill>
+                    <a:blip r:embed="rId45"/>
+                    <a:stretch>
+                      <a:fillRect/>
+                    </a:stretch>
+                  </pic:blipFill>
+                  <pic:spPr bwMode="auto">
+                    <a:xfrm>
+                      <a:off x="0" y="0"/>
+                      <a:ext cx="5334000" cy="1454198"/>
+                    </a:xfrm>
+                    <a:prstGeom prst="rect">
+                      <a:avLst/>
+                    </a:prstGeom>
+                    <a:noFill/>
+                    <a:ln w="9525">
+                      <a:noFill/>
+                      <a:headEnd/>
+                      <a:tailEnd/>
+                    </a:ln>
+                  </pic:spPr>
+                </pic:pic>
+              </a:graphicData>
+            </a:graphic>
+          </wp:inline>
+        </w:drawing>
+      </w:r>
+    </w:p>
+    <w:p>
+      <w:pPr>
+        <w:pStyle w:val="ImageCaption"/>
+      </w:pPr>
+      <w:r>
+        <w:t xml:space="preserve">Compteurs par migration (CREATE TABLE, FUNCTION, TRIGGER, lignes).</w:t>
+      </w:r>
+    </w:p>
+    <w:p>
+      <w:pPr>
+        <w:pStyle w:val="BodyText"/>
+      </w:pPr>
+      <w:r>
+        <w:rPr>
+          <w:i/>
+          <w:iCs/>
+        </w:rPr>
+        <w:t xml:space="preserve">Compteurs par migration (CREATE TABLE, FUNCTION, TRIGGER, lignes).</w:t>
+      </w:r>
+    </w:p>
+    <w:p>
+      <w:pPr>
+        <w:pStyle w:val="CaptionedFigure"/>
+      </w:pPr>
+      <w:r>
+        <w:drawing>
+          <wp:inline>
+            <wp:extent cx="5334000" cy="1740568"/>
+            <wp:effectExtent b="0" l="0" r="0" t="0"/>
+            <wp:docPr descr="13 migrations finales" title="" id="48" name="Picture"/>
+            <a:graphic>
+              <a:graphicData uri="http://schemas.openxmlformats.org/drawingml/2006/picture">
+                <pic:pic>
+                  <pic:nvPicPr>
+                    <pic:cNvPr descr="/home/idrissa_yameogo/projets/ycognicore-cloud/docs/rapports/captures/10/04-13-migrations.png" id="49" name="Picture"/>
+                    <pic:cNvPicPr>
+                      <a:picLocks noChangeArrowheads="1" noChangeAspect="1"/>
+                    </pic:cNvPicPr>
+                  </pic:nvPicPr>
+                  <pic:blipFill>
+                    <a:blip r:embed="rId24"/>
+                    <a:stretch>
+                      <a:fillRect/>
+                    </a:stretch>
+                  </pic:blipFill>
+                  <pic:spPr bwMode="auto">
+                    <a:xfrm>
+                      <a:off x="0" y="0"/>
+                      <a:ext cx="5334000" cy="1740568"/>
+                    </a:xfrm>
+                    <a:prstGeom prst="rect">
+                      <a:avLst/>
+                    </a:prstGeom>
+                    <a:noFill/>
+                    <a:ln w="9525">
+                      <a:noFill/>
+                      <a:headEnd/>
+                      <a:tailEnd/>
+                    </a:ln>
+                  </pic:spPr>
+                </pic:pic>
+              </a:graphicData>
+            </a:graphic>
+          </wp:inline>
+        </w:drawing>
+      </w:r>
+    </w:p>
     <w:p>
       <w:pPr>
         <w:pStyle w:val="ImageCaption"/>
@@ -1968,8 +2701,8 @@
         </w:pict>
       </w:r>
     </w:p>
-    <w:bookmarkEnd w:id="16"/>
-    <w:bookmarkStart w:id="19" w:name="tâche-3-décisions-technologiques-bloc-2"/>
+    <w:bookmarkEnd w:id="50"/>
+    <w:bookmarkStart w:id="53" w:name="tâche-3-décisions-technologiques-bloc-2"/>
     <w:p>
       <w:pPr>
         <w:pStyle w:val="Heading3"/>
@@ -1978,7 +2711,7 @@
         <w:rPr>
           <w:rStyle w:val="SectionNumber"/>
         </w:rPr>
-        <w:t xml:space="preserve">1.3.4</w:t>
+        <w:t xml:space="preserve">1.4.4</w:t>
       </w:r>
       <w:r>
         <w:tab/>
@@ -1987,7 +2720,7 @@
         <w:t xml:space="preserve">Tâche 3 — Décisions technologiques (BLOC 2)</w:t>
       </w:r>
     </w:p>
-    <w:bookmarkStart w:id="17" w:name="adr-008-choix-de-spring-boot-4"/>
+    <w:bookmarkStart w:id="51" w:name="adr-008-choix-de-spring-boot-4"/>
     <w:p>
       <w:pPr>
         <w:pStyle w:val="Heading4"/>
@@ -1996,7 +2729,7 @@
         <w:rPr>
           <w:rStyle w:val="SectionNumber"/>
         </w:rPr>
-        <w:t xml:space="preserve">1.3.4.1</w:t>
+        <w:t xml:space="preserve">1.4.4.1</w:t>
       </w:r>
       <w:r>
         <w:tab/>
@@ -2096,8 +2829,8 @@
         <w:t xml:space="preserve">Support d’Hibernate 7 (multi-tenant natif — ADR-006)</w:t>
       </w:r>
     </w:p>
-    <w:bookmarkEnd w:id="17"/>
-    <w:bookmarkStart w:id="18" w:name="adr-009-choix-dangular-22-lts"/>
+    <w:bookmarkEnd w:id="51"/>
+    <w:bookmarkStart w:id="52" w:name="adr-009-choix-dangular-22-lts"/>
     <w:p>
       <w:pPr>
         <w:pStyle w:val="Heading4"/>
@@ -2106,7 +2839,7 @@
         <w:rPr>
           <w:rStyle w:val="SectionNumber"/>
         </w:rPr>
-        <w:t xml:space="preserve">1.3.4.2</w:t>
+        <w:t xml:space="preserve">1.4.4.2</w:t>
       </w:r>
       <w:r>
         <w:tab/>
@@ -2228,9 +2961,9 @@
         </w:pict>
       </w:r>
     </w:p>
-    <w:bookmarkEnd w:id="18"/>
-    <w:bookmarkEnd w:id="19"/>
-    <w:bookmarkStart w:id="25" w:name="tâche-4-intégration-flyway-bloc-3-bl-004"/>
+    <w:bookmarkEnd w:id="52"/>
+    <w:bookmarkEnd w:id="53"/>
+    <w:bookmarkStart w:id="77" w:name="tâche-4-intégration-flyway-bloc-3-bl-004"/>
     <w:p>
       <w:pPr>
         <w:pStyle w:val="Heading3"/>
@@ -2239,7 +2972,7 @@
         <w:rPr>
           <w:rStyle w:val="SectionNumber"/>
         </w:rPr>
-        <w:t xml:space="preserve">1.3.5</w:t>
+        <w:t xml:space="preserve">1.4.5</w:t>
       </w:r>
       <w:r>
         <w:tab/>
@@ -2266,7 +2999,7 @@
         <w:t xml:space="preserve">faire piloter le schéma Control Plane par Flyway.</w:t>
       </w:r>
     </w:p>
-    <w:bookmarkStart w:id="20" w:name="ajout-des-dépendances"/>
+    <w:bookmarkStart w:id="60" w:name="ajout-des-dépendances"/>
     <w:p>
       <w:pPr>
         <w:pStyle w:val="Heading4"/>
@@ -2275,7 +3008,7 @@
         <w:rPr>
           <w:rStyle w:val="SectionNumber"/>
         </w:rPr>
-        <w:t xml:space="preserve">1.3.5.1</w:t>
+        <w:t xml:space="preserve">1.4.5.1</w:t>
       </w:r>
       <w:r>
         <w:tab/>
@@ -2334,31 +3067,53 @@
         <w:t xml:space="preserve">.</w:t>
       </w:r>
     </w:p>
-    <w:tbl>
-      <w:tblPr>
-        <w:tblStyle w:val="FigureTable"/>
-        <w:tblW w:type="auto" w:w="0"/>
-        <w:jc w:val="center"/>
-        <w:tblLook w:firstRow="0" w:lastRow="0" w:firstColumn="0" w:lastColumn="0"/>
-      </w:tblPr>
-      <w:tblGrid>
-        <w:gridCol w:w="7920"/>
-      </w:tblGrid>
-      <w:tr>
-        <w:tc>
-          <w:tcPr/>
-          <w:p>
-            <w:pPr>
-              <w:pStyle w:val="Compact"/>
-              <w:jc w:val="center"/>
-            </w:pPr>
-            <w:r>
-              <w:t xml:space="preserve">Indentation TAB</w:t>
-            </w:r>
-          </w:p>
-        </w:tc>
-      </w:tr>
-    </w:tbl>
+    <w:p>
+      <w:pPr>
+        <w:pStyle w:val="CaptionedFigure"/>
+      </w:pPr>
+      <w:r>
+        <w:drawing>
+          <wp:inline>
+            <wp:extent cx="5334000" cy="1333500"/>
+            <wp:effectExtent b="0" l="0" r="0" t="0"/>
+            <wp:docPr descr="Indentation TAB" title="" id="55" name="Picture"/>
+            <a:graphic>
+              <a:graphicData uri="http://schemas.openxmlformats.org/drawingml/2006/picture">
+                <pic:pic>
+                  <pic:nvPicPr>
+                    <pic:cNvPr descr="/home/idrissa_yameogo/projets/ycognicore-cloud/docs/rapports/captures/10/08-tab-detection.png" id="56" name="Picture"/>
+                    <pic:cNvPicPr>
+                      <a:picLocks noChangeArrowheads="1" noChangeAspect="1"/>
+                    </pic:cNvPicPr>
+                  </pic:nvPicPr>
+                  <pic:blipFill>
+                    <a:blip r:embed="rId54"/>
+                    <a:stretch>
+                      <a:fillRect/>
+                    </a:stretch>
+                  </pic:blipFill>
+                  <pic:spPr bwMode="auto">
+                    <a:xfrm>
+                      <a:off x="0" y="0"/>
+                      <a:ext cx="5334000" cy="1333500"/>
+                    </a:xfrm>
+                    <a:prstGeom prst="rect">
+                      <a:avLst/>
+                    </a:prstGeom>
+                    <a:noFill/>
+                    <a:ln w="9525">
+                      <a:noFill/>
+                      <a:headEnd/>
+                      <a:tailEnd/>
+                    </a:ln>
+                  </pic:spPr>
+                </pic:pic>
+              </a:graphicData>
+            </a:graphic>
+          </wp:inline>
+        </w:drawing>
+      </w:r>
+    </w:p>
     <w:p>
       <w:pPr>
         <w:pStyle w:val="ImageCaption"/>
@@ -2379,31 +3134,53 @@
         <w:t xml:space="preserve">Figure 4 — Diagnostic : indentation TAB détectée dans le pom.xml.</w:t>
       </w:r>
     </w:p>
-    <w:tbl>
-      <w:tblPr>
-        <w:tblStyle w:val="FigureTable"/>
-        <w:tblW w:type="auto" w:w="0"/>
-        <w:jc w:val="center"/>
-        <w:tblLook w:firstRow="0" w:lastRow="0" w:firstColumn="0" w:lastColumn="0"/>
-      </w:tblPr>
-      <w:tblGrid>
-        <w:gridCol w:w="7920"/>
-      </w:tblGrid>
-      <w:tr>
-        <w:tc>
-          <w:tcPr/>
-          <w:p>
-            <w:pPr>
-              <w:pStyle w:val="Compact"/>
-              <w:jc w:val="center"/>
-            </w:pPr>
-            <w:r>
-              <w:t xml:space="preserve">Dépendances pom.xml</w:t>
-            </w:r>
-          </w:p>
-        </w:tc>
-      </w:tr>
-    </w:tbl>
+    <w:p>
+      <w:pPr>
+        <w:pStyle w:val="CaptionedFigure"/>
+      </w:pPr>
+      <w:r>
+        <w:drawing>
+          <wp:inline>
+            <wp:extent cx="5334000" cy="1866899"/>
+            <wp:effectExtent b="0" l="0" r="0" t="0"/>
+            <wp:docPr descr="Dépendances pom.xml" title="" id="58" name="Picture"/>
+            <a:graphic>
+              <a:graphicData uri="http://schemas.openxmlformats.org/drawingml/2006/picture">
+                <pic:pic>
+                  <pic:nvPicPr>
+                    <pic:cNvPr descr="/home/idrissa_yameogo/projets/ycognicore-cloud/docs/rapports/captures/10/09-flyway-pom.png" id="59" name="Picture"/>
+                    <pic:cNvPicPr>
+                      <a:picLocks noChangeArrowheads="1" noChangeAspect="1"/>
+                    </pic:cNvPicPr>
+                  </pic:nvPicPr>
+                  <pic:blipFill>
+                    <a:blip r:embed="rId57"/>
+                    <a:stretch>
+                      <a:fillRect/>
+                    </a:stretch>
+                  </pic:blipFill>
+                  <pic:spPr bwMode="auto">
+                    <a:xfrm>
+                      <a:off x="0" y="0"/>
+                      <a:ext cx="5334000" cy="1866899"/>
+                    </a:xfrm>
+                    <a:prstGeom prst="rect">
+                      <a:avLst/>
+                    </a:prstGeom>
+                    <a:noFill/>
+                    <a:ln w="9525">
+                      <a:noFill/>
+                      <a:headEnd/>
+                      <a:tailEnd/>
+                    </a:ln>
+                  </pic:spPr>
+                </pic:pic>
+              </a:graphicData>
+            </a:graphic>
+          </wp:inline>
+        </w:drawing>
+      </w:r>
+    </w:p>
     <w:p>
       <w:pPr>
         <w:pStyle w:val="ImageCaption"/>
@@ -2424,8 +3201,8 @@
         <w:t xml:space="preserve">Figure 5 — Ajout des dépendances Flyway + vérification visuelle.</w:t>
       </w:r>
     </w:p>
-    <w:bookmarkEnd w:id="20"/>
-    <w:bookmarkStart w:id="21" w:name="validation-et-compilation"/>
+    <w:bookmarkEnd w:id="60"/>
+    <w:bookmarkStart w:id="64" w:name="validation-et-compilation"/>
     <w:p>
       <w:pPr>
         <w:pStyle w:val="Heading4"/>
@@ -2434,7 +3211,7 @@
         <w:rPr>
           <w:rStyle w:val="SectionNumber"/>
         </w:rPr>
-        <w:t xml:space="preserve">1.3.5.2</w:t>
+        <w:t xml:space="preserve">1.4.5.2</w:t>
       </w:r>
       <w:r>
         <w:tab/>
@@ -2443,31 +3220,53 @@
         <w:t xml:space="preserve">4.2. Validation et compilation</w:t>
       </w:r>
     </w:p>
-    <w:tbl>
-      <w:tblPr>
-        <w:tblStyle w:val="FigureTable"/>
-        <w:tblW w:type="auto" w:w="0"/>
-        <w:jc w:val="center"/>
-        <w:tblLook w:firstRow="0" w:lastRow="0" w:firstColumn="0" w:lastColumn="0"/>
-      </w:tblPr>
-      <w:tblGrid>
-        <w:gridCol w:w="7920"/>
-      </w:tblGrid>
-      <w:tr>
-        <w:tc>
-          <w:tcPr/>
-          <w:p>
-            <w:pPr>
-              <w:pStyle w:val="Compact"/>
-              <w:jc w:val="center"/>
-            </w:pPr>
-            <w:r>
-              <w:t xml:space="preserve">Validation OK</w:t>
-            </w:r>
-          </w:p>
-        </w:tc>
-      </w:tr>
-    </w:tbl>
+    <w:p>
+      <w:pPr>
+        <w:pStyle w:val="CaptionedFigure"/>
+      </w:pPr>
+      <w:r>
+        <w:drawing>
+          <wp:inline>
+            <wp:extent cx="5334000" cy="1333500"/>
+            <wp:effectExtent b="0" l="0" r="0" t="0"/>
+            <wp:docPr descr="Validation OK" title="" id="62" name="Picture"/>
+            <a:graphic>
+              <a:graphicData uri="http://schemas.openxmlformats.org/drawingml/2006/picture">
+                <pic:pic>
+                  <pic:nvPicPr>
+                    <pic:cNvPr descr="/home/idrissa_yameogo/projets/ycognicore-cloud/docs/rapports/captures/10/10-validation-compilation.png" id="63" name="Picture"/>
+                    <pic:cNvPicPr>
+                      <a:picLocks noChangeArrowheads="1" noChangeAspect="1"/>
+                    </pic:cNvPicPr>
+                  </pic:nvPicPr>
+                  <pic:blipFill>
+                    <a:blip r:embed="rId61"/>
+                    <a:stretch>
+                      <a:fillRect/>
+                    </a:stretch>
+                  </pic:blipFill>
+                  <pic:spPr bwMode="auto">
+                    <a:xfrm>
+                      <a:off x="0" y="0"/>
+                      <a:ext cx="5334000" cy="1333500"/>
+                    </a:xfrm>
+                    <a:prstGeom prst="rect">
+                      <a:avLst/>
+                    </a:prstGeom>
+                    <a:noFill/>
+                    <a:ln w="9525">
+                      <a:noFill/>
+                      <a:headEnd/>
+                      <a:tailEnd/>
+                    </a:ln>
+                  </pic:spPr>
+                </pic:pic>
+              </a:graphicData>
+            </a:graphic>
+          </wp:inline>
+        </w:drawing>
+      </w:r>
+    </w:p>
     <w:p>
       <w:pPr>
         <w:pStyle w:val="ImageCaption"/>
@@ -2488,8 +3287,8 @@
         <w:t xml:space="preserve">Figure 6 — XML valide + compilation OK.</w:t>
       </w:r>
     </w:p>
-    <w:bookmarkEnd w:id="21"/>
-    <w:bookmarkStart w:id="22" w:name="configuration-application.yml"/>
+    <w:bookmarkEnd w:id="64"/>
+    <w:bookmarkStart w:id="68" w:name="configuration-application.yml"/>
     <w:p>
       <w:pPr>
         <w:pStyle w:val="Heading4"/>
@@ -2498,7 +3297,7 @@
         <w:rPr>
           <w:rStyle w:val="SectionNumber"/>
         </w:rPr>
-        <w:t xml:space="preserve">1.3.5.3</w:t>
+        <w:t xml:space="preserve">1.4.5.3</w:t>
       </w:r>
       <w:r>
         <w:tab/>
@@ -2507,31 +3306,53 @@
         <w:t xml:space="preserve">4.3. Configuration application.yml</w:t>
       </w:r>
     </w:p>
-    <w:tbl>
-      <w:tblPr>
-        <w:tblStyle w:val="FigureTable"/>
-        <w:tblW w:type="auto" w:w="0"/>
-        <w:jc w:val="center"/>
-        <w:tblLook w:firstRow="0" w:lastRow="0" w:firstColumn="0" w:lastColumn="0"/>
-      </w:tblPr>
-      <w:tblGrid>
-        <w:gridCol w:w="7920"/>
-      </w:tblGrid>
-      <w:tr>
-        <w:tc>
-          <w:tcPr/>
-          <w:p>
-            <w:pPr>
-              <w:pStyle w:val="Compact"/>
-              <w:jc w:val="center"/>
-            </w:pPr>
-            <w:r>
-              <w:t xml:space="preserve">application.yml</w:t>
-            </w:r>
-          </w:p>
-        </w:tc>
-      </w:tr>
-    </w:tbl>
+    <w:p>
+      <w:pPr>
+        <w:pStyle w:val="CaptionedFigure"/>
+      </w:pPr>
+      <w:r>
+        <w:drawing>
+          <wp:inline>
+            <wp:extent cx="5334000" cy="4533900"/>
+            <wp:effectExtent b="0" l="0" r="0" t="0"/>
+            <wp:docPr descr="application.yml" title="" id="66" name="Picture"/>
+            <a:graphic>
+              <a:graphicData uri="http://schemas.openxmlformats.org/drawingml/2006/picture">
+                <pic:pic>
+                  <pic:nvPicPr>
+                    <pic:cNvPr descr="/home/idrissa_yameogo/projets/ycognicore-cloud/docs/rapports/captures/10/11-application-yml.png" id="67" name="Picture"/>
+                    <pic:cNvPicPr>
+                      <a:picLocks noChangeArrowheads="1" noChangeAspect="1"/>
+                    </pic:cNvPicPr>
+                  </pic:nvPicPr>
+                  <pic:blipFill>
+                    <a:blip r:embed="rId65"/>
+                    <a:stretch>
+                      <a:fillRect/>
+                    </a:stretch>
+                  </pic:blipFill>
+                  <pic:spPr bwMode="auto">
+                    <a:xfrm>
+                      <a:off x="0" y="0"/>
+                      <a:ext cx="5334000" cy="4533900"/>
+                    </a:xfrm>
+                    <a:prstGeom prst="rect">
+                      <a:avLst/>
+                    </a:prstGeom>
+                    <a:noFill/>
+                    <a:ln w="9525">
+                      <a:noFill/>
+                      <a:headEnd/>
+                      <a:tailEnd/>
+                    </a:ln>
+                  </pic:spPr>
+                </pic:pic>
+              </a:graphicData>
+            </a:graphic>
+          </wp:inline>
+        </w:drawing>
+      </w:r>
+    </w:p>
     <w:p>
       <w:pPr>
         <w:pStyle w:val="ImageCaption"/>
@@ -2552,8 +3373,8 @@
         <w:t xml:space="preserve">Figure 7 — application.yml créé (49 lignes).</w:t>
       </w:r>
     </w:p>
-    <w:bookmarkEnd w:id="22"/>
-    <w:bookmarkStart w:id="23" w:name="X95d9e40fc665da7fd7856f0428a762436f5d3db"/>
+    <w:bookmarkEnd w:id="68"/>
+    <w:bookmarkStart w:id="72" w:name="X95d9e40fc665da7fd7856f0428a762436f5d3db"/>
     <w:p>
       <w:pPr>
         <w:pStyle w:val="Heading4"/>
@@ -2562,7 +3383,7 @@
         <w:rPr>
           <w:rStyle w:val="SectionNumber"/>
         </w:rPr>
-        <w:t xml:space="preserve">1.3.5.4</w:t>
+        <w:t xml:space="preserve">1.4.5.4</w:t>
       </w:r>
       <w:r>
         <w:tab/>
@@ -2571,31 +3392,53 @@
         <w:t xml:space="preserve">4.4. Problème : Spring Boot 4 sans starter Flyway</w:t>
       </w:r>
     </w:p>
-    <w:tbl>
-      <w:tblPr>
-        <w:tblStyle w:val="FigureTable"/>
-        <w:tblW w:type="auto" w:w="0"/>
-        <w:jc w:val="center"/>
-        <w:tblLook w:firstRow="0" w:lastRow="0" w:firstColumn="0" w:lastColumn="0"/>
-      </w:tblPr>
-      <w:tblGrid>
-        <w:gridCol w:w="7920"/>
-      </w:tblGrid>
-      <w:tr>
-        <w:tc>
-          <w:tcPr/>
-          <w:p>
-            <w:pPr>
-              <w:pStyle w:val="Compact"/>
-              <w:jc w:val="center"/>
-            </w:pPr>
-            <w:r>
-              <w:t xml:space="preserve">Starters Boot 4</w:t>
-            </w:r>
-          </w:p>
-        </w:tc>
-      </w:tr>
-    </w:tbl>
+    <w:p>
+      <w:pPr>
+        <w:pStyle w:val="CaptionedFigure"/>
+      </w:pPr>
+      <w:r>
+        <w:drawing>
+          <wp:inline>
+            <wp:extent cx="5334000" cy="2576811"/>
+            <wp:effectExtent b="0" l="0" r="0" t="0"/>
+            <wp:docPr descr="Starters Boot 4" title="" id="70" name="Picture"/>
+            <a:graphic>
+              <a:graphicData uri="http://schemas.openxmlformats.org/drawingml/2006/picture">
+                <pic:pic>
+                  <pic:nvPicPr>
+                    <pic:cNvPr descr="/home/idrissa_yameogo/projets/ycognicore-cloud/docs/rapports/captures/10/16-boot4-starters.png" id="71" name="Picture"/>
+                    <pic:cNvPicPr>
+                      <a:picLocks noChangeArrowheads="1" noChangeAspect="1"/>
+                    </pic:cNvPicPr>
+                  </pic:nvPicPr>
+                  <pic:blipFill>
+                    <a:blip r:embed="rId69"/>
+                    <a:stretch>
+                      <a:fillRect/>
+                    </a:stretch>
+                  </pic:blipFill>
+                  <pic:spPr bwMode="auto">
+                    <a:xfrm>
+                      <a:off x="0" y="0"/>
+                      <a:ext cx="5334000" cy="2576811"/>
+                    </a:xfrm>
+                    <a:prstGeom prst="rect">
+                      <a:avLst/>
+                    </a:prstGeom>
+                    <a:noFill/>
+                    <a:ln w="9525">
+                      <a:noFill/>
+                      <a:headEnd/>
+                      <a:tailEnd/>
+                    </a:ln>
+                  </pic:spPr>
+                </pic:pic>
+              </a:graphicData>
+            </a:graphic>
+          </wp:inline>
+        </w:drawing>
+      </w:r>
+    </w:p>
     <w:p>
       <w:pPr>
         <w:pStyle w:val="ImageCaption"/>
@@ -2616,8 +3459,8 @@
         <w:t xml:space="preserve">Figure 8 — Diagnostic : aucun starter Flyway n’existe pour Boot 4.</w:t>
       </w:r>
     </w:p>
-    <w:bookmarkEnd w:id="23"/>
-    <w:bookmarkStart w:id="24" w:name="résultat-6-puis-7-migrations-appliquées"/>
+    <w:bookmarkEnd w:id="72"/>
+    <w:bookmarkStart w:id="76" w:name="résultat-6-puis-7-migrations-appliquées"/>
     <w:p>
       <w:pPr>
         <w:pStyle w:val="Heading4"/>
@@ -2626,7 +3469,7 @@
         <w:rPr>
           <w:rStyle w:val="SectionNumber"/>
         </w:rPr>
-        <w:t xml:space="preserve">1.3.5.5</w:t>
+        <w:t xml:space="preserve">1.4.5.5</w:t>
       </w:r>
       <w:r>
         <w:tab/>
@@ -2635,31 +3478,53 @@
         <w:t xml:space="preserve">4.5. Résultat — 6 puis 7 migrations appliquées</w:t>
       </w:r>
     </w:p>
-    <w:tbl>
-      <w:tblPr>
-        <w:tblStyle w:val="FigureTable"/>
-        <w:tblW w:type="auto" w:w="0"/>
-        <w:jc w:val="center"/>
-        <w:tblLook w:firstRow="0" w:lastRow="0" w:firstColumn="0" w:lastColumn="0"/>
-      </w:tblPr>
-      <w:tblGrid>
-        <w:gridCol w:w="7920"/>
-      </w:tblGrid>
-      <w:tr>
-        <w:tc>
-          <w:tcPr/>
-          <w:p>
-            <w:pPr>
-              <w:pStyle w:val="Compact"/>
-              <w:jc w:val="center"/>
-            </w:pPr>
-            <w:r>
-              <w:t xml:space="preserve">Flyway history</w:t>
-            </w:r>
-          </w:p>
-        </w:tc>
-      </w:tr>
-    </w:tbl>
+    <w:p>
+      <w:pPr>
+        <w:pStyle w:val="CaptionedFigure"/>
+      </w:pPr>
+      <w:r>
+        <w:drawing>
+          <wp:inline>
+            <wp:extent cx="5334000" cy="1331986"/>
+            <wp:effectExtent b="0" l="0" r="0" t="0"/>
+            <wp:docPr descr="Flyway history" title="" id="74" name="Picture"/>
+            <a:graphic>
+              <a:graphicData uri="http://schemas.openxmlformats.org/drawingml/2006/picture">
+                <pic:pic>
+                  <pic:nvPicPr>
+                    <pic:cNvPr descr="/home/idrissa_yameogo/projets/ycognicore-cloud/docs/rapports/captures/10/19-flyway-history.png" id="75" name="Picture"/>
+                    <pic:cNvPicPr>
+                      <a:picLocks noChangeArrowheads="1" noChangeAspect="1"/>
+                    </pic:cNvPicPr>
+                  </pic:nvPicPr>
+                  <pic:blipFill>
+                    <a:blip r:embed="rId73"/>
+                    <a:stretch>
+                      <a:fillRect/>
+                    </a:stretch>
+                  </pic:blipFill>
+                  <pic:spPr bwMode="auto">
+                    <a:xfrm>
+                      <a:off x="0" y="0"/>
+                      <a:ext cx="5334000" cy="1331986"/>
+                    </a:xfrm>
+                    <a:prstGeom prst="rect">
+                      <a:avLst/>
+                    </a:prstGeom>
+                    <a:noFill/>
+                    <a:ln w="9525">
+                      <a:noFill/>
+                      <a:headEnd/>
+                      <a:tailEnd/>
+                    </a:ln>
+                  </pic:spPr>
+                </pic:pic>
+              </a:graphicData>
+            </a:graphic>
+          </wp:inline>
+        </w:drawing>
+      </w:r>
+    </w:p>
     <w:p>
       <w:pPr>
         <w:pStyle w:val="ImageCaption"/>
@@ -2705,9 +3570,9 @@
         </w:pict>
       </w:r>
     </w:p>
-    <w:bookmarkEnd w:id="24"/>
-    <w:bookmarkEnd w:id="25"/>
-    <w:bookmarkStart w:id="30" w:name="X9413cbdb2b853f865b13181a204bdc1cb34990b"/>
+    <w:bookmarkEnd w:id="76"/>
+    <w:bookmarkEnd w:id="77"/>
+    <w:bookmarkStart w:id="94" w:name="X9413cbdb2b853f865b13181a204bdc1cb34990b"/>
     <w:p>
       <w:pPr>
         <w:pStyle w:val="Heading3"/>
@@ -2716,7 +3581,7 @@
         <w:rPr>
           <w:rStyle w:val="SectionNumber"/>
         </w:rPr>
-        <w:t xml:space="preserve">1.3.6</w:t>
+        <w:t xml:space="preserve">1.4.6</w:t>
       </w:r>
       <w:r>
         <w:tab/>
@@ -2743,7 +3608,7 @@
         <w:t xml:space="preserve">automatiser la création des partitions mensuelles.</w:t>
       </w:r>
     </w:p>
-    <w:bookmarkStart w:id="26" w:name="création-de-la-migration-v7"/>
+    <w:bookmarkStart w:id="81" w:name="création-de-la-migration-v7"/>
     <w:p>
       <w:pPr>
         <w:pStyle w:val="Heading4"/>
@@ -2752,7 +3617,7 @@
         <w:rPr>
           <w:rStyle w:val="SectionNumber"/>
         </w:rPr>
-        <w:t xml:space="preserve">1.3.6.1</w:t>
+        <w:t xml:space="preserve">1.4.6.1</w:t>
       </w:r>
       <w:r>
         <w:tab/>
@@ -2784,31 +3649,53 @@
         <w:t xml:space="preserve">avec traçabilité complète.</w:t>
       </w:r>
     </w:p>
-    <w:tbl>
-      <w:tblPr>
-        <w:tblStyle w:val="FigureTable"/>
-        <w:tblW w:type="auto" w:w="0"/>
-        <w:jc w:val="center"/>
-        <w:tblLook w:firstRow="0" w:lastRow="0" w:firstColumn="0" w:lastColumn="0"/>
-      </w:tblPr>
-      <w:tblGrid>
-        <w:gridCol w:w="7920"/>
-      </w:tblGrid>
-      <w:tr>
-        <w:tc>
-          <w:tcPr/>
-          <w:p>
-            <w:pPr>
-              <w:pStyle w:val="Compact"/>
-              <w:jc w:val="center"/>
-            </w:pPr>
-            <w:r>
-              <w:t xml:space="preserve">V7 créé</w:t>
-            </w:r>
-          </w:p>
-        </w:tc>
-      </w:tr>
-    </w:tbl>
+    <w:p>
+      <w:pPr>
+        <w:pStyle w:val="CaptionedFigure"/>
+      </w:pPr>
+      <w:r>
+        <w:drawing>
+          <wp:inline>
+            <wp:extent cx="5334000" cy="2014482"/>
+            <wp:effectExtent b="0" l="0" r="0" t="0"/>
+            <wp:docPr descr="V7 créé" title="" id="79" name="Picture"/>
+            <a:graphic>
+              <a:graphicData uri="http://schemas.openxmlformats.org/drawingml/2006/picture">
+                <pic:pic>
+                  <pic:nvPicPr>
+                    <pic:cNvPr descr="/home/idrissa_yameogo/projets/ycognicore-cloud/docs/rapports/captures/10/23-v7-created.png" id="80" name="Picture"/>
+                    <pic:cNvPicPr>
+                      <a:picLocks noChangeArrowheads="1" noChangeAspect="1"/>
+                    </pic:cNvPicPr>
+                  </pic:nvPicPr>
+                  <pic:blipFill>
+                    <a:blip r:embed="rId78"/>
+                    <a:stretch>
+                      <a:fillRect/>
+                    </a:stretch>
+                  </pic:blipFill>
+                  <pic:spPr bwMode="auto">
+                    <a:xfrm>
+                      <a:off x="0" y="0"/>
+                      <a:ext cx="5334000" cy="2014482"/>
+                    </a:xfrm>
+                    <a:prstGeom prst="rect">
+                      <a:avLst/>
+                    </a:prstGeom>
+                    <a:noFill/>
+                    <a:ln w="9525">
+                      <a:noFill/>
+                      <a:headEnd/>
+                      <a:tailEnd/>
+                    </a:ln>
+                  </pic:spPr>
+                </pic:pic>
+              </a:graphicData>
+            </a:graphic>
+          </wp:inline>
+        </w:drawing>
+      </w:r>
+    </w:p>
     <w:p>
       <w:pPr>
         <w:pStyle w:val="ImageCaption"/>
@@ -2825,8 +3712,8 @@
         <w:t xml:space="preserve">*Figure 10 — V7__add_partition_maintenance.sql créé.*</w:t>
       </w:r>
     </w:p>
-    <w:bookmarkEnd w:id="26"/>
-    <w:bookmarkStart w:id="27" w:name="succès-12-partitions-créées"/>
+    <w:bookmarkEnd w:id="81"/>
+    <w:bookmarkStart w:id="85" w:name="succès-12-partitions-créées"/>
     <w:p>
       <w:pPr>
         <w:pStyle w:val="Heading4"/>
@@ -2835,7 +3722,7 @@
         <w:rPr>
           <w:rStyle w:val="SectionNumber"/>
         </w:rPr>
-        <w:t xml:space="preserve">1.3.6.2</w:t>
+        <w:t xml:space="preserve">1.4.6.2</w:t>
       </w:r>
       <w:r>
         <w:tab/>
@@ -2844,31 +3731,53 @@
         <w:t xml:space="preserve">5.2. Succès — 12 partitions créées</w:t>
       </w:r>
     </w:p>
-    <w:tbl>
-      <w:tblPr>
-        <w:tblStyle w:val="FigureTable"/>
-        <w:tblW w:type="auto" w:w="0"/>
-        <w:jc w:val="center"/>
-        <w:tblLook w:firstRow="0" w:lastRow="0" w:firstColumn="0" w:lastColumn="0"/>
-      </w:tblPr>
-      <w:tblGrid>
-        <w:gridCol w:w="7920"/>
-      </w:tblGrid>
-      <w:tr>
-        <w:tc>
-          <w:tcPr/>
-          <w:p>
-            <w:pPr>
-              <w:pStyle w:val="Compact"/>
-              <w:jc w:val="center"/>
-            </w:pPr>
-            <w:r>
-              <w:t xml:space="preserve">Endpoint success</w:t>
-            </w:r>
-          </w:p>
-        </w:tc>
-      </w:tr>
-    </w:tbl>
+    <w:p>
+      <w:pPr>
+        <w:pStyle w:val="CaptionedFigure"/>
+      </w:pPr>
+      <w:r>
+        <w:drawing>
+          <wp:inline>
+            <wp:extent cx="5334000" cy="1231515"/>
+            <wp:effectExtent b="0" l="0" r="0" t="0"/>
+            <wp:docPr descr="Endpoint success" title="" id="83" name="Picture"/>
+            <a:graphic>
+              <a:graphicData uri="http://schemas.openxmlformats.org/drawingml/2006/picture">
+                <pic:pic>
+                  <pic:nvPicPr>
+                    <pic:cNvPr descr="/home/idrissa_yameogo/projets/ycognicore-cloud/docs/rapports/captures/10/30-endpoint-success.png" id="84" name="Picture"/>
+                    <pic:cNvPicPr>
+                      <a:picLocks noChangeArrowheads="1" noChangeAspect="1"/>
+                    </pic:cNvPicPr>
+                  </pic:nvPicPr>
+                  <pic:blipFill>
+                    <a:blip r:embed="rId82"/>
+                    <a:stretch>
+                      <a:fillRect/>
+                    </a:stretch>
+                  </pic:blipFill>
+                  <pic:spPr bwMode="auto">
+                    <a:xfrm>
+                      <a:off x="0" y="0"/>
+                      <a:ext cx="5334000" cy="1231515"/>
+                    </a:xfrm>
+                    <a:prstGeom prst="rect">
+                      <a:avLst/>
+                    </a:prstGeom>
+                    <a:noFill/>
+                    <a:ln w="9525">
+                      <a:noFill/>
+                      <a:headEnd/>
+                      <a:tailEnd/>
+                    </a:ln>
+                  </pic:spPr>
+                </pic:pic>
+              </a:graphicData>
+            </a:graphic>
+          </wp:inline>
+        </w:drawing>
+      </w:r>
+    </w:p>
     <w:p>
       <w:pPr>
         <w:pStyle w:val="ImageCaption"/>
@@ -2912,8 +3821,8 @@
         <w:t xml:space="preserve">.</w:t>
       </w:r>
     </w:p>
-    <w:bookmarkEnd w:id="27"/>
-    <w:bookmarkStart w:id="28" w:name="vérification-en-base"/>
+    <w:bookmarkEnd w:id="85"/>
+    <w:bookmarkStart w:id="89" w:name="vérification-en-base"/>
     <w:p>
       <w:pPr>
         <w:pStyle w:val="Heading4"/>
@@ -2922,7 +3831,7 @@
         <w:rPr>
           <w:rStyle w:val="SectionNumber"/>
         </w:rPr>
-        <w:t xml:space="preserve">1.3.6.3</w:t>
+        <w:t xml:space="preserve">1.4.6.3</w:t>
       </w:r>
       <w:r>
         <w:tab/>
@@ -2931,31 +3840,53 @@
         <w:t xml:space="preserve">5.3. Vérification en base</w:t>
       </w:r>
     </w:p>
-    <w:tbl>
-      <w:tblPr>
-        <w:tblStyle w:val="FigureTable"/>
-        <w:tblW w:type="auto" w:w="0"/>
-        <w:jc w:val="center"/>
-        <w:tblLook w:firstRow="0" w:lastRow="0" w:firstColumn="0" w:lastColumn="0"/>
-      </w:tblPr>
-      <w:tblGrid>
-        <w:gridCol w:w="7920"/>
-      </w:tblGrid>
-      <w:tr>
-        <w:tc>
-          <w:tcPr/>
-          <w:p>
-            <w:pPr>
-              <w:pStyle w:val="Compact"/>
-              <w:jc w:val="center"/>
-            </w:pPr>
-            <w:r>
-              <w:t xml:space="preserve">Partitions demo001</w:t>
-            </w:r>
-          </w:p>
-        </w:tc>
-      </w:tr>
-    </w:tbl>
+    <w:p>
+      <w:pPr>
+        <w:pStyle w:val="CaptionedFigure"/>
+      </w:pPr>
+      <w:r>
+        <w:drawing>
+          <wp:inline>
+            <wp:extent cx="5334000" cy="2572668"/>
+            <wp:effectExtent b="0" l="0" r="0" t="0"/>
+            <wp:docPr descr="Partitions demo001" title="" id="87" name="Picture"/>
+            <a:graphic>
+              <a:graphicData uri="http://schemas.openxmlformats.org/drawingml/2006/picture">
+                <pic:pic>
+                  <pic:nvPicPr>
+                    <pic:cNvPr descr="/home/idrissa_yameogo/projets/ycognicore-cloud/docs/rapports/captures/10/31-partitions-demo001.png" id="88" name="Picture"/>
+                    <pic:cNvPicPr>
+                      <a:picLocks noChangeArrowheads="1" noChangeAspect="1"/>
+                    </pic:cNvPicPr>
+                  </pic:nvPicPr>
+                  <pic:blipFill>
+                    <a:blip r:embed="rId86"/>
+                    <a:stretch>
+                      <a:fillRect/>
+                    </a:stretch>
+                  </pic:blipFill>
+                  <pic:spPr bwMode="auto">
+                    <a:xfrm>
+                      <a:off x="0" y="0"/>
+                      <a:ext cx="5334000" cy="2572668"/>
+                    </a:xfrm>
+                    <a:prstGeom prst="rect">
+                      <a:avLst/>
+                    </a:prstGeom>
+                    <a:noFill/>
+                    <a:ln w="9525">
+                      <a:noFill/>
+                      <a:headEnd/>
+                      <a:tailEnd/>
+                    </a:ln>
+                  </pic:spPr>
+                </pic:pic>
+              </a:graphicData>
+            </a:graphic>
+          </wp:inline>
+        </w:drawing>
+      </w:r>
+    </w:p>
     <w:p>
       <w:pPr>
         <w:pStyle w:val="ImageCaption"/>
@@ -2976,8 +3907,8 @@
         <w:t xml:space="preserve">Figure 12 — demo001 : 30 objets (3 audit_log + 3 login_attempts + index hérités).</w:t>
       </w:r>
     </w:p>
-    <w:bookmarkEnd w:id="28"/>
-    <w:bookmarkStart w:id="29" w:name="journal-de-traçabilité"/>
+    <w:bookmarkEnd w:id="89"/>
+    <w:bookmarkStart w:id="93" w:name="journal-de-traçabilité"/>
     <w:p>
       <w:pPr>
         <w:pStyle w:val="Heading4"/>
@@ -2986,7 +3917,7 @@
         <w:rPr>
           <w:rStyle w:val="SectionNumber"/>
         </w:rPr>
-        <w:t xml:space="preserve">1.3.6.4</w:t>
+        <w:t xml:space="preserve">1.4.6.4</w:t>
       </w:r>
       <w:r>
         <w:tab/>
@@ -2995,31 +3926,53 @@
         <w:t xml:space="preserve">5.4. Journal de traçabilité</w:t>
       </w:r>
     </w:p>
-    <w:tbl>
-      <w:tblPr>
-        <w:tblStyle w:val="FigureTable"/>
-        <w:tblW w:type="auto" w:w="0"/>
-        <w:jc w:val="center"/>
-        <w:tblLook w:firstRow="0" w:lastRow="0" w:firstColumn="0" w:lastColumn="0"/>
-      </w:tblPr>
-      <w:tblGrid>
-        <w:gridCol w:w="7920"/>
-      </w:tblGrid>
-      <w:tr>
-        <w:tc>
-          <w:tcPr/>
-          <w:p>
-            <w:pPr>
-              <w:pStyle w:val="Compact"/>
-              <w:jc w:val="center"/>
-            </w:pPr>
-            <w:r>
-              <w:t xml:space="preserve">Journal CP</w:t>
-            </w:r>
-          </w:p>
-        </w:tc>
-      </w:tr>
-    </w:tbl>
+    <w:p>
+      <w:pPr>
+        <w:pStyle w:val="CaptionedFigure"/>
+      </w:pPr>
+      <w:r>
+        <w:drawing>
+          <wp:inline>
+            <wp:extent cx="5334000" cy="1126434"/>
+            <wp:effectExtent b="0" l="0" r="0" t="0"/>
+            <wp:docPr descr="Journal CP" title="" id="91" name="Picture"/>
+            <a:graphic>
+              <a:graphicData uri="http://schemas.openxmlformats.org/drawingml/2006/picture">
+                <pic:pic>
+                  <pic:nvPicPr>
+                    <pic:cNvPr descr="/home/idrissa_yameogo/projets/ycognicore-cloud/docs/rapports/captures/10/33-journal-cp.png" id="92" name="Picture"/>
+                    <pic:cNvPicPr>
+                      <a:picLocks noChangeArrowheads="1" noChangeAspect="1"/>
+                    </pic:cNvPicPr>
+                  </pic:nvPicPr>
+                  <pic:blipFill>
+                    <a:blip r:embed="rId90"/>
+                    <a:stretch>
+                      <a:fillRect/>
+                    </a:stretch>
+                  </pic:blipFill>
+                  <pic:spPr bwMode="auto">
+                    <a:xfrm>
+                      <a:off x="0" y="0"/>
+                      <a:ext cx="5334000" cy="1126434"/>
+                    </a:xfrm>
+                    <a:prstGeom prst="rect">
+                      <a:avLst/>
+                    </a:prstGeom>
+                    <a:noFill/>
+                    <a:ln w="9525">
+                      <a:noFill/>
+                      <a:headEnd/>
+                      <a:tailEnd/>
+                    </a:ln>
+                  </pic:spPr>
+                </pic:pic>
+              </a:graphicData>
+            </a:graphic>
+          </wp:inline>
+        </w:drawing>
+      </w:r>
+    </w:p>
     <w:p>
       <w:pPr>
         <w:pStyle w:val="ImageCaption"/>
@@ -3065,9 +4018,9 @@
         </w:pict>
       </w:r>
     </w:p>
-    <w:bookmarkEnd w:id="29"/>
-    <w:bookmarkEnd w:id="30"/>
-    <w:bookmarkStart w:id="35" w:name="Xc5e749f703e9ed7cf8ab9c8eacceb0ab3cee905"/>
+    <w:bookmarkEnd w:id="93"/>
+    <w:bookmarkEnd w:id="94"/>
+    <w:bookmarkStart w:id="111" w:name="Xc5e749f703e9ed7cf8ab9c8eacceb0ab3cee905"/>
     <w:p>
       <w:pPr>
         <w:pStyle w:val="Heading3"/>
@@ -3076,7 +4029,7 @@
         <w:rPr>
           <w:rStyle w:val="SectionNumber"/>
         </w:rPr>
-        <w:t xml:space="preserve">1.3.7</w:t>
+        <w:t xml:space="preserve">1.4.7</w:t>
       </w:r>
       <w:r>
         <w:tab/>
@@ -3103,7 +4056,7 @@
         <w:t xml:space="preserve">provisionner 4 services sans perte de données.</w:t>
       </w:r>
     </w:p>
-    <w:bookmarkStart w:id="31" w:name="analyse-des-volumes-et-ports"/>
+    <w:bookmarkStart w:id="98" w:name="analyse-des-volumes-et-ports"/>
     <w:p>
       <w:pPr>
         <w:pStyle w:val="Heading4"/>
@@ -3112,7 +4065,7 @@
         <w:rPr>
           <w:rStyle w:val="SectionNumber"/>
         </w:rPr>
-        <w:t xml:space="preserve">1.3.7.1</w:t>
+        <w:t xml:space="preserve">1.4.7.1</w:t>
       </w:r>
       <w:r>
         <w:tab/>
@@ -3121,31 +4074,53 @@
         <w:t xml:space="preserve">6.1. Analyse des volumes et ports</w:t>
       </w:r>
     </w:p>
-    <w:tbl>
-      <w:tblPr>
-        <w:tblStyle w:val="FigureTable"/>
-        <w:tblW w:type="auto" w:w="0"/>
-        <w:jc w:val="center"/>
-        <w:tblLook w:firstRow="0" w:lastRow="0" w:firstColumn="0" w:lastColumn="0"/>
-      </w:tblPr>
-      <w:tblGrid>
-        <w:gridCol w:w="7920"/>
-      </w:tblGrid>
-      <w:tr>
-        <w:tc>
-          <w:tcPr/>
-          <w:p>
-            <w:pPr>
-              <w:pStyle w:val="Compact"/>
-              <w:jc w:val="center"/>
-            </w:pPr>
-            <w:r>
-              <w:t xml:space="preserve">Volumes Docker</w:t>
-            </w:r>
-          </w:p>
-        </w:tc>
-      </w:tr>
-    </w:tbl>
+    <w:p>
+      <w:pPr>
+        <w:pStyle w:val="CaptionedFigure"/>
+      </w:pPr>
+      <w:r>
+        <w:drawing>
+          <wp:inline>
+            <wp:extent cx="5334000" cy="1333500"/>
+            <wp:effectExtent b="0" l="0" r="0" t="0"/>
+            <wp:docPr descr="Volumes Docker" title="" id="96" name="Picture"/>
+            <a:graphic>
+              <a:graphicData uri="http://schemas.openxmlformats.org/drawingml/2006/picture">
+                <pic:pic>
+                  <pic:nvPicPr>
+                    <pic:cNvPr descr="/home/idrissa_yameogo/projets/ycognicore-cloud/docs/rapports/captures/10/35-volumes.png" id="97" name="Picture"/>
+                    <pic:cNvPicPr>
+                      <a:picLocks noChangeArrowheads="1" noChangeAspect="1"/>
+                    </pic:cNvPicPr>
+                  </pic:nvPicPr>
+                  <pic:blipFill>
+                    <a:blip r:embed="rId95"/>
+                    <a:stretch>
+                      <a:fillRect/>
+                    </a:stretch>
+                  </pic:blipFill>
+                  <pic:spPr bwMode="auto">
+                    <a:xfrm>
+                      <a:off x="0" y="0"/>
+                      <a:ext cx="5334000" cy="1333500"/>
+                    </a:xfrm>
+                    <a:prstGeom prst="rect">
+                      <a:avLst/>
+                    </a:prstGeom>
+                    <a:noFill/>
+                    <a:ln w="9525">
+                      <a:noFill/>
+                      <a:headEnd/>
+                      <a:tailEnd/>
+                    </a:ln>
+                  </pic:spPr>
+                </pic:pic>
+              </a:graphicData>
+            </a:graphic>
+          </wp:inline>
+        </w:drawing>
+      </w:r>
+    </w:p>
     <w:p>
       <w:pPr>
         <w:pStyle w:val="ImageCaption"/>
@@ -3195,8 +4170,8 @@
         <w:t xml:space="preserve">(85 Mo) identifié pour réutilisation.</w:t>
       </w:r>
     </w:p>
-    <w:bookmarkEnd w:id="31"/>
-    <w:bookmarkStart w:id="32" w:name="fichiers-dinfrastructure-validation"/>
+    <w:bookmarkEnd w:id="98"/>
+    <w:bookmarkStart w:id="102" w:name="fichiers-dinfrastructure-validation"/>
     <w:p>
       <w:pPr>
         <w:pStyle w:val="Heading4"/>
@@ -3205,7 +4180,7 @@
         <w:rPr>
           <w:rStyle w:val="SectionNumber"/>
         </w:rPr>
-        <w:t xml:space="preserve">1.3.7.2</w:t>
+        <w:t xml:space="preserve">1.4.7.2</w:t>
       </w:r>
       <w:r>
         <w:tab/>
@@ -3214,31 +4189,53 @@
         <w:t xml:space="preserve">6.2. Fichiers d’infrastructure + validation</w:t>
       </w:r>
     </w:p>
-    <w:tbl>
-      <w:tblPr>
-        <w:tblStyle w:val="FigureTable"/>
-        <w:tblW w:type="auto" w:w="0"/>
-        <w:jc w:val="center"/>
-        <w:tblLook w:firstRow="0" w:lastRow="0" w:firstColumn="0" w:lastColumn="0"/>
-      </w:tblPr>
-      <w:tblGrid>
-        <w:gridCol w:w="7920"/>
-      </w:tblGrid>
-      <w:tr>
-        <w:tc>
-          <w:tcPr/>
-          <w:p>
-            <w:pPr>
-              <w:pStyle w:val="Compact"/>
-              <w:jc w:val="center"/>
-            </w:pPr>
-            <w:r>
-              <w:t xml:space="preserve">Validation YAML</w:t>
-            </w:r>
-          </w:p>
-        </w:tc>
-      </w:tr>
-    </w:tbl>
+    <w:p>
+      <w:pPr>
+        <w:pStyle w:val="CaptionedFigure"/>
+      </w:pPr>
+      <w:r>
+        <w:drawing>
+          <wp:inline>
+            <wp:extent cx="5334000" cy="2435208"/>
+            <wp:effectExtent b="0" l="0" r="0" t="0"/>
+            <wp:docPr descr="Validation YAML" title="" id="100" name="Picture"/>
+            <a:graphic>
+              <a:graphicData uri="http://schemas.openxmlformats.org/drawingml/2006/picture">
+                <pic:pic>
+                  <pic:nvPicPr>
+                    <pic:cNvPr descr="/home/idrissa_yameogo/projets/ycognicore-cloud/docs/rapports/captures/10/38-validation-yaml.png" id="101" name="Picture"/>
+                    <pic:cNvPicPr>
+                      <a:picLocks noChangeArrowheads="1" noChangeAspect="1"/>
+                    </pic:cNvPicPr>
+                  </pic:nvPicPr>
+                  <pic:blipFill>
+                    <a:blip r:embed="rId99"/>
+                    <a:stretch>
+                      <a:fillRect/>
+                    </a:stretch>
+                  </pic:blipFill>
+                  <pic:spPr bwMode="auto">
+                    <a:xfrm>
+                      <a:off x="0" y="0"/>
+                      <a:ext cx="5334000" cy="2435208"/>
+                    </a:xfrm>
+                    <a:prstGeom prst="rect">
+                      <a:avLst/>
+                    </a:prstGeom>
+                    <a:noFill/>
+                    <a:ln w="9525">
+                      <a:noFill/>
+                      <a:headEnd/>
+                      <a:tailEnd/>
+                    </a:ln>
+                  </pic:spPr>
+                </pic:pic>
+              </a:graphicData>
+            </a:graphic>
+          </wp:inline>
+        </w:drawing>
+      </w:r>
+    </w:p>
     <w:p>
       <w:pPr>
         <w:pStyle w:val="ImageCaption"/>
@@ -3259,8 +4256,8 @@
         <w:t xml:space="preserve">Figure 15 — YAML docker-compose validé.</w:t>
       </w:r>
     </w:p>
-    <w:bookmarkEnd w:id="32"/>
-    <w:bookmarkStart w:id="33" w:name="démarrage-de-la-stack"/>
+    <w:bookmarkEnd w:id="102"/>
+    <w:bookmarkStart w:id="106" w:name="démarrage-de-la-stack"/>
     <w:p>
       <w:pPr>
         <w:pStyle w:val="Heading4"/>
@@ -3269,7 +4266,7 @@
         <w:rPr>
           <w:rStyle w:val="SectionNumber"/>
         </w:rPr>
-        <w:t xml:space="preserve">1.3.7.3</w:t>
+        <w:t xml:space="preserve">1.4.7.3</w:t>
       </w:r>
       <w:r>
         <w:tab/>
@@ -3278,31 +4275,53 @@
         <w:t xml:space="preserve">6.3. Démarrage de la stack</w:t>
       </w:r>
     </w:p>
-    <w:tbl>
-      <w:tblPr>
-        <w:tblStyle w:val="FigureTable"/>
-        <w:tblW w:type="auto" w:w="0"/>
-        <w:jc w:val="center"/>
-        <w:tblLook w:firstRow="0" w:lastRow="0" w:firstColumn="0" w:lastColumn="0"/>
-      </w:tblPr>
-      <w:tblGrid>
-        <w:gridCol w:w="7920"/>
-      </w:tblGrid>
-      <w:tr>
-        <w:tc>
-          <w:tcPr/>
-          <w:p>
-            <w:pPr>
-              <w:pStyle w:val="Compact"/>
-              <w:jc w:val="center"/>
-            </w:pPr>
-            <w:r>
-              <w:t xml:space="preserve">Docker compose up</w:t>
-            </w:r>
-          </w:p>
-        </w:tc>
-      </w:tr>
-    </w:tbl>
+    <w:p>
+      <w:pPr>
+        <w:pStyle w:val="CaptionedFigure"/>
+      </w:pPr>
+      <w:r>
+        <w:drawing>
+          <wp:inline>
+            <wp:extent cx="5334000" cy="1422400"/>
+            <wp:effectExtent b="0" l="0" r="0" t="0"/>
+            <wp:docPr descr="Docker compose up" title="" id="104" name="Picture"/>
+            <a:graphic>
+              <a:graphicData uri="http://schemas.openxmlformats.org/drawingml/2006/picture">
+                <pic:pic>
+                  <pic:nvPicPr>
+                    <pic:cNvPr descr="/home/idrissa_yameogo/projets/ycognicore-cloud/docs/rapports/captures/10/41-docker-up.png" id="105" name="Picture"/>
+                    <pic:cNvPicPr>
+                      <a:picLocks noChangeArrowheads="1" noChangeAspect="1"/>
+                    </pic:cNvPicPr>
+                  </pic:nvPicPr>
+                  <pic:blipFill>
+                    <a:blip r:embed="rId103"/>
+                    <a:stretch>
+                      <a:fillRect/>
+                    </a:stretch>
+                  </pic:blipFill>
+                  <pic:spPr bwMode="auto">
+                    <a:xfrm>
+                      <a:off x="0" y="0"/>
+                      <a:ext cx="5334000" cy="1422400"/>
+                    </a:xfrm>
+                    <a:prstGeom prst="rect">
+                      <a:avLst/>
+                    </a:prstGeom>
+                    <a:noFill/>
+                    <a:ln w="9525">
+                      <a:noFill/>
+                      <a:headEnd/>
+                      <a:tailEnd/>
+                    </a:ln>
+                  </pic:spPr>
+                </pic:pic>
+              </a:graphicData>
+            </a:graphic>
+          </wp:inline>
+        </w:drawing>
+      </w:r>
+    </w:p>
     <w:p>
       <w:pPr>
         <w:pStyle w:val="ImageCaption"/>
@@ -3323,8 +4342,8 @@
         <w:t xml:space="preserve">Figure 16 — Démarrage : 4 services, 1 réseau, 3 volumes.</w:t>
       </w:r>
     </w:p>
-    <w:bookmarkEnd w:id="33"/>
-    <w:bookmarkStart w:id="34" w:name="récapitulatif-infrastructure"/>
+    <w:bookmarkEnd w:id="106"/>
+    <w:bookmarkStart w:id="110" w:name="récapitulatif-infrastructure"/>
     <w:p>
       <w:pPr>
         <w:pStyle w:val="Heading4"/>
@@ -3333,7 +4352,7 @@
         <w:rPr>
           <w:rStyle w:val="SectionNumber"/>
         </w:rPr>
-        <w:t xml:space="preserve">1.3.7.4</w:t>
+        <w:t xml:space="preserve">1.4.7.4</w:t>
       </w:r>
       <w:r>
         <w:tab/>
@@ -3342,31 +4361,53 @@
         <w:t xml:space="preserve">6.4. Récapitulatif infrastructure</w:t>
       </w:r>
     </w:p>
-    <w:tbl>
-      <w:tblPr>
-        <w:tblStyle w:val="FigureTable"/>
-        <w:tblW w:type="auto" w:w="0"/>
-        <w:jc w:val="center"/>
-        <w:tblLook w:firstRow="0" w:lastRow="0" w:firstColumn="0" w:lastColumn="0"/>
-      </w:tblPr>
-      <w:tblGrid>
-        <w:gridCol w:w="7920"/>
-      </w:tblGrid>
-      <w:tr>
-        <w:tc>
-          <w:tcPr/>
-          <w:p>
-            <w:pPr>
-              <w:pStyle w:val="Compact"/>
-              <w:jc w:val="center"/>
-            </w:pPr>
-            <w:r>
-              <w:t xml:space="preserve">Récapitulatif BL-006</w:t>
-            </w:r>
-          </w:p>
-        </w:tc>
-      </w:tr>
-    </w:tbl>
+    <w:p>
+      <w:pPr>
+        <w:pStyle w:val="CaptionedFigure"/>
+      </w:pPr>
+      <w:r>
+        <w:drawing>
+          <wp:inline>
+            <wp:extent cx="5334000" cy="1515978"/>
+            <wp:effectExtent b="0" l="0" r="0" t="0"/>
+            <wp:docPr descr="Récapitulatif BL-006" title="" id="108" name="Picture"/>
+            <a:graphic>
+              <a:graphicData uri="http://schemas.openxmlformats.org/drawingml/2006/picture">
+                <pic:pic>
+                  <pic:nvPicPr>
+                    <pic:cNvPr descr="/home/idrissa_yameogo/projets/ycognicore-cloud/docs/rapports/captures/10/48-recap-bl006.png" id="109" name="Picture"/>
+                    <pic:cNvPicPr>
+                      <a:picLocks noChangeArrowheads="1" noChangeAspect="1"/>
+                    </pic:cNvPicPr>
+                  </pic:nvPicPr>
+                  <pic:blipFill>
+                    <a:blip r:embed="rId107"/>
+                    <a:stretch>
+                      <a:fillRect/>
+                    </a:stretch>
+                  </pic:blipFill>
+                  <pic:spPr bwMode="auto">
+                    <a:xfrm>
+                      <a:off x="0" y="0"/>
+                      <a:ext cx="5334000" cy="1515978"/>
+                    </a:xfrm>
+                    <a:prstGeom prst="rect">
+                      <a:avLst/>
+                    </a:prstGeom>
+                    <a:noFill/>
+                    <a:ln w="9525">
+                      <a:noFill/>
+                      <a:headEnd/>
+                      <a:tailEnd/>
+                    </a:ln>
+                  </pic:spPr>
+                </pic:pic>
+              </a:graphicData>
+            </a:graphic>
+          </wp:inline>
+        </w:drawing>
+      </w:r>
+    </w:p>
     <w:p>
       <w:pPr>
         <w:pStyle w:val="ImageCaption"/>
@@ -3412,9 +4453,9 @@
         </w:pict>
       </w:r>
     </w:p>
-    <w:bookmarkEnd w:id="34"/>
-    <w:bookmarkEnd w:id="35"/>
-    <w:bookmarkStart w:id="36" w:name="tâche-7-nettoyage-et-clôture-bloc-6"/>
+    <w:bookmarkEnd w:id="110"/>
+    <w:bookmarkEnd w:id="111"/>
+    <w:bookmarkStart w:id="112" w:name="tâche-7-nettoyage-et-clôture-bloc-6"/>
     <w:p>
       <w:pPr>
         <w:pStyle w:val="Heading3"/>
@@ -3423,7 +4464,7 @@
         <w:rPr>
           <w:rStyle w:val="SectionNumber"/>
         </w:rPr>
-        <w:t xml:space="preserve">1.3.8</w:t>
+        <w:t xml:space="preserve">1.4.8</w:t>
       </w:r>
       <w:r>
         <w:tab/>
@@ -3723,9 +4764,9 @@
         </w:pict>
       </w:r>
     </w:p>
-    <w:bookmarkEnd w:id="36"/>
-    <w:bookmarkEnd w:id="37"/>
-    <w:bookmarkStart w:id="46" w:name="X4f2a54e9354a1e15ffae15d13fd6e327816f6d0"/>
+    <w:bookmarkEnd w:id="112"/>
+    <w:bookmarkEnd w:id="113"/>
+    <w:bookmarkStart w:id="140" w:name="X4f2a54e9354a1e15ffae15d13fd6e327816f6d0"/>
     <w:p>
       <w:pPr>
         <w:pStyle w:val="Heading2"/>
@@ -3734,7 +4775,7 @@
         <w:rPr>
           <w:rStyle w:val="SectionNumber"/>
         </w:rPr>
-        <w:t xml:space="preserve">1.4</w:t>
+        <w:t xml:space="preserve">1.5</w:t>
       </w:r>
       <w:r>
         <w:tab/>
@@ -3743,7 +4784,7 @@
         <w:t xml:space="preserve">3. Fonctionnalités développées, modifiées, corrigées ou testées</w:t>
       </w:r>
     </w:p>
-    <w:bookmarkStart w:id="43" w:name="fonctionnalités-développées-nouvelles"/>
+    <w:bookmarkStart w:id="119" w:name="fonctionnalités-développées-nouvelles"/>
     <w:p>
       <w:pPr>
         <w:pStyle w:val="Heading3"/>
@@ -3752,7 +4793,7 @@
         <w:rPr>
           <w:rStyle w:val="SectionNumber"/>
         </w:rPr>
-        <w:t xml:space="preserve">1.4.1</w:t>
+        <w:t xml:space="preserve">1.5.1</w:t>
       </w:r>
       <w:r>
         <w:tab/>
@@ -3761,7 +4802,7 @@
         <w:t xml:space="preserve">3.1. Fonctionnalités développées (nouvelles)</w:t>
       </w:r>
     </w:p>
-    <w:bookmarkStart w:id="38" w:name="X028e8eda70314ce78d9230db8492acee229f0f1"/>
+    <w:bookmarkStart w:id="114" w:name="X028e8eda70314ce78d9230db8492acee229f0f1"/>
     <w:p>
       <w:pPr>
         <w:pStyle w:val="Heading4"/>
@@ -3770,7 +4811,7 @@
         <w:rPr>
           <w:rStyle w:val="SectionNumber"/>
         </w:rPr>
-        <w:t xml:space="preserve">1.4.1.1</w:t>
+        <w:t xml:space="preserve">1.5.1.1</w:t>
       </w:r>
       <w:r>
         <w:tab/>
@@ -3947,8 +4988,8 @@
         <w:t xml:space="preserve">(2 endpoints)</w:t>
       </w:r>
     </w:p>
-    <w:bookmarkEnd w:id="38"/>
-    <w:bookmarkStart w:id="39" w:name="f-02-configuration-flyway-explicite"/>
+    <w:bookmarkEnd w:id="114"/>
+    <w:bookmarkStart w:id="115" w:name="f-02-configuration-flyway-explicite"/>
     <w:p>
       <w:pPr>
         <w:pStyle w:val="Heading4"/>
@@ -3957,7 +4998,7 @@
         <w:rPr>
           <w:rStyle w:val="SectionNumber"/>
         </w:rPr>
-        <w:t xml:space="preserve">1.4.1.2</w:t>
+        <w:t xml:space="preserve">1.5.1.2</w:t>
       </w:r>
       <w:r>
         <w:tab/>
@@ -3993,8 +5034,8 @@
         <w:t xml:space="preserve">(~60 lignes).</w:t>
       </w:r>
     </w:p>
-    <w:bookmarkEnd w:id="39"/>
-    <w:bookmarkStart w:id="40" w:name="Xa6b5334b6a270291bc36cf756e9a208947cad56"/>
+    <w:bookmarkEnd w:id="115"/>
+    <w:bookmarkStart w:id="116" w:name="Xa6b5334b6a270291bc36cf756e9a208947cad56"/>
     <w:p>
       <w:pPr>
         <w:pStyle w:val="Heading4"/>
@@ -4003,7 +5044,7 @@
         <w:rPr>
           <w:rStyle w:val="SectionNumber"/>
         </w:rPr>
-        <w:t xml:space="preserve">1.4.1.3</w:t>
+        <w:t xml:space="preserve">1.5.1.3</w:t>
       </w:r>
       <w:r>
         <w:tab/>
@@ -4039,8 +5080,8 @@
         <w:t xml:space="preserve">(~40 lignes).</w:t>
       </w:r>
     </w:p>
-    <w:bookmarkEnd w:id="40"/>
-    <w:bookmarkStart w:id="41" w:name="f-04-infrastructure-docker-complète"/>
+    <w:bookmarkEnd w:id="116"/>
+    <w:bookmarkStart w:id="117" w:name="f-04-infrastructure-docker-complète"/>
     <w:p>
       <w:pPr>
         <w:pStyle w:val="Heading4"/>
@@ -4049,7 +5090,7 @@
         <w:rPr>
           <w:rStyle w:val="SectionNumber"/>
         </w:rPr>
-        <w:t xml:space="preserve">1.4.1.4</w:t>
+        <w:t xml:space="preserve">1.5.1.4</w:t>
       </w:r>
       <w:r>
         <w:tab/>
@@ -4118,8 +5159,8 @@
         <w:t xml:space="preserve">.</w:t>
       </w:r>
     </w:p>
-    <w:bookmarkEnd w:id="41"/>
-    <w:bookmarkStart w:id="42" w:name="f-05-activation-du-scheduling-spring"/>
+    <w:bookmarkEnd w:id="117"/>
+    <w:bookmarkStart w:id="118" w:name="f-05-activation-du-scheduling-spring"/>
     <w:p>
       <w:pPr>
         <w:pStyle w:val="Heading4"/>
@@ -4128,7 +5169,7 @@
         <w:rPr>
           <w:rStyle w:val="SectionNumber"/>
         </w:rPr>
-        <w:t xml:space="preserve">1.4.1.5</w:t>
+        <w:t xml:space="preserve">1.5.1.5</w:t>
       </w:r>
       <w:r>
         <w:tab/>
@@ -4170,9 +5211,9 @@
         <w:t xml:space="preserve">).</w:t>
       </w:r>
     </w:p>
-    <w:bookmarkEnd w:id="42"/>
-    <w:bookmarkEnd w:id="43"/>
-    <w:bookmarkStart w:id="44" w:name="fonctionnalités-modifiées"/>
+    <w:bookmarkEnd w:id="118"/>
+    <w:bookmarkEnd w:id="119"/>
+    <w:bookmarkStart w:id="120" w:name="fonctionnalités-modifiées"/>
     <w:p>
       <w:pPr>
         <w:pStyle w:val="Heading3"/>
@@ -4181,7 +5222,7 @@
         <w:rPr>
           <w:rStyle w:val="SectionNumber"/>
         </w:rPr>
-        <w:t xml:space="preserve">1.4.2</w:t>
+        <w:t xml:space="preserve">1.5.2</w:t>
       </w:r>
       <w:r>
         <w:tab/>
@@ -4454,8 +5495,8 @@
         </w:tc>
       </w:tr>
     </w:tbl>
-    <w:bookmarkEnd w:id="44"/>
-    <w:bookmarkStart w:id="45" w:name="fonctionnalités-testées"/>
+    <w:bookmarkEnd w:id="120"/>
+    <w:bookmarkStart w:id="139" w:name="fonctionnalités-testées"/>
     <w:p>
       <w:pPr>
         <w:pStyle w:val="Heading3"/>
@@ -4464,7 +5505,7 @@
         <w:rPr>
           <w:rStyle w:val="SectionNumber"/>
         </w:rPr>
-        <w:t xml:space="preserve">1.4.3</w:t>
+        <w:t xml:space="preserve">1.5.3</w:t>
       </w:r>
       <w:r>
         <w:tab/>
@@ -4738,6 +5779,408 @@
     </w:tbl>
     <w:p>
       <w:pPr>
+        <w:pStyle w:val="CaptionedFigure"/>
+      </w:pPr>
+      <w:r>
+        <w:drawing>
+          <wp:inline>
+            <wp:extent cx="5334000" cy="1298995"/>
+            <wp:effectExtent b="0" l="0" r="0" t="0"/>
+            <wp:docPr descr="Test 12 Tenant : NOTICE OK — password_history append-only." title="" id="122" name="Picture"/>
+            <a:graphic>
+              <a:graphicData uri="http://schemas.openxmlformats.org/drawingml/2006/picture">
+                <pic:pic>
+                  <pic:nvPicPr>
+                    <pic:cNvPr descr="/home/idrissa_yameogo/projets/ycognicore-cloud/docs/rapports/captures/10/61-test12-tenant.png" id="123" name="Picture"/>
+                    <pic:cNvPicPr>
+                      <a:picLocks noChangeArrowheads="1" noChangeAspect="1"/>
+                    </pic:cNvPicPr>
+                  </pic:nvPicPr>
+                  <pic:blipFill>
+                    <a:blip r:embed="rId121"/>
+                    <a:stretch>
+                      <a:fillRect/>
+                    </a:stretch>
+                  </pic:blipFill>
+                  <pic:spPr bwMode="auto">
+                    <a:xfrm>
+                      <a:off x="0" y="0"/>
+                      <a:ext cx="5334000" cy="1298995"/>
+                    </a:xfrm>
+                    <a:prstGeom prst="rect">
+                      <a:avLst/>
+                    </a:prstGeom>
+                    <a:noFill/>
+                    <a:ln w="9525">
+                      <a:noFill/>
+                      <a:headEnd/>
+                      <a:tailEnd/>
+                    </a:ln>
+                  </pic:spPr>
+                </pic:pic>
+              </a:graphicData>
+            </a:graphic>
+          </wp:inline>
+        </w:drawing>
+      </w:r>
+    </w:p>
+    <w:p>
+      <w:pPr>
+        <w:pStyle w:val="ImageCaption"/>
+      </w:pPr>
+      <w:r>
+        <w:t xml:space="preserve">Test 12 Tenant : NOTICE OK — password_history append-only.</w:t>
+      </w:r>
+    </w:p>
+    <w:p>
+      <w:pPr>
+        <w:pStyle w:val="BodyText"/>
+      </w:pPr>
+      <w:r>
+        <w:rPr>
+          <w:i/>
+          <w:iCs/>
+        </w:rPr>
+        <w:t xml:space="preserve">Test 12 Tenant : NOTICE OK — password_history append-only.</w:t>
+      </w:r>
+    </w:p>
+    <w:p>
+      <w:pPr>
+        <w:pStyle w:val="CaptionedFigure"/>
+      </w:pPr>
+      <w:r>
+        <w:drawing>
+          <wp:inline>
+            <wp:extent cx="5334000" cy="1066800"/>
+            <wp:effectExtent b="0" l="0" r="0" t="0"/>
+            <wp:docPr descr="Test 10 Tenant : NOTICE OK — VERROUILLE après 5 échecs." title="" id="125" name="Picture"/>
+            <a:graphic>
+              <a:graphicData uri="http://schemas.openxmlformats.org/drawingml/2006/picture">
+                <pic:pic>
+                  <pic:nvPicPr>
+                    <pic:cNvPr descr="/home/idrissa_yameogo/projets/ycognicore-cloud/docs/rapports/captures/10/60-test10-tenant.png" id="126" name="Picture"/>
+                    <pic:cNvPicPr>
+                      <a:picLocks noChangeArrowheads="1" noChangeAspect="1"/>
+                    </pic:cNvPicPr>
+                  </pic:nvPicPr>
+                  <pic:blipFill>
+                    <a:blip r:embed="rId124"/>
+                    <a:stretch>
+                      <a:fillRect/>
+                    </a:stretch>
+                  </pic:blipFill>
+                  <pic:spPr bwMode="auto">
+                    <a:xfrm>
+                      <a:off x="0" y="0"/>
+                      <a:ext cx="5334000" cy="1066800"/>
+                    </a:xfrm>
+                    <a:prstGeom prst="rect">
+                      <a:avLst/>
+                    </a:prstGeom>
+                    <a:noFill/>
+                    <a:ln w="9525">
+                      <a:noFill/>
+                      <a:headEnd/>
+                      <a:tailEnd/>
+                    </a:ln>
+                  </pic:spPr>
+                </pic:pic>
+              </a:graphicData>
+            </a:graphic>
+          </wp:inline>
+        </w:drawing>
+      </w:r>
+    </w:p>
+    <w:p>
+      <w:pPr>
+        <w:pStyle w:val="ImageCaption"/>
+      </w:pPr>
+      <w:r>
+        <w:t xml:space="preserve">Test 10 Tenant : NOTICE OK — VERROUILLE après 5 échecs.</w:t>
+      </w:r>
+    </w:p>
+    <w:p>
+      <w:pPr>
+        <w:pStyle w:val="BodyText"/>
+      </w:pPr>
+      <w:r>
+        <w:rPr>
+          <w:i/>
+          <w:iCs/>
+        </w:rPr>
+        <w:t xml:space="preserve">Test 10 Tenant : NOTICE OK — VERROUILLE après 5 échecs.</w:t>
+      </w:r>
+    </w:p>
+    <w:p>
+      <w:pPr>
+        <w:pStyle w:val="CaptionedFigure"/>
+      </w:pPr>
+      <w:r>
+        <w:drawing>
+          <wp:inline>
+            <wp:extent cx="5334000" cy="1010652"/>
+            <wp:effectExtent b="0" l="0" r="0" t="0"/>
+            <wp:docPr descr="Test 6 CP : 6 fonctions critiques créées." title="" id="128" name="Picture"/>
+            <a:graphic>
+              <a:graphicData uri="http://schemas.openxmlformats.org/drawingml/2006/picture">
+                <pic:pic>
+                  <pic:nvPicPr>
+                    <pic:cNvPr descr="/home/idrissa_yameogo/projets/ycognicore-cloud/docs/rapports/captures/10/55-test6-cp.png" id="129" name="Picture"/>
+                    <pic:cNvPicPr>
+                      <a:picLocks noChangeArrowheads="1" noChangeAspect="1"/>
+                    </pic:cNvPicPr>
+                  </pic:nvPicPr>
+                  <pic:blipFill>
+                    <a:blip r:embed="rId127"/>
+                    <a:stretch>
+                      <a:fillRect/>
+                    </a:stretch>
+                  </pic:blipFill>
+                  <pic:spPr bwMode="auto">
+                    <a:xfrm>
+                      <a:off x="0" y="0"/>
+                      <a:ext cx="5334000" cy="1010652"/>
+                    </a:xfrm>
+                    <a:prstGeom prst="rect">
+                      <a:avLst/>
+                    </a:prstGeom>
+                    <a:noFill/>
+                    <a:ln w="9525">
+                      <a:noFill/>
+                      <a:headEnd/>
+                      <a:tailEnd/>
+                    </a:ln>
+                  </pic:spPr>
+                </pic:pic>
+              </a:graphicData>
+            </a:graphic>
+          </wp:inline>
+        </w:drawing>
+      </w:r>
+    </w:p>
+    <w:p>
+      <w:pPr>
+        <w:pStyle w:val="ImageCaption"/>
+      </w:pPr>
+      <w:r>
+        <w:t xml:space="preserve">Test 6 CP : 6 fonctions critiques créées.</w:t>
+      </w:r>
+    </w:p>
+    <w:p>
+      <w:pPr>
+        <w:pStyle w:val="BodyText"/>
+      </w:pPr>
+      <w:r>
+        <w:rPr>
+          <w:i/>
+          <w:iCs/>
+        </w:rPr>
+        <w:t xml:space="preserve">Test 6 CP : 6 fonctions critiques créées.</w:t>
+      </w:r>
+    </w:p>
+    <w:p>
+      <w:pPr>
+        <w:pStyle w:val="CaptionedFigure"/>
+      </w:pPr>
+      <w:r>
+        <w:drawing>
+          <wp:inline>
+            <wp:extent cx="5334000" cy="1179094"/>
+            <wp:effectExtent b="0" l="0" r="0" t="0"/>
+            <wp:docPr descr="Test 5 CP : 6 triggers d’immuabilité actifs." title="" id="131" name="Picture"/>
+            <a:graphic>
+              <a:graphicData uri="http://schemas.openxmlformats.org/drawingml/2006/picture">
+                <pic:pic>
+                  <pic:nvPicPr>
+                    <pic:cNvPr descr="/home/idrissa_yameogo/projets/ycognicore-cloud/docs/rapports/captures/10/54-test5-cp.png" id="132" name="Picture"/>
+                    <pic:cNvPicPr>
+                      <a:picLocks noChangeArrowheads="1" noChangeAspect="1"/>
+                    </pic:cNvPicPr>
+                  </pic:nvPicPr>
+                  <pic:blipFill>
+                    <a:blip r:embed="rId130"/>
+                    <a:stretch>
+                      <a:fillRect/>
+                    </a:stretch>
+                  </pic:blipFill>
+                  <pic:spPr bwMode="auto">
+                    <a:xfrm>
+                      <a:off x="0" y="0"/>
+                      <a:ext cx="5334000" cy="1179094"/>
+                    </a:xfrm>
+                    <a:prstGeom prst="rect">
+                      <a:avLst/>
+                    </a:prstGeom>
+                    <a:noFill/>
+                    <a:ln w="9525">
+                      <a:noFill/>
+                      <a:headEnd/>
+                      <a:tailEnd/>
+                    </a:ln>
+                  </pic:spPr>
+                </pic:pic>
+              </a:graphicData>
+            </a:graphic>
+          </wp:inline>
+        </w:drawing>
+      </w:r>
+    </w:p>
+    <w:p>
+      <w:pPr>
+        <w:pStyle w:val="ImageCaption"/>
+      </w:pPr>
+      <w:r>
+        <w:t xml:space="preserve">Test 5 CP : 6 triggers d’immuabilité actifs.</w:t>
+      </w:r>
+    </w:p>
+    <w:p>
+      <w:pPr>
+        <w:pStyle w:val="BodyText"/>
+      </w:pPr>
+      <w:r>
+        <w:rPr>
+          <w:i/>
+          <w:iCs/>
+        </w:rPr>
+        <w:t xml:space="preserve">Test 5 CP : 6 triggers d’immuabilité actifs.</w:t>
+      </w:r>
+    </w:p>
+    <w:p>
+      <w:pPr>
+        <w:pStyle w:val="CaptionedFigure"/>
+      </w:pPr>
+      <w:r>
+        <w:drawing>
+          <wp:inline>
+            <wp:extent cx="5334000" cy="1122947"/>
+            <wp:effectExtent b="0" l="0" r="0" t="0"/>
+            <wp:docPr descr="Test 4 CP : 11 colonnes critiques vérifiées." title="" id="134" name="Picture"/>
+            <a:graphic>
+              <a:graphicData uri="http://schemas.openxmlformats.org/drawingml/2006/picture">
+                <pic:pic>
+                  <pic:nvPicPr>
+                    <pic:cNvPr descr="/home/idrissa_yameogo/projets/ycognicore-cloud/docs/rapports/captures/10/53-test4-cp.png" id="135" name="Picture"/>
+                    <pic:cNvPicPr>
+                      <a:picLocks noChangeArrowheads="1" noChangeAspect="1"/>
+                    </pic:cNvPicPr>
+                  </pic:nvPicPr>
+                  <pic:blipFill>
+                    <a:blip r:embed="rId133"/>
+                    <a:stretch>
+                      <a:fillRect/>
+                    </a:stretch>
+                  </pic:blipFill>
+                  <pic:spPr bwMode="auto">
+                    <a:xfrm>
+                      <a:off x="0" y="0"/>
+                      <a:ext cx="5334000" cy="1122947"/>
+                    </a:xfrm>
+                    <a:prstGeom prst="rect">
+                      <a:avLst/>
+                    </a:prstGeom>
+                    <a:noFill/>
+                    <a:ln w="9525">
+                      <a:noFill/>
+                      <a:headEnd/>
+                      <a:tailEnd/>
+                    </a:ln>
+                  </pic:spPr>
+                </pic:pic>
+              </a:graphicData>
+            </a:graphic>
+          </wp:inline>
+        </w:drawing>
+      </w:r>
+    </w:p>
+    <w:p>
+      <w:pPr>
+        <w:pStyle w:val="ImageCaption"/>
+      </w:pPr>
+      <w:r>
+        <w:t xml:space="preserve">Test 4 CP : 11 colonnes critiques vérifiées.</w:t>
+      </w:r>
+    </w:p>
+    <w:p>
+      <w:pPr>
+        <w:pStyle w:val="BodyText"/>
+      </w:pPr>
+      <w:r>
+        <w:rPr>
+          <w:i/>
+          <w:iCs/>
+        </w:rPr>
+        <w:t xml:space="preserve">Test 4 CP : 11 colonnes critiques vérifiées.</w:t>
+      </w:r>
+    </w:p>
+    <w:p>
+      <w:pPr>
+        <w:pStyle w:val="CaptionedFigure"/>
+      </w:pPr>
+      <w:r>
+        <w:drawing>
+          <wp:inline>
+            <wp:extent cx="5334000" cy="842210"/>
+            <wp:effectExtent b="0" l="0" r="0" t="0"/>
+            <wp:docPr descr="Test 3 CP : 0 table manquante (toutes présentes)." title="" id="137" name="Picture"/>
+            <a:graphic>
+              <a:graphicData uri="http://schemas.openxmlformats.org/drawingml/2006/picture">
+                <pic:pic>
+                  <pic:nvPicPr>
+                    <pic:cNvPr descr="/home/idrissa_yameogo/projets/ycognicore-cloud/docs/rapports/captures/10/52-test3-cp.png" id="138" name="Picture"/>
+                    <pic:cNvPicPr>
+                      <a:picLocks noChangeArrowheads="1" noChangeAspect="1"/>
+                    </pic:cNvPicPr>
+                  </pic:nvPicPr>
+                  <pic:blipFill>
+                    <a:blip r:embed="rId136"/>
+                    <a:stretch>
+                      <a:fillRect/>
+                    </a:stretch>
+                  </pic:blipFill>
+                  <pic:spPr bwMode="auto">
+                    <a:xfrm>
+                      <a:off x="0" y="0"/>
+                      <a:ext cx="5334000" cy="842210"/>
+                    </a:xfrm>
+                    <a:prstGeom prst="rect">
+                      <a:avLst/>
+                    </a:prstGeom>
+                    <a:noFill/>
+                    <a:ln w="9525">
+                      <a:noFill/>
+                      <a:headEnd/>
+                      <a:tailEnd/>
+                    </a:ln>
+                  </pic:spPr>
+                </pic:pic>
+              </a:graphicData>
+            </a:graphic>
+          </wp:inline>
+        </w:drawing>
+      </w:r>
+    </w:p>
+    <w:p>
+      <w:pPr>
+        <w:pStyle w:val="ImageCaption"/>
+      </w:pPr>
+      <w:r>
+        <w:t xml:space="preserve">Test 3 CP : 0 table manquante (toutes présentes).</w:t>
+      </w:r>
+    </w:p>
+    <w:p>
+      <w:pPr>
+        <w:pStyle w:val="BodyText"/>
+      </w:pPr>
+      <w:r>
+        <w:rPr>
+          <w:i/>
+          <w:iCs/>
+        </w:rPr>
+        <w:t xml:space="preserve">Test 3 CP : 0 table manquante (toutes présentes).</w:t>
+      </w:r>
+    </w:p>
+    <w:p>
+      <w:pPr>
         <w:pStyle w:val="BodyText"/>
       </w:pPr>
       <w:r>
@@ -4767,9 +6210,9 @@
         </w:pict>
       </w:r>
     </w:p>
-    <w:bookmarkEnd w:id="45"/>
-    <w:bookmarkEnd w:id="46"/>
-    <w:bookmarkStart w:id="51" w:name="modélisation-des-données-et-architecture"/>
+    <w:bookmarkEnd w:id="139"/>
+    <w:bookmarkEnd w:id="140"/>
+    <w:bookmarkStart w:id="145" w:name="modélisation-des-données-et-architecture"/>
     <w:p>
       <w:pPr>
         <w:pStyle w:val="Heading2"/>
@@ -4778,7 +6221,7 @@
         <w:rPr>
           <w:rStyle w:val="SectionNumber"/>
         </w:rPr>
-        <w:t xml:space="preserve">1.5</w:t>
+        <w:t xml:space="preserve">1.6</w:t>
       </w:r>
       <w:r>
         <w:tab/>
@@ -4787,7 +6230,7 @@
         <w:t xml:space="preserve">4. Modélisation des données et architecture</w:t>
       </w:r>
     </w:p>
-    <w:bookmarkStart w:id="47" w:name="X23c8fde4ec4edca3e029116b186b9f96399fb97"/>
+    <w:bookmarkStart w:id="141" w:name="X23c8fde4ec4edca3e029116b186b9f96399fb97"/>
     <w:p>
       <w:pPr>
         <w:pStyle w:val="Heading3"/>
@@ -4796,7 +6239,7 @@
         <w:rPr>
           <w:rStyle w:val="SectionNumber"/>
         </w:rPr>
-        <w:t xml:space="preserve">1.5.1</w:t>
+        <w:t xml:space="preserve">1.6.1</w:t>
       </w:r>
       <w:r>
         <w:tab/>
@@ -5140,8 +6583,8 @@
         </w:tc>
       </w:tr>
     </w:tbl>
-    <w:bookmarkEnd w:id="47"/>
-    <w:bookmarkStart w:id="48" w:name="schéma-tenant-14-tables-8-partitions"/>
+    <w:bookmarkEnd w:id="141"/>
+    <w:bookmarkStart w:id="142" w:name="schéma-tenant-14-tables-8-partitions"/>
     <w:p>
       <w:pPr>
         <w:pStyle w:val="Heading3"/>
@@ -5150,7 +6593,7 @@
         <w:rPr>
           <w:rStyle w:val="SectionNumber"/>
         </w:rPr>
-        <w:t xml:space="preserve">1.5.2</w:t>
+        <w:t xml:space="preserve">1.6.2</w:t>
       </w:r>
       <w:r>
         <w:tab/>
@@ -5494,8 +6937,8 @@
         </w:tc>
       </w:tr>
     </w:tbl>
-    <w:bookmarkEnd w:id="48"/>
-    <w:bookmarkStart w:id="49" w:name="architecture-docker"/>
+    <w:bookmarkEnd w:id="142"/>
+    <w:bookmarkStart w:id="143" w:name="architecture-docker"/>
     <w:p>
       <w:pPr>
         <w:pStyle w:val="Heading3"/>
@@ -5504,7 +6947,7 @@
         <w:rPr>
           <w:rStyle w:val="SectionNumber"/>
         </w:rPr>
-        <w:t xml:space="preserve">1.5.3</w:t>
+        <w:t xml:space="preserve">1.6.3</w:t>
       </w:r>
       <w:r>
         <w:tab/>
@@ -5521,8 +6964,8 @@
         <w:t xml:space="preserve">4 services orchestrés : PostgreSQL 16, Redis 7-alpine, Vault 1.17.6, MinIO (pgsty).</w:t>
       </w:r>
     </w:p>
-    <w:bookmarkEnd w:id="49"/>
-    <w:bookmarkStart w:id="50" w:name="architecture-spring-boot"/>
+    <w:bookmarkEnd w:id="143"/>
+    <w:bookmarkStart w:id="144" w:name="architecture-spring-boot"/>
     <w:p>
       <w:pPr>
         <w:pStyle w:val="Heading3"/>
@@ -5531,7 +6974,7 @@
         <w:rPr>
           <w:rStyle w:val="SectionNumber"/>
         </w:rPr>
-        <w:t xml:space="preserve">1.5.4</w:t>
+        <w:t xml:space="preserve">1.6.4</w:t>
       </w:r>
       <w:r>
         <w:tab/>
@@ -5555,9 +6998,9 @@
         </w:pict>
       </w:r>
     </w:p>
-    <w:bookmarkEnd w:id="50"/>
-    <w:bookmarkEnd w:id="51"/>
-    <w:bookmarkStart w:id="63" w:name="résolution-de-problèmes-détaillée"/>
+    <w:bookmarkEnd w:id="144"/>
+    <w:bookmarkEnd w:id="145"/>
+    <w:bookmarkStart w:id="160" w:name="résolution-de-problèmes-détaillée"/>
     <w:p>
       <w:pPr>
         <w:pStyle w:val="Heading2"/>
@@ -5566,7 +7009,7 @@
         <w:rPr>
           <w:rStyle w:val="SectionNumber"/>
         </w:rPr>
-        <w:t xml:space="preserve">1.6</w:t>
+        <w:t xml:space="preserve">1.7</w:t>
       </w:r>
       <w:r>
         <w:tab/>
@@ -5587,7 +7030,7 @@
         <w:t xml:space="preserve">11 problèmes rencontrés et résolus au cours de la journée.</w:t>
       </w:r>
     </w:p>
-    <w:bookmarkStart w:id="52" w:name="Xc3ad0c681f250d4f3d04f000e891a07ca78ddac"/>
+    <w:bookmarkStart w:id="146" w:name="Xc3ad0c681f250d4f3d04f000e891a07ca78ddac"/>
     <w:p>
       <w:pPr>
         <w:pStyle w:val="Heading3"/>
@@ -5596,7 +7039,7 @@
         <w:rPr>
           <w:rStyle w:val="SectionNumber"/>
         </w:rPr>
-        <w:t xml:space="preserve">1.6.1</w:t>
+        <w:t xml:space="preserve">1.7.1</w:t>
       </w:r>
       <w:r>
         <w:tab/>
@@ -5635,8 +7078,8 @@
         <w:t xml:space="preserve">.</w:t>
       </w:r>
     </w:p>
-    <w:bookmarkEnd w:id="52"/>
-    <w:bookmarkStart w:id="53" w:name="problème-2-flyway-ne-sexécute-pas-boot-4"/>
+    <w:bookmarkEnd w:id="146"/>
+    <w:bookmarkStart w:id="147" w:name="problème-2-flyway-ne-sexécute-pas-boot-4"/>
     <w:p>
       <w:pPr>
         <w:pStyle w:val="Heading3"/>
@@ -5645,7 +7088,7 @@
         <w:rPr>
           <w:rStyle w:val="SectionNumber"/>
         </w:rPr>
-        <w:t xml:space="preserve">1.6.2</w:t>
+        <w:t xml:space="preserve">1.7.2</w:t>
       </w:r>
       <w:r>
         <w:tab/>
@@ -5687,8 +7130,8 @@
         <w:t xml:space="preserve">explicite.</w:t>
       </w:r>
     </w:p>
-    <w:bookmarkEnd w:id="53"/>
-    <w:bookmarkStart w:id="54" w:name="X1ac4f147704a9ce9cf792dc40b0939b9e353941"/>
+    <w:bookmarkEnd w:id="147"/>
+    <w:bookmarkStart w:id="151" w:name="X1ac4f147704a9ce9cf792dc40b0939b9e353941"/>
     <w:p>
       <w:pPr>
         <w:pStyle w:val="Heading3"/>
@@ -5697,7 +7140,7 @@
         <w:rPr>
           <w:rStyle w:val="SectionNumber"/>
         </w:rPr>
-        <w:t xml:space="preserve">1.6.3</w:t>
+        <w:t xml:space="preserve">1.7.3</w:t>
       </w:r>
       <w:r>
         <w:tab/>
@@ -5721,11 +7164,84 @@
         <w:t xml:space="preserve"> </w:t>
       </w:r>
       <w:r>
-        <w:t xml:space="preserve">drop + recreate de la base.</w:t>
-      </w:r>
-    </w:p>
-    <w:bookmarkEnd w:id="54"/>
-    <w:bookmarkStart w:id="55" w:name="problème-4-endpoint-401-unauthorized"/>
+        <w:t xml:space="preserve">drop + recreate de la base</w:t>
+      </w:r>
+    </w:p>
+    <w:p>
+      <w:pPr>
+        <w:pStyle w:val="CaptionedFigure"/>
+      </w:pPr>
+      <w:r>
+        <w:drawing>
+          <wp:inline>
+            <wp:extent cx="5334000" cy="3017570"/>
+            <wp:effectExtent b="0" l="0" r="0" t="0"/>
+            <wp:docPr descr="Structure partition_maintenance_log" title="" id="149" name="Picture"/>
+            <a:graphic>
+              <a:graphicData uri="http://schemas.openxmlformats.org/drawingml/2006/picture">
+                <pic:pic>
+                  <pic:nvPicPr>
+                    <pic:cNvPr descr="/home/idrissa_yameogo/projets/ycognicore-cloud/docs/rapports/captures/10/24-partition-table.png" id="150" name="Picture"/>
+                    <pic:cNvPicPr>
+                      <a:picLocks noChangeArrowheads="1" noChangeAspect="1"/>
+                    </pic:cNvPicPr>
+                  </pic:nvPicPr>
+                  <pic:blipFill>
+                    <a:blip r:embed="rId148"/>
+                    <a:stretch>
+                      <a:fillRect/>
+                    </a:stretch>
+                  </pic:blipFill>
+                  <pic:spPr bwMode="auto">
+                    <a:xfrm>
+                      <a:off x="0" y="0"/>
+                      <a:ext cx="5334000" cy="3017570"/>
+                    </a:xfrm>
+                    <a:prstGeom prst="rect">
+                      <a:avLst/>
+                    </a:prstGeom>
+                    <a:noFill/>
+                    <a:ln w="9525">
+                      <a:noFill/>
+                      <a:headEnd/>
+                      <a:tailEnd/>
+                    </a:ln>
+                  </pic:spPr>
+                </pic:pic>
+              </a:graphicData>
+            </a:graphic>
+          </wp:inline>
+        </w:drawing>
+      </w:r>
+    </w:p>
+    <w:p>
+      <w:pPr>
+        <w:pStyle w:val="ImageCaption"/>
+      </w:pPr>
+      <w:r>
+        <w:t xml:space="preserve">Structure partition_maintenance_log</w:t>
+      </w:r>
+    </w:p>
+    <w:p>
+      <w:pPr>
+        <w:pStyle w:val="BodyText"/>
+      </w:pPr>
+      <w:r>
+        <w:rPr>
+          <w:i/>
+          <w:iCs/>
+        </w:rPr>
+        <w:t xml:space="preserve">Figure — Structure de la table partition_maintenance_log.</w:t>
+      </w:r>
+      <w:r>
+        <w:t xml:space="preserve"> </w:t>
+      </w:r>
+      <w:r>
+        <w:t xml:space="preserve">.</w:t>
+      </w:r>
+    </w:p>
+    <w:bookmarkEnd w:id="151"/>
+    <w:bookmarkStart w:id="152" w:name="problème-4-endpoint-401-unauthorized"/>
     <w:p>
       <w:pPr>
         <w:pStyle w:val="Heading3"/>
@@ -5734,7 +7250,7 @@
         <w:rPr>
           <w:rStyle w:val="SectionNumber"/>
         </w:rPr>
-        <w:t xml:space="preserve">1.6.4</w:t>
+        <w:t xml:space="preserve">1.7.4</w:t>
       </w:r>
       <w:r>
         <w:tab/>
@@ -5767,8 +7283,8 @@
         <w:t xml:space="preserve">.</w:t>
       </w:r>
     </w:p>
-    <w:bookmarkEnd w:id="55"/>
-    <w:bookmarkStart w:id="56" w:name="problème-5-0-tenants-détectés"/>
+    <w:bookmarkEnd w:id="152"/>
+    <w:bookmarkStart w:id="153" w:name="problème-5-0-tenants-détectés"/>
     <w:p>
       <w:pPr>
         <w:pStyle w:val="Heading3"/>
@@ -5777,7 +7293,7 @@
         <w:rPr>
           <w:rStyle w:val="SectionNumber"/>
         </w:rPr>
-        <w:t xml:space="preserve">1.6.5</w:t>
+        <w:t xml:space="preserve">1.7.5</w:t>
       </w:r>
       <w:r>
         <w:tab/>
@@ -5816,8 +7332,8 @@
         <w:t xml:space="preserve">.</w:t>
       </w:r>
     </w:p>
-    <w:bookmarkEnd w:id="56"/>
-    <w:bookmarkStart w:id="57" w:name="problème-6-12-erreurs-password"/>
+    <w:bookmarkEnd w:id="153"/>
+    <w:bookmarkStart w:id="154" w:name="problème-6-12-erreurs-password"/>
     <w:p>
       <w:pPr>
         <w:pStyle w:val="Heading3"/>
@@ -5826,7 +7342,7 @@
         <w:rPr>
           <w:rStyle w:val="SectionNumber"/>
         </w:rPr>
-        <w:t xml:space="preserve">1.6.6</w:t>
+        <w:t xml:space="preserve">1.7.6</w:t>
       </w:r>
       <w:r>
         <w:tab/>
@@ -5859,8 +7375,8 @@
         <w:t xml:space="preserve">.</w:t>
       </w:r>
     </w:p>
-    <w:bookmarkEnd w:id="57"/>
-    <w:bookmarkStart w:id="58" w:name="problème-7-ddl-create-interdit"/>
+    <w:bookmarkEnd w:id="154"/>
+    <w:bookmarkStart w:id="155" w:name="problème-7-ddl-create-interdit"/>
     <w:p>
       <w:pPr>
         <w:pStyle w:val="Heading3"/>
@@ -5869,7 +7385,7 @@
         <w:rPr>
           <w:rStyle w:val="SectionNumber"/>
         </w:rPr>
-        <w:t xml:space="preserve">1.6.7</w:t>
+        <w:t xml:space="preserve">1.7.7</w:t>
       </w:r>
       <w:r>
         <w:tab/>
@@ -5908,8 +7424,8 @@
         <w:t xml:space="preserve">.</w:t>
       </w:r>
     </w:p>
-    <w:bookmarkEnd w:id="58"/>
-    <w:bookmarkStart w:id="59" w:name="problème-8-image-minio-retirée"/>
+    <w:bookmarkEnd w:id="155"/>
+    <w:bookmarkStart w:id="156" w:name="problème-8-image-minio-retirée"/>
     <w:p>
       <w:pPr>
         <w:pStyle w:val="Heading3"/>
@@ -5918,7 +7434,7 @@
         <w:rPr>
           <w:rStyle w:val="SectionNumber"/>
         </w:rPr>
-        <w:t xml:space="preserve">1.6.8</w:t>
+        <w:t xml:space="preserve">1.7.8</w:t>
       </w:r>
       <w:r>
         <w:tab/>
@@ -5951,8 +7467,8 @@
         <w:t xml:space="preserve">.</w:t>
       </w:r>
     </w:p>
-    <w:bookmarkEnd w:id="59"/>
-    <w:bookmarkStart w:id="60" w:name="problème-9-healthcheck-vault-ipv6"/>
+    <w:bookmarkEnd w:id="156"/>
+    <w:bookmarkStart w:id="157" w:name="problème-9-healthcheck-vault-ipv6"/>
     <w:p>
       <w:pPr>
         <w:pStyle w:val="Heading3"/>
@@ -5961,7 +7477,7 @@
         <w:rPr>
           <w:rStyle w:val="SectionNumber"/>
         </w:rPr>
-        <w:t xml:space="preserve">1.6.9</w:t>
+        <w:t xml:space="preserve">1.7.9</w:t>
       </w:r>
       <w:r>
         <w:tab/>
@@ -5994,8 +7510,8 @@
         <w:t xml:space="preserve">.</w:t>
       </w:r>
     </w:p>
-    <w:bookmarkEnd w:id="60"/>
-    <w:bookmarkStart w:id="61" w:name="problème-10-boto3-absent"/>
+    <w:bookmarkEnd w:id="157"/>
+    <w:bookmarkStart w:id="158" w:name="problème-10-boto3-absent"/>
     <w:p>
       <w:pPr>
         <w:pStyle w:val="Heading3"/>
@@ -6004,7 +7520,7 @@
         <w:rPr>
           <w:rStyle w:val="SectionNumber"/>
         </w:rPr>
-        <w:t xml:space="preserve">1.6.10</w:t>
+        <w:t xml:space="preserve">1.7.10</w:t>
       </w:r>
       <w:r>
         <w:tab/>
@@ -6046,8 +7562,8 @@
         <w:t xml:space="preserve">éphémère.</w:t>
       </w:r>
     </w:p>
-    <w:bookmarkEnd w:id="61"/>
-    <w:bookmarkStart w:id="62" w:name="problème-11-mc-non-téléchargeable"/>
+    <w:bookmarkEnd w:id="158"/>
+    <w:bookmarkStart w:id="159" w:name="problème-11-mc-non-téléchargeable"/>
     <w:p>
       <w:pPr>
         <w:pStyle w:val="Heading3"/>
@@ -6056,7 +7572,7 @@
         <w:rPr>
           <w:rStyle w:val="SectionNumber"/>
         </w:rPr>
-        <w:t xml:space="preserve">1.6.11</w:t>
+        <w:t xml:space="preserve">1.7.11</w:t>
       </w:r>
       <w:r>
         <w:tab/>
@@ -6090,9 +7606,9 @@
         </w:pict>
       </w:r>
     </w:p>
-    <w:bookmarkEnd w:id="62"/>
-    <w:bookmarkEnd w:id="63"/>
-    <w:bookmarkStart w:id="66" w:name="résultats-obtenus"/>
+    <w:bookmarkEnd w:id="159"/>
+    <w:bookmarkEnd w:id="160"/>
+    <w:bookmarkStart w:id="163" w:name="résultats-obtenus"/>
     <w:p>
       <w:pPr>
         <w:pStyle w:val="Heading2"/>
@@ -6101,7 +7617,7 @@
         <w:rPr>
           <w:rStyle w:val="SectionNumber"/>
         </w:rPr>
-        <w:t xml:space="preserve">1.7</w:t>
+        <w:t xml:space="preserve">1.8</w:t>
       </w:r>
       <w:r>
         <w:tab/>
@@ -6110,7 +7626,7 @@
         <w:t xml:space="preserve">6. Résultats obtenus</w:t>
       </w:r>
     </w:p>
-    <w:bookmarkStart w:id="64" w:name="livrables-produits"/>
+    <w:bookmarkStart w:id="161" w:name="livrables-produits"/>
     <w:p>
       <w:pPr>
         <w:pStyle w:val="Heading3"/>
@@ -6119,7 +7635,7 @@
         <w:rPr>
           <w:rStyle w:val="SectionNumber"/>
         </w:rPr>
-        <w:t xml:space="preserve">1.7.1</w:t>
+        <w:t xml:space="preserve">1.8.1</w:t>
       </w:r>
       <w:r>
         <w:tab/>
@@ -6486,8 +8002,8 @@
         </w:tc>
       </w:tr>
     </w:tbl>
-    <w:bookmarkEnd w:id="64"/>
-    <w:bookmarkStart w:id="65" w:name="statistiques-de-la-journée"/>
+    <w:bookmarkEnd w:id="161"/>
+    <w:bookmarkStart w:id="162" w:name="statistiques-de-la-journée"/>
     <w:p>
       <w:pPr>
         <w:pStyle w:val="Heading3"/>
@@ -6496,7 +8012,7 @@
         <w:rPr>
           <w:rStyle w:val="SectionNumber"/>
         </w:rPr>
-        <w:t xml:space="preserve">1.7.2</w:t>
+        <w:t xml:space="preserve">1.8.2</w:t>
       </w:r>
       <w:r>
         <w:tab/>
@@ -6742,9 +8258,9 @@
         </w:pict>
       </w:r>
     </w:p>
-    <w:bookmarkEnd w:id="65"/>
-    <w:bookmarkEnd w:id="66"/>
-    <w:bookmarkStart w:id="71" w:name="bilan-et-prochaines-étapes"/>
+    <w:bookmarkEnd w:id="162"/>
+    <w:bookmarkEnd w:id="163"/>
+    <w:bookmarkStart w:id="168" w:name="bilan-et-prochaines-étapes"/>
     <w:p>
       <w:pPr>
         <w:pStyle w:val="Heading2"/>
@@ -6753,7 +8269,7 @@
         <w:rPr>
           <w:rStyle w:val="SectionNumber"/>
         </w:rPr>
-        <w:t xml:space="preserve">1.8</w:t>
+        <w:t xml:space="preserve">1.9</w:t>
       </w:r>
       <w:r>
         <w:tab/>
@@ -6762,7 +8278,7 @@
         <w:t xml:space="preserve">7. Bilan et prochaines étapes</w:t>
       </w:r>
     </w:p>
-    <w:bookmarkStart w:id="67" w:name="sprint-h0-clôturé-66"/>
+    <w:bookmarkStart w:id="164" w:name="sprint-h0-clôturé-66"/>
     <w:p>
       <w:pPr>
         <w:pStyle w:val="Heading3"/>
@@ -6771,7 +8287,7 @@
         <w:rPr>
           <w:rStyle w:val="SectionNumber"/>
         </w:rPr>
-        <w:t xml:space="preserve">1.8.1</w:t>
+        <w:t xml:space="preserve">1.9.1</w:t>
       </w:r>
       <w:r>
         <w:tab/>
@@ -7040,8 +8556,8 @@
         </w:tc>
       </w:tr>
     </w:tbl>
-    <w:bookmarkEnd w:id="67"/>
-    <w:bookmarkStart w:id="68" w:name="avancement-global-phase-1"/>
+    <w:bookmarkEnd w:id="164"/>
+    <w:bookmarkStart w:id="165" w:name="avancement-global-phase-1"/>
     <w:p>
       <w:pPr>
         <w:pStyle w:val="Heading3"/>
@@ -7050,7 +8566,7 @@
         <w:rPr>
           <w:rStyle w:val="SectionNumber"/>
         </w:rPr>
-        <w:t xml:space="preserve">1.8.2</w:t>
+        <w:t xml:space="preserve">1.9.2</w:t>
       </w:r>
       <w:r>
         <w:tab/>
@@ -7312,8 +8828,8 @@
         </w:tc>
       </w:tr>
     </w:tbl>
-    <w:bookmarkEnd w:id="68"/>
-    <w:bookmarkStart w:id="69" w:name="reste-à-faire"/>
+    <w:bookmarkEnd w:id="165"/>
+    <w:bookmarkStart w:id="166" w:name="reste-à-faire"/>
     <w:p>
       <w:pPr>
         <w:pStyle w:val="Heading3"/>
@@ -7322,7 +8838,7 @@
         <w:rPr>
           <w:rStyle w:val="SectionNumber"/>
         </w:rPr>
-        <w:t xml:space="preserve">1.8.3</w:t>
+        <w:t xml:space="preserve">1.9.3</w:t>
       </w:r>
       <w:r>
         <w:tab/>
@@ -7673,8 +9189,8 @@
         </w:tc>
       </w:tr>
     </w:tbl>
-    <w:bookmarkEnd w:id="69"/>
-    <w:bookmarkStart w:id="70" w:name="conformité-aux-directives-du-29092026"/>
+    <w:bookmarkEnd w:id="166"/>
+    <w:bookmarkStart w:id="167" w:name="conformité-aux-directives-du-29092026"/>
     <w:p>
       <w:pPr>
         <w:pStyle w:val="Heading3"/>
@@ -7683,7 +9199,7 @@
         <w:rPr>
           <w:rStyle w:val="SectionNumber"/>
         </w:rPr>
-        <w:t xml:space="preserve">1.8.4</w:t>
+        <w:t xml:space="preserve">1.9.4</w:t>
       </w:r>
       <w:r>
         <w:tab/>
@@ -7991,9 +9507,8 @@
         <w:t xml:space="preserve">Sprint H0 clôturé (6/6), Phase 1 à ~82 %</w:t>
       </w:r>
     </w:p>
-    <w:bookmarkEnd w:id="70"/>
-    <w:bookmarkEnd w:id="71"/>
-    <w:bookmarkEnd w:id="72"/>
+    <w:bookmarkEnd w:id="167"/>
+    <w:bookmarkEnd w:id="168"/>
     <w:sectPr>
       <w:footnotePr>
         <w:numRestart w:val="eachSect"/>

--- a/docs/rapports/export/Rapport_Journalier_n10_Yameogo_Idrissa.docx
+++ b/docs/rapports/export/Rapport_Journalier_n10_Yameogo_Idrissa.docx
@@ -1237,7 +1237,7 @@
     </w:p>
     <w:bookmarkEnd w:id="21"/>
     <w:bookmarkEnd w:id="22"/>
-    <w:bookmarkStart w:id="113" w:name="tâches-réalisées-et-leur-déroulement"/>
+    <w:bookmarkStart w:id="116" w:name="tâches-réalisées-et-leur-déroulement"/>
     <w:p>
       <w:pPr>
         <w:pStyle w:val="Heading2"/>
@@ -1687,7 +1687,7 @@
       </w:r>
     </w:p>
     <w:bookmarkEnd w:id="23"/>
-    <w:bookmarkStart w:id="44" w:name="Xb897b160a1e9df8a28041411326a7523064b457"/>
+    <w:bookmarkStart w:id="47" w:name="Xb897b160a1e9df8a28041411326a7523064b457"/>
     <w:p>
       <w:pPr>
         <w:pStyle w:val="Heading3"/>
@@ -2011,20 +2011,87 @@
       <w:r>
         <w:drawing>
           <wp:inline>
-            <wp:extent cx="5334000" cy="1866899"/>
+            <wp:extent cx="5334000" cy="2197985"/>
             <wp:effectExtent b="0" l="0" r="0" t="0"/>
-            <wp:docPr descr="Création de la sauvegarde horodatée db.backup-20260930-094319/." title="" id="30" name="Picture"/>
+            <wp:docPr descr="01 pgsty pull" title="" id="30" name="Picture"/>
             <a:graphic>
               <a:graphicData uri="http://schemas.openxmlformats.org/drawingml/2006/picture">
                 <pic:pic>
                   <pic:nvPicPr>
-                    <pic:cNvPr descr="/home/idrissa_yameogo/projets/ycognicore-cloud/docs/rapports/captures/10/03-sauvegarde.png" id="31" name="Picture"/>
+                    <pic:cNvPr descr="/home/idrissa_yameogo/projets/ycognicore-cloud/docs/rapports/captures/10/01-pgsty-pull.png" id="31" name="Picture"/>
                     <pic:cNvPicPr>
                       <a:picLocks noChangeArrowheads="1" noChangeAspect="1"/>
                     </pic:cNvPicPr>
                   </pic:nvPicPr>
                   <pic:blipFill>
                     <a:blip r:embed="rId29"/>
+                    <a:stretch>
+                      <a:fillRect/>
+                    </a:stretch>
+                  </pic:blipFill>
+                  <pic:spPr bwMode="auto">
+                    <a:xfrm>
+                      <a:off x="0" y="0"/>
+                      <a:ext cx="5334000" cy="2197985"/>
+                    </a:xfrm>
+                    <a:prstGeom prst="rect">
+                      <a:avLst/>
+                    </a:prstGeom>
+                    <a:noFill/>
+                    <a:ln w="9525">
+                      <a:noFill/>
+                      <a:headEnd/>
+                      <a:tailEnd/>
+                    </a:ln>
+                  </pic:spPr>
+                </pic:pic>
+              </a:graphicData>
+            </a:graphic>
+          </wp:inline>
+        </w:drawing>
+      </w:r>
+    </w:p>
+    <w:p>
+      <w:pPr>
+        <w:pStyle w:val="ImageCaption"/>
+      </w:pPr>
+      <w:r>
+        <w:t xml:space="preserve">01 pgsty pull</w:t>
+      </w:r>
+    </w:p>
+    <w:p>
+      <w:pPr>
+        <w:pStyle w:val="BodyText"/>
+      </w:pPr>
+      <w:r>
+        <w:rPr>
+          <w:i/>
+          <w:iCs/>
+        </w:rPr>
+        <w:t xml:space="preserve">01 pgsty pull</w:t>
+      </w:r>
+    </w:p>
+    <w:p>
+      <w:pPr>
+        <w:pStyle w:val="CaptionedFigure"/>
+      </w:pPr>
+      <w:r>
+        <w:drawing>
+          <wp:inline>
+            <wp:extent cx="5334000" cy="1866899"/>
+            <wp:effectExtent b="0" l="0" r="0" t="0"/>
+            <wp:docPr descr="Création de la sauvegarde horodatée db.backup-20260930-094319/." title="" id="33" name="Picture"/>
+            <a:graphic>
+              <a:graphicData uri="http://schemas.openxmlformats.org/drawingml/2006/picture">
+                <pic:pic>
+                  <pic:nvPicPr>
+                    <pic:cNvPr descr="/home/idrissa_yameogo/projets/ycognicore-cloud/docs/rapports/captures/10/03-sauvegarde.png" id="34" name="Picture"/>
+                    <pic:cNvPicPr>
+                      <a:picLocks noChangeArrowheads="1" noChangeAspect="1"/>
+                    </pic:cNvPicPr>
+                  </pic:nvPicPr>
+                  <pic:blipFill>
+                    <a:blip r:embed="rId32"/>
                     <a:stretch>
                       <a:fillRect/>
                     </a:stretch>
@@ -2080,18 +2147,18 @@
           <wp:inline>
             <wp:extent cx="5334000" cy="2844800"/>
             <wp:effectExtent b="0" l="0" r="0" t="0"/>
-            <wp:docPr descr="Arborescence initiale : 6 fichiers SQL (V1-V3 CP + V1-V3 Tenant)." title="" id="33" name="Picture"/>
+            <wp:docPr descr="Arborescence initiale : 6 fichiers SQL (V1-V3 CP + V1-V3 Tenant)." title="" id="36" name="Picture"/>
             <a:graphic>
               <a:graphicData uri="http://schemas.openxmlformats.org/drawingml/2006/picture">
                 <pic:pic>
                   <pic:nvPicPr>
-                    <pic:cNvPr descr="/home/idrissa_yameogo/projets/ycognicore-cloud/docs/rapports/captures/10/02-arborescence-initiale.png" id="34" name="Picture"/>
+                    <pic:cNvPr descr="/home/idrissa_yameogo/projets/ycognicore-cloud/docs/rapports/captures/10/02-arborescence-initiale.png" id="37" name="Picture"/>
                     <pic:cNvPicPr>
                       <a:picLocks noChangeArrowheads="1" noChangeAspect="1"/>
                     </pic:cNvPicPr>
                   </pic:nvPicPr>
                   <pic:blipFill>
-                    <a:blip r:embed="rId32"/>
+                    <a:blip r:embed="rId35"/>
                     <a:stretch>
                       <a:fillRect/>
                     </a:stretch>
@@ -2147,18 +2214,18 @@
           <wp:inline>
             <wp:extent cx="5334000" cy="1164311"/>
             <wp:effectExtent b="0" l="0" r="0" t="0"/>
-            <wp:docPr descr="État des conteneurs Docker au démarrage de la journée." title="" id="36" name="Picture"/>
+            <wp:docPr descr="État des conteneurs Docker au démarrage de la journée." title="" id="39" name="Picture"/>
             <a:graphic>
               <a:graphicData uri="http://schemas.openxmlformats.org/drawingml/2006/picture">
                 <pic:pic>
                   <pic:nvPicPr>
-                    <pic:cNvPr descr="/home/idrissa_yameogo/projets/ycognicore-cloud/docs/rapports/captures/10/01-docker-ps.png" id="37" name="Picture"/>
+                    <pic:cNvPr descr="/home/idrissa_yameogo/projets/ycognicore-cloud/docs/rapports/captures/10/01-docker-ps.png" id="40" name="Picture"/>
                     <pic:cNvPicPr>
                       <a:picLocks noChangeArrowheads="1" noChangeAspect="1"/>
                     </pic:cNvPicPr>
                   </pic:nvPicPr>
                   <pic:blipFill>
-                    <a:blip r:embed="rId35"/>
+                    <a:blip r:embed="rId38"/>
                     <a:stretch>
                       <a:fillRect/>
                     </a:stretch>
@@ -2232,18 +2299,18 @@
           <wp:inline>
             <wp:extent cx="5334000" cy="2400300"/>
             <wp:effectExtent b="0" l="0" r="0" t="0"/>
-            <wp:docPr descr="État final Git : historique des commits et tags de la journée." title="" id="39" name="Picture"/>
+            <wp:docPr descr="État final Git : historique des commits et tags de la journée." title="" id="42" name="Picture"/>
             <a:graphic>
               <a:graphicData uri="http://schemas.openxmlformats.org/drawingml/2006/picture">
                 <pic:pic>
                   <pic:nvPicPr>
-                    <pic:cNvPr descr="/home/idrissa_yameogo/projets/ycognicore-cloud/docs/rapports/captures/10/51-etat-final-git.png" id="40" name="Picture"/>
+                    <pic:cNvPr descr="/home/idrissa_yameogo/projets/ycognicore-cloud/docs/rapports/captures/10/51-etat-final-git.png" id="43" name="Picture"/>
                     <pic:cNvPicPr>
                       <a:picLocks noChangeArrowheads="1" noChangeAspect="1"/>
                     </pic:cNvPicPr>
                   </pic:nvPicPr>
                   <pic:blipFill>
-                    <a:blip r:embed="rId38"/>
+                    <a:blip r:embed="rId41"/>
                     <a:stretch>
                       <a:fillRect/>
                     </a:stretch>
@@ -2299,18 +2366,18 @@
           <wp:inline>
             <wp:extent cx="5334000" cy="2311400"/>
             <wp:effectExtent b="0" l="0" r="0" t="0"/>
-            <wp:docPr descr="Commit BL-004 : intégration Flyway + ADRs 008/009/010." title="" id="42" name="Picture"/>
+            <wp:docPr descr="Commit BL-004 : intégration Flyway + ADRs 008/009/010." title="" id="45" name="Picture"/>
             <a:graphic>
               <a:graphicData uri="http://schemas.openxmlformats.org/drawingml/2006/picture">
                 <pic:pic>
                   <pic:nvPicPr>
-                    <pic:cNvPr descr="/home/idrissa_yameogo/projets/ycognicore-cloud/docs/rapports/captures/10/49-commit-bl004.png" id="43" name="Picture"/>
+                    <pic:cNvPr descr="/home/idrissa_yameogo/projets/ycognicore-cloud/docs/rapports/captures/10/49-commit-bl004.png" id="46" name="Picture"/>
                     <pic:cNvPicPr>
                       <a:picLocks noChangeArrowheads="1" noChangeAspect="1"/>
                     </pic:cNvPicPr>
                   </pic:nvPicPr>
                   <pic:blipFill>
-                    <a:blip r:embed="rId41"/>
+                    <a:blip r:embed="rId44"/>
                     <a:stretch>
                       <a:fillRect/>
                     </a:stretch>
@@ -2364,8 +2431,8 @@
         </w:pict>
       </w:r>
     </w:p>
-    <w:bookmarkEnd w:id="44"/>
-    <w:bookmarkStart w:id="50" w:name="Xeaa754c95fae8af11526b220e4a3b82cfe7b57a"/>
+    <w:bookmarkEnd w:id="47"/>
+    <w:bookmarkStart w:id="53" w:name="Xeaa754c95fae8af11526b220e4a3b82cfe7b57a"/>
     <w:p>
       <w:pPr>
         <w:pStyle w:val="Heading3"/>
@@ -2551,18 +2618,18 @@
           <wp:inline>
             <wp:extent cx="5334000" cy="1454198"/>
             <wp:effectExtent b="0" l="0" r="0" t="0"/>
-            <wp:docPr descr="Compteurs par migration (CREATE TABLE, FUNCTION, TRIGGER, lignes)." title="" id="46" name="Picture"/>
+            <wp:docPr descr="Compteurs par migration (CREATE TABLE, FUNCTION, TRIGGER, lignes)." title="" id="49" name="Picture"/>
             <a:graphic>
               <a:graphicData uri="http://schemas.openxmlformats.org/drawingml/2006/picture">
                 <pic:pic>
                   <pic:nvPicPr>
-                    <pic:cNvPr descr="/home/idrissa_yameogo/projets/ycognicore-cloud/docs/rapports/captures/10/05-recap-migrations.png" id="47" name="Picture"/>
+                    <pic:cNvPr descr="/home/idrissa_yameogo/projets/ycognicore-cloud/docs/rapports/captures/10/05-recap-migrations.png" id="50" name="Picture"/>
                     <pic:cNvPicPr>
                       <a:picLocks noChangeArrowheads="1" noChangeAspect="1"/>
                     </pic:cNvPicPr>
                   </pic:nvPicPr>
                   <pic:blipFill>
-                    <a:blip r:embed="rId45"/>
+                    <a:blip r:embed="rId48"/>
                     <a:stretch>
                       <a:fillRect/>
                     </a:stretch>
@@ -2618,12 +2685,12 @@
           <wp:inline>
             <wp:extent cx="5334000" cy="1740568"/>
             <wp:effectExtent b="0" l="0" r="0" t="0"/>
-            <wp:docPr descr="13 migrations finales" title="" id="48" name="Picture"/>
+            <wp:docPr descr="13 migrations finales" title="" id="51" name="Picture"/>
             <a:graphic>
               <a:graphicData uri="http://schemas.openxmlformats.org/drawingml/2006/picture">
                 <pic:pic>
                   <pic:nvPicPr>
-                    <pic:cNvPr descr="/home/idrissa_yameogo/projets/ycognicore-cloud/docs/rapports/captures/10/04-13-migrations.png" id="49" name="Picture"/>
+                    <pic:cNvPr descr="/home/idrissa_yameogo/projets/ycognicore-cloud/docs/rapports/captures/10/04-13-migrations.png" id="52" name="Picture"/>
                     <pic:cNvPicPr>
                       <a:picLocks noChangeArrowheads="1" noChangeAspect="1"/>
                     </pic:cNvPicPr>
@@ -2701,8 +2768,8 @@
         </w:pict>
       </w:r>
     </w:p>
-    <w:bookmarkEnd w:id="50"/>
-    <w:bookmarkStart w:id="53" w:name="tâche-3-décisions-technologiques-bloc-2"/>
+    <w:bookmarkEnd w:id="53"/>
+    <w:bookmarkStart w:id="56" w:name="tâche-3-décisions-technologiques-bloc-2"/>
     <w:p>
       <w:pPr>
         <w:pStyle w:val="Heading3"/>
@@ -2720,7 +2787,7 @@
         <w:t xml:space="preserve">Tâche 3 — Décisions technologiques (BLOC 2)</w:t>
       </w:r>
     </w:p>
-    <w:bookmarkStart w:id="51" w:name="adr-008-choix-de-spring-boot-4"/>
+    <w:bookmarkStart w:id="54" w:name="adr-008-choix-de-spring-boot-4"/>
     <w:p>
       <w:pPr>
         <w:pStyle w:val="Heading4"/>
@@ -2829,8 +2896,8 @@
         <w:t xml:space="preserve">Support d’Hibernate 7 (multi-tenant natif — ADR-006)</w:t>
       </w:r>
     </w:p>
-    <w:bookmarkEnd w:id="51"/>
-    <w:bookmarkStart w:id="52" w:name="adr-009-choix-dangular-22-lts"/>
+    <w:bookmarkEnd w:id="54"/>
+    <w:bookmarkStart w:id="55" w:name="adr-009-choix-dangular-22-lts"/>
     <w:p>
       <w:pPr>
         <w:pStyle w:val="Heading4"/>
@@ -2961,9 +3028,9 @@
         </w:pict>
       </w:r>
     </w:p>
-    <w:bookmarkEnd w:id="52"/>
-    <w:bookmarkEnd w:id="53"/>
-    <w:bookmarkStart w:id="77" w:name="tâche-4-intégration-flyway-bloc-3-bl-004"/>
+    <w:bookmarkEnd w:id="55"/>
+    <w:bookmarkEnd w:id="56"/>
+    <w:bookmarkStart w:id="80" w:name="tâche-4-intégration-flyway-bloc-3-bl-004"/>
     <w:p>
       <w:pPr>
         <w:pStyle w:val="Heading3"/>
@@ -2999,7 +3066,7 @@
         <w:t xml:space="preserve">faire piloter le schéma Control Plane par Flyway.</w:t>
       </w:r>
     </w:p>
-    <w:bookmarkStart w:id="60" w:name="ajout-des-dépendances"/>
+    <w:bookmarkStart w:id="63" w:name="ajout-des-dépendances"/>
     <w:p>
       <w:pPr>
         <w:pStyle w:val="Heading4"/>
@@ -3076,18 +3143,18 @@
           <wp:inline>
             <wp:extent cx="5334000" cy="1333500"/>
             <wp:effectExtent b="0" l="0" r="0" t="0"/>
-            <wp:docPr descr="Indentation TAB" title="" id="55" name="Picture"/>
+            <wp:docPr descr="Indentation TAB" title="" id="58" name="Picture"/>
             <a:graphic>
               <a:graphicData uri="http://schemas.openxmlformats.org/drawingml/2006/picture">
                 <pic:pic>
                   <pic:nvPicPr>
-                    <pic:cNvPr descr="/home/idrissa_yameogo/projets/ycognicore-cloud/docs/rapports/captures/10/08-tab-detection.png" id="56" name="Picture"/>
+                    <pic:cNvPr descr="/home/idrissa_yameogo/projets/ycognicore-cloud/docs/rapports/captures/10/08-tab-detection.png" id="59" name="Picture"/>
                     <pic:cNvPicPr>
                       <a:picLocks noChangeArrowheads="1" noChangeAspect="1"/>
                     </pic:cNvPicPr>
                   </pic:nvPicPr>
                   <pic:blipFill>
-                    <a:blip r:embed="rId54"/>
+                    <a:blip r:embed="rId57"/>
                     <a:stretch>
                       <a:fillRect/>
                     </a:stretch>
@@ -3143,18 +3210,18 @@
           <wp:inline>
             <wp:extent cx="5334000" cy="1866899"/>
             <wp:effectExtent b="0" l="0" r="0" t="0"/>
-            <wp:docPr descr="Dépendances pom.xml" title="" id="58" name="Picture"/>
+            <wp:docPr descr="Dépendances pom.xml" title="" id="61" name="Picture"/>
             <a:graphic>
               <a:graphicData uri="http://schemas.openxmlformats.org/drawingml/2006/picture">
                 <pic:pic>
                   <pic:nvPicPr>
-                    <pic:cNvPr descr="/home/idrissa_yameogo/projets/ycognicore-cloud/docs/rapports/captures/10/09-flyway-pom.png" id="59" name="Picture"/>
+                    <pic:cNvPr descr="/home/idrissa_yameogo/projets/ycognicore-cloud/docs/rapports/captures/10/09-flyway-pom.png" id="62" name="Picture"/>
                     <pic:cNvPicPr>
                       <a:picLocks noChangeArrowheads="1" noChangeAspect="1"/>
                     </pic:cNvPicPr>
                   </pic:nvPicPr>
                   <pic:blipFill>
-                    <a:blip r:embed="rId57"/>
+                    <a:blip r:embed="rId60"/>
                     <a:stretch>
                       <a:fillRect/>
                     </a:stretch>
@@ -3201,8 +3268,8 @@
         <w:t xml:space="preserve">Figure 5 — Ajout des dépendances Flyway + vérification visuelle.</w:t>
       </w:r>
     </w:p>
-    <w:bookmarkEnd w:id="60"/>
-    <w:bookmarkStart w:id="64" w:name="validation-et-compilation"/>
+    <w:bookmarkEnd w:id="63"/>
+    <w:bookmarkStart w:id="67" w:name="validation-et-compilation"/>
     <w:p>
       <w:pPr>
         <w:pStyle w:val="Heading4"/>
@@ -3229,18 +3296,18 @@
           <wp:inline>
             <wp:extent cx="5334000" cy="1333500"/>
             <wp:effectExtent b="0" l="0" r="0" t="0"/>
-            <wp:docPr descr="Validation OK" title="" id="62" name="Picture"/>
+            <wp:docPr descr="Validation OK" title="" id="65" name="Picture"/>
             <a:graphic>
               <a:graphicData uri="http://schemas.openxmlformats.org/drawingml/2006/picture">
                 <pic:pic>
                   <pic:nvPicPr>
-                    <pic:cNvPr descr="/home/idrissa_yameogo/projets/ycognicore-cloud/docs/rapports/captures/10/10-validation-compilation.png" id="63" name="Picture"/>
+                    <pic:cNvPr descr="/home/idrissa_yameogo/projets/ycognicore-cloud/docs/rapports/captures/10/10-validation-compilation.png" id="66" name="Picture"/>
                     <pic:cNvPicPr>
                       <a:picLocks noChangeArrowheads="1" noChangeAspect="1"/>
                     </pic:cNvPicPr>
                   </pic:nvPicPr>
                   <pic:blipFill>
-                    <a:blip r:embed="rId61"/>
+                    <a:blip r:embed="rId64"/>
                     <a:stretch>
                       <a:fillRect/>
                     </a:stretch>
@@ -3287,8 +3354,8 @@
         <w:t xml:space="preserve">Figure 6 — XML valide + compilation OK.</w:t>
       </w:r>
     </w:p>
-    <w:bookmarkEnd w:id="64"/>
-    <w:bookmarkStart w:id="68" w:name="configuration-application.yml"/>
+    <w:bookmarkEnd w:id="67"/>
+    <w:bookmarkStart w:id="71" w:name="configuration-application.yml"/>
     <w:p>
       <w:pPr>
         <w:pStyle w:val="Heading4"/>
@@ -3315,18 +3382,18 @@
           <wp:inline>
             <wp:extent cx="5334000" cy="4533900"/>
             <wp:effectExtent b="0" l="0" r="0" t="0"/>
-            <wp:docPr descr="application.yml" title="" id="66" name="Picture"/>
+            <wp:docPr descr="application.yml" title="" id="69" name="Picture"/>
             <a:graphic>
               <a:graphicData uri="http://schemas.openxmlformats.org/drawingml/2006/picture">
                 <pic:pic>
                   <pic:nvPicPr>
-                    <pic:cNvPr descr="/home/idrissa_yameogo/projets/ycognicore-cloud/docs/rapports/captures/10/11-application-yml.png" id="67" name="Picture"/>
+                    <pic:cNvPr descr="/home/idrissa_yameogo/projets/ycognicore-cloud/docs/rapports/captures/10/11-application-yml.png" id="70" name="Picture"/>
                     <pic:cNvPicPr>
                       <a:picLocks noChangeArrowheads="1" noChangeAspect="1"/>
                     </pic:cNvPicPr>
                   </pic:nvPicPr>
                   <pic:blipFill>
-                    <a:blip r:embed="rId65"/>
+                    <a:blip r:embed="rId68"/>
                     <a:stretch>
                       <a:fillRect/>
                     </a:stretch>
@@ -3373,8 +3440,8 @@
         <w:t xml:space="preserve">Figure 7 — application.yml créé (49 lignes).</w:t>
       </w:r>
     </w:p>
-    <w:bookmarkEnd w:id="68"/>
-    <w:bookmarkStart w:id="72" w:name="X95d9e40fc665da7fd7856f0428a762436f5d3db"/>
+    <w:bookmarkEnd w:id="71"/>
+    <w:bookmarkStart w:id="75" w:name="X95d9e40fc665da7fd7856f0428a762436f5d3db"/>
     <w:p>
       <w:pPr>
         <w:pStyle w:val="Heading4"/>
@@ -3401,18 +3468,18 @@
           <wp:inline>
             <wp:extent cx="5334000" cy="2576811"/>
             <wp:effectExtent b="0" l="0" r="0" t="0"/>
-            <wp:docPr descr="Starters Boot 4" title="" id="70" name="Picture"/>
+            <wp:docPr descr="Starters Boot 4" title="" id="73" name="Picture"/>
             <a:graphic>
               <a:graphicData uri="http://schemas.openxmlformats.org/drawingml/2006/picture">
                 <pic:pic>
                   <pic:nvPicPr>
-                    <pic:cNvPr descr="/home/idrissa_yameogo/projets/ycognicore-cloud/docs/rapports/captures/10/16-boot4-starters.png" id="71" name="Picture"/>
+                    <pic:cNvPr descr="/home/idrissa_yameogo/projets/ycognicore-cloud/docs/rapports/captures/10/16-boot4-starters.png" id="74" name="Picture"/>
                     <pic:cNvPicPr>
                       <a:picLocks noChangeArrowheads="1" noChangeAspect="1"/>
                     </pic:cNvPicPr>
                   </pic:nvPicPr>
                   <pic:blipFill>
-                    <a:blip r:embed="rId69"/>
+                    <a:blip r:embed="rId72"/>
                     <a:stretch>
                       <a:fillRect/>
                     </a:stretch>
@@ -3459,8 +3526,8 @@
         <w:t xml:space="preserve">Figure 8 — Diagnostic : aucun starter Flyway n’existe pour Boot 4.</w:t>
       </w:r>
     </w:p>
-    <w:bookmarkEnd w:id="72"/>
-    <w:bookmarkStart w:id="76" w:name="résultat-6-puis-7-migrations-appliquées"/>
+    <w:bookmarkEnd w:id="75"/>
+    <w:bookmarkStart w:id="79" w:name="résultat-6-puis-7-migrations-appliquées"/>
     <w:p>
       <w:pPr>
         <w:pStyle w:val="Heading4"/>
@@ -3487,18 +3554,18 @@
           <wp:inline>
             <wp:extent cx="5334000" cy="1331986"/>
             <wp:effectExtent b="0" l="0" r="0" t="0"/>
-            <wp:docPr descr="Flyway history" title="" id="74" name="Picture"/>
+            <wp:docPr descr="Flyway history" title="" id="77" name="Picture"/>
             <a:graphic>
               <a:graphicData uri="http://schemas.openxmlformats.org/drawingml/2006/picture">
                 <pic:pic>
                   <pic:nvPicPr>
-                    <pic:cNvPr descr="/home/idrissa_yameogo/projets/ycognicore-cloud/docs/rapports/captures/10/19-flyway-history.png" id="75" name="Picture"/>
+                    <pic:cNvPr descr="/home/idrissa_yameogo/projets/ycognicore-cloud/docs/rapports/captures/10/19-flyway-history.png" id="78" name="Picture"/>
                     <pic:cNvPicPr>
                       <a:picLocks noChangeArrowheads="1" noChangeAspect="1"/>
                     </pic:cNvPicPr>
                   </pic:nvPicPr>
                   <pic:blipFill>
-                    <a:blip r:embed="rId73"/>
+                    <a:blip r:embed="rId76"/>
                     <a:stretch>
                       <a:fillRect/>
                     </a:stretch>
@@ -3570,9 +3637,9 @@
         </w:pict>
       </w:r>
     </w:p>
-    <w:bookmarkEnd w:id="76"/>
-    <w:bookmarkEnd w:id="77"/>
-    <w:bookmarkStart w:id="94" w:name="X9413cbdb2b853f865b13181a204bdc1cb34990b"/>
+    <w:bookmarkEnd w:id="79"/>
+    <w:bookmarkEnd w:id="80"/>
+    <w:bookmarkStart w:id="97" w:name="X9413cbdb2b853f865b13181a204bdc1cb34990b"/>
     <w:p>
       <w:pPr>
         <w:pStyle w:val="Heading3"/>
@@ -3608,7 +3675,7 @@
         <w:t xml:space="preserve">automatiser la création des partitions mensuelles.</w:t>
       </w:r>
     </w:p>
-    <w:bookmarkStart w:id="81" w:name="création-de-la-migration-v7"/>
+    <w:bookmarkStart w:id="84" w:name="création-de-la-migration-v7"/>
     <w:p>
       <w:pPr>
         <w:pStyle w:val="Heading4"/>
@@ -3658,18 +3725,18 @@
           <wp:inline>
             <wp:extent cx="5334000" cy="2014482"/>
             <wp:effectExtent b="0" l="0" r="0" t="0"/>
-            <wp:docPr descr="V7 créé" title="" id="79" name="Picture"/>
+            <wp:docPr descr="V7 créé" title="" id="82" name="Picture"/>
             <a:graphic>
               <a:graphicData uri="http://schemas.openxmlformats.org/drawingml/2006/picture">
                 <pic:pic>
                   <pic:nvPicPr>
-                    <pic:cNvPr descr="/home/idrissa_yameogo/projets/ycognicore-cloud/docs/rapports/captures/10/23-v7-created.png" id="80" name="Picture"/>
+                    <pic:cNvPr descr="/home/idrissa_yameogo/projets/ycognicore-cloud/docs/rapports/captures/10/23-v7-created.png" id="83" name="Picture"/>
                     <pic:cNvPicPr>
                       <a:picLocks noChangeArrowheads="1" noChangeAspect="1"/>
                     </pic:cNvPicPr>
                   </pic:nvPicPr>
                   <pic:blipFill>
-                    <a:blip r:embed="rId78"/>
+                    <a:blip r:embed="rId81"/>
                     <a:stretch>
                       <a:fillRect/>
                     </a:stretch>
@@ -3712,8 +3779,8 @@
         <w:t xml:space="preserve">*Figure 10 — V7__add_partition_maintenance.sql créé.*</w:t>
       </w:r>
     </w:p>
-    <w:bookmarkEnd w:id="81"/>
-    <w:bookmarkStart w:id="85" w:name="succès-12-partitions-créées"/>
+    <w:bookmarkEnd w:id="84"/>
+    <w:bookmarkStart w:id="88" w:name="succès-12-partitions-créées"/>
     <w:p>
       <w:pPr>
         <w:pStyle w:val="Heading4"/>
@@ -3740,18 +3807,18 @@
           <wp:inline>
             <wp:extent cx="5334000" cy="1231515"/>
             <wp:effectExtent b="0" l="0" r="0" t="0"/>
-            <wp:docPr descr="Endpoint success" title="" id="83" name="Picture"/>
+            <wp:docPr descr="Endpoint success" title="" id="86" name="Picture"/>
             <a:graphic>
               <a:graphicData uri="http://schemas.openxmlformats.org/drawingml/2006/picture">
                 <pic:pic>
                   <pic:nvPicPr>
-                    <pic:cNvPr descr="/home/idrissa_yameogo/projets/ycognicore-cloud/docs/rapports/captures/10/30-endpoint-success.png" id="84" name="Picture"/>
+                    <pic:cNvPr descr="/home/idrissa_yameogo/projets/ycognicore-cloud/docs/rapports/captures/10/30-endpoint-success.png" id="87" name="Picture"/>
                     <pic:cNvPicPr>
                       <a:picLocks noChangeArrowheads="1" noChangeAspect="1"/>
                     </pic:cNvPicPr>
                   </pic:nvPicPr>
                   <pic:blipFill>
-                    <a:blip r:embed="rId82"/>
+                    <a:blip r:embed="rId85"/>
                     <a:stretch>
                       <a:fillRect/>
                     </a:stretch>
@@ -3821,8 +3888,8 @@
         <w:t xml:space="preserve">.</w:t>
       </w:r>
     </w:p>
-    <w:bookmarkEnd w:id="85"/>
-    <w:bookmarkStart w:id="89" w:name="vérification-en-base"/>
+    <w:bookmarkEnd w:id="88"/>
+    <w:bookmarkStart w:id="92" w:name="vérification-en-base"/>
     <w:p>
       <w:pPr>
         <w:pStyle w:val="Heading4"/>
@@ -3849,18 +3916,18 @@
           <wp:inline>
             <wp:extent cx="5334000" cy="2572668"/>
             <wp:effectExtent b="0" l="0" r="0" t="0"/>
-            <wp:docPr descr="Partitions demo001" title="" id="87" name="Picture"/>
+            <wp:docPr descr="Partitions demo001" title="" id="90" name="Picture"/>
             <a:graphic>
               <a:graphicData uri="http://schemas.openxmlformats.org/drawingml/2006/picture">
                 <pic:pic>
                   <pic:nvPicPr>
-                    <pic:cNvPr descr="/home/idrissa_yameogo/projets/ycognicore-cloud/docs/rapports/captures/10/31-partitions-demo001.png" id="88" name="Picture"/>
+                    <pic:cNvPr descr="/home/idrissa_yameogo/projets/ycognicore-cloud/docs/rapports/captures/10/31-partitions-demo001.png" id="91" name="Picture"/>
                     <pic:cNvPicPr>
                       <a:picLocks noChangeArrowheads="1" noChangeAspect="1"/>
                     </pic:cNvPicPr>
                   </pic:nvPicPr>
                   <pic:blipFill>
-                    <a:blip r:embed="rId86"/>
+                    <a:blip r:embed="rId89"/>
                     <a:stretch>
                       <a:fillRect/>
                     </a:stretch>
@@ -3907,8 +3974,8 @@
         <w:t xml:space="preserve">Figure 12 — demo001 : 30 objets (3 audit_log + 3 login_attempts + index hérités).</w:t>
       </w:r>
     </w:p>
-    <w:bookmarkEnd w:id="89"/>
-    <w:bookmarkStart w:id="93" w:name="journal-de-traçabilité"/>
+    <w:bookmarkEnd w:id="92"/>
+    <w:bookmarkStart w:id="96" w:name="journal-de-traçabilité"/>
     <w:p>
       <w:pPr>
         <w:pStyle w:val="Heading4"/>
@@ -3935,18 +4002,18 @@
           <wp:inline>
             <wp:extent cx="5334000" cy="1126434"/>
             <wp:effectExtent b="0" l="0" r="0" t="0"/>
-            <wp:docPr descr="Journal CP" title="" id="91" name="Picture"/>
+            <wp:docPr descr="Journal CP" title="" id="94" name="Picture"/>
             <a:graphic>
               <a:graphicData uri="http://schemas.openxmlformats.org/drawingml/2006/picture">
                 <pic:pic>
                   <pic:nvPicPr>
-                    <pic:cNvPr descr="/home/idrissa_yameogo/projets/ycognicore-cloud/docs/rapports/captures/10/33-journal-cp.png" id="92" name="Picture"/>
+                    <pic:cNvPr descr="/home/idrissa_yameogo/projets/ycognicore-cloud/docs/rapports/captures/10/33-journal-cp.png" id="95" name="Picture"/>
                     <pic:cNvPicPr>
                       <a:picLocks noChangeArrowheads="1" noChangeAspect="1"/>
                     </pic:cNvPicPr>
                   </pic:nvPicPr>
                   <pic:blipFill>
-                    <a:blip r:embed="rId90"/>
+                    <a:blip r:embed="rId93"/>
                     <a:stretch>
                       <a:fillRect/>
                     </a:stretch>
@@ -4018,9 +4085,9 @@
         </w:pict>
       </w:r>
     </w:p>
-    <w:bookmarkEnd w:id="93"/>
-    <w:bookmarkEnd w:id="94"/>
-    <w:bookmarkStart w:id="111" w:name="Xc5e749f703e9ed7cf8ab9c8eacceb0ab3cee905"/>
+    <w:bookmarkEnd w:id="96"/>
+    <w:bookmarkEnd w:id="97"/>
+    <w:bookmarkStart w:id="114" w:name="Xc5e749f703e9ed7cf8ab9c8eacceb0ab3cee905"/>
     <w:p>
       <w:pPr>
         <w:pStyle w:val="Heading3"/>
@@ -4056,7 +4123,7 @@
         <w:t xml:space="preserve">provisionner 4 services sans perte de données.</w:t>
       </w:r>
     </w:p>
-    <w:bookmarkStart w:id="98" w:name="analyse-des-volumes-et-ports"/>
+    <w:bookmarkStart w:id="101" w:name="analyse-des-volumes-et-ports"/>
     <w:p>
       <w:pPr>
         <w:pStyle w:val="Heading4"/>
@@ -4083,18 +4150,18 @@
           <wp:inline>
             <wp:extent cx="5334000" cy="1333500"/>
             <wp:effectExtent b="0" l="0" r="0" t="0"/>
-            <wp:docPr descr="Volumes Docker" title="" id="96" name="Picture"/>
+            <wp:docPr descr="Volumes Docker" title="" id="99" name="Picture"/>
             <a:graphic>
               <a:graphicData uri="http://schemas.openxmlformats.org/drawingml/2006/picture">
                 <pic:pic>
                   <pic:nvPicPr>
-                    <pic:cNvPr descr="/home/idrissa_yameogo/projets/ycognicore-cloud/docs/rapports/captures/10/35-volumes.png" id="97" name="Picture"/>
+                    <pic:cNvPr descr="/home/idrissa_yameogo/projets/ycognicore-cloud/docs/rapports/captures/10/35-volumes.png" id="100" name="Picture"/>
                     <pic:cNvPicPr>
                       <a:picLocks noChangeArrowheads="1" noChangeAspect="1"/>
                     </pic:cNvPicPr>
                   </pic:nvPicPr>
                   <pic:blipFill>
-                    <a:blip r:embed="rId95"/>
+                    <a:blip r:embed="rId98"/>
                     <a:stretch>
                       <a:fillRect/>
                     </a:stretch>
@@ -4170,8 +4237,8 @@
         <w:t xml:space="preserve">(85 Mo) identifié pour réutilisation.</w:t>
       </w:r>
     </w:p>
-    <w:bookmarkEnd w:id="98"/>
-    <w:bookmarkStart w:id="102" w:name="fichiers-dinfrastructure-validation"/>
+    <w:bookmarkEnd w:id="101"/>
+    <w:bookmarkStart w:id="105" w:name="fichiers-dinfrastructure-validation"/>
     <w:p>
       <w:pPr>
         <w:pStyle w:val="Heading4"/>
@@ -4198,18 +4265,18 @@
           <wp:inline>
             <wp:extent cx="5334000" cy="2435208"/>
             <wp:effectExtent b="0" l="0" r="0" t="0"/>
-            <wp:docPr descr="Validation YAML" title="" id="100" name="Picture"/>
+            <wp:docPr descr="Validation YAML" title="" id="103" name="Picture"/>
             <a:graphic>
               <a:graphicData uri="http://schemas.openxmlformats.org/drawingml/2006/picture">
                 <pic:pic>
                   <pic:nvPicPr>
-                    <pic:cNvPr descr="/home/idrissa_yameogo/projets/ycognicore-cloud/docs/rapports/captures/10/38-validation-yaml.png" id="101" name="Picture"/>
+                    <pic:cNvPr descr="/home/idrissa_yameogo/projets/ycognicore-cloud/docs/rapports/captures/10/38-validation-yaml.png" id="104" name="Picture"/>
                     <pic:cNvPicPr>
                       <a:picLocks noChangeArrowheads="1" noChangeAspect="1"/>
                     </pic:cNvPicPr>
                   </pic:nvPicPr>
                   <pic:blipFill>
-                    <a:blip r:embed="rId99"/>
+                    <a:blip r:embed="rId102"/>
                     <a:stretch>
                       <a:fillRect/>
                     </a:stretch>
@@ -4256,8 +4323,8 @@
         <w:t xml:space="preserve">Figure 15 — YAML docker-compose validé.</w:t>
       </w:r>
     </w:p>
-    <w:bookmarkEnd w:id="102"/>
-    <w:bookmarkStart w:id="106" w:name="démarrage-de-la-stack"/>
+    <w:bookmarkEnd w:id="105"/>
+    <w:bookmarkStart w:id="109" w:name="démarrage-de-la-stack"/>
     <w:p>
       <w:pPr>
         <w:pStyle w:val="Heading4"/>
@@ -4284,18 +4351,18 @@
           <wp:inline>
             <wp:extent cx="5334000" cy="1422400"/>
             <wp:effectExtent b="0" l="0" r="0" t="0"/>
-            <wp:docPr descr="Docker compose up" title="" id="104" name="Picture"/>
+            <wp:docPr descr="Docker compose up" title="" id="107" name="Picture"/>
             <a:graphic>
               <a:graphicData uri="http://schemas.openxmlformats.org/drawingml/2006/picture">
                 <pic:pic>
                   <pic:nvPicPr>
-                    <pic:cNvPr descr="/home/idrissa_yameogo/projets/ycognicore-cloud/docs/rapports/captures/10/41-docker-up.png" id="105" name="Picture"/>
+                    <pic:cNvPr descr="/home/idrissa_yameogo/projets/ycognicore-cloud/docs/rapports/captures/10/41-docker-up.png" id="108" name="Picture"/>
                     <pic:cNvPicPr>
                       <a:picLocks noChangeArrowheads="1" noChangeAspect="1"/>
                     </pic:cNvPicPr>
                   </pic:nvPicPr>
                   <pic:blipFill>
-                    <a:blip r:embed="rId103"/>
+                    <a:blip r:embed="rId106"/>
                     <a:stretch>
                       <a:fillRect/>
                     </a:stretch>
@@ -4342,8 +4409,8 @@
         <w:t xml:space="preserve">Figure 16 — Démarrage : 4 services, 1 réseau, 3 volumes.</w:t>
       </w:r>
     </w:p>
-    <w:bookmarkEnd w:id="106"/>
-    <w:bookmarkStart w:id="110" w:name="récapitulatif-infrastructure"/>
+    <w:bookmarkEnd w:id="109"/>
+    <w:bookmarkStart w:id="113" w:name="récapitulatif-infrastructure"/>
     <w:p>
       <w:pPr>
         <w:pStyle w:val="Heading4"/>
@@ -4370,18 +4437,18 @@
           <wp:inline>
             <wp:extent cx="5334000" cy="1515978"/>
             <wp:effectExtent b="0" l="0" r="0" t="0"/>
-            <wp:docPr descr="Récapitulatif BL-006" title="" id="108" name="Picture"/>
+            <wp:docPr descr="Récapitulatif BL-006" title="" id="111" name="Picture"/>
             <a:graphic>
               <a:graphicData uri="http://schemas.openxmlformats.org/drawingml/2006/picture">
                 <pic:pic>
                   <pic:nvPicPr>
-                    <pic:cNvPr descr="/home/idrissa_yameogo/projets/ycognicore-cloud/docs/rapports/captures/10/48-recap-bl006.png" id="109" name="Picture"/>
+                    <pic:cNvPr descr="/home/idrissa_yameogo/projets/ycognicore-cloud/docs/rapports/captures/10/48-recap-bl006.png" id="112" name="Picture"/>
                     <pic:cNvPicPr>
                       <a:picLocks noChangeArrowheads="1" noChangeAspect="1"/>
                     </pic:cNvPicPr>
                   </pic:nvPicPr>
                   <pic:blipFill>
-                    <a:blip r:embed="rId107"/>
+                    <a:blip r:embed="rId110"/>
                     <a:stretch>
                       <a:fillRect/>
                     </a:stretch>
@@ -4453,9 +4520,9 @@
         </w:pict>
       </w:r>
     </w:p>
-    <w:bookmarkEnd w:id="110"/>
-    <w:bookmarkEnd w:id="111"/>
-    <w:bookmarkStart w:id="112" w:name="tâche-7-nettoyage-et-clôture-bloc-6"/>
+    <w:bookmarkEnd w:id="113"/>
+    <w:bookmarkEnd w:id="114"/>
+    <w:bookmarkStart w:id="115" w:name="tâche-7-nettoyage-et-clôture-bloc-6"/>
     <w:p>
       <w:pPr>
         <w:pStyle w:val="Heading3"/>
@@ -4764,9 +4831,9 @@
         </w:pict>
       </w:r>
     </w:p>
-    <w:bookmarkEnd w:id="112"/>
-    <w:bookmarkEnd w:id="113"/>
-    <w:bookmarkStart w:id="140" w:name="X4f2a54e9354a1e15ffae15d13fd6e327816f6d0"/>
+    <w:bookmarkEnd w:id="115"/>
+    <w:bookmarkEnd w:id="116"/>
+    <w:bookmarkStart w:id="143" w:name="X4f2a54e9354a1e15ffae15d13fd6e327816f6d0"/>
     <w:p>
       <w:pPr>
         <w:pStyle w:val="Heading2"/>
@@ -4784,7 +4851,7 @@
         <w:t xml:space="preserve">3. Fonctionnalités développées, modifiées, corrigées ou testées</w:t>
       </w:r>
     </w:p>
-    <w:bookmarkStart w:id="119" w:name="fonctionnalités-développées-nouvelles"/>
+    <w:bookmarkStart w:id="122" w:name="fonctionnalités-développées-nouvelles"/>
     <w:p>
       <w:pPr>
         <w:pStyle w:val="Heading3"/>
@@ -4802,7 +4869,7 @@
         <w:t xml:space="preserve">3.1. Fonctionnalités développées (nouvelles)</w:t>
       </w:r>
     </w:p>
-    <w:bookmarkStart w:id="114" w:name="X028e8eda70314ce78d9230db8492acee229f0f1"/>
+    <w:bookmarkStart w:id="117" w:name="X028e8eda70314ce78d9230db8492acee229f0f1"/>
     <w:p>
       <w:pPr>
         <w:pStyle w:val="Heading4"/>
@@ -4988,8 +5055,8 @@
         <w:t xml:space="preserve">(2 endpoints)</w:t>
       </w:r>
     </w:p>
-    <w:bookmarkEnd w:id="114"/>
-    <w:bookmarkStart w:id="115" w:name="f-02-configuration-flyway-explicite"/>
+    <w:bookmarkEnd w:id="117"/>
+    <w:bookmarkStart w:id="118" w:name="f-02-configuration-flyway-explicite"/>
     <w:p>
       <w:pPr>
         <w:pStyle w:val="Heading4"/>
@@ -5034,8 +5101,8 @@
         <w:t xml:space="preserve">(~60 lignes).</w:t>
       </w:r>
     </w:p>
-    <w:bookmarkEnd w:id="115"/>
-    <w:bookmarkStart w:id="116" w:name="Xa6b5334b6a270291bc36cf756e9a208947cad56"/>
+    <w:bookmarkEnd w:id="118"/>
+    <w:bookmarkStart w:id="119" w:name="Xa6b5334b6a270291bc36cf756e9a208947cad56"/>
     <w:p>
       <w:pPr>
         <w:pStyle w:val="Heading4"/>
@@ -5080,8 +5147,8 @@
         <w:t xml:space="preserve">(~40 lignes).</w:t>
       </w:r>
     </w:p>
-    <w:bookmarkEnd w:id="116"/>
-    <w:bookmarkStart w:id="117" w:name="f-04-infrastructure-docker-complète"/>
+    <w:bookmarkEnd w:id="119"/>
+    <w:bookmarkStart w:id="120" w:name="f-04-infrastructure-docker-complète"/>
     <w:p>
       <w:pPr>
         <w:pStyle w:val="Heading4"/>
@@ -5159,8 +5226,8 @@
         <w:t xml:space="preserve">.</w:t>
       </w:r>
     </w:p>
-    <w:bookmarkEnd w:id="117"/>
-    <w:bookmarkStart w:id="118" w:name="f-05-activation-du-scheduling-spring"/>
+    <w:bookmarkEnd w:id="120"/>
+    <w:bookmarkStart w:id="121" w:name="f-05-activation-du-scheduling-spring"/>
     <w:p>
       <w:pPr>
         <w:pStyle w:val="Heading4"/>
@@ -5211,9 +5278,9 @@
         <w:t xml:space="preserve">).</w:t>
       </w:r>
     </w:p>
-    <w:bookmarkEnd w:id="118"/>
-    <w:bookmarkEnd w:id="119"/>
-    <w:bookmarkStart w:id="120" w:name="fonctionnalités-modifiées"/>
+    <w:bookmarkEnd w:id="121"/>
+    <w:bookmarkEnd w:id="122"/>
+    <w:bookmarkStart w:id="123" w:name="fonctionnalités-modifiées"/>
     <w:p>
       <w:pPr>
         <w:pStyle w:val="Heading3"/>
@@ -5495,8 +5562,8 @@
         </w:tc>
       </w:tr>
     </w:tbl>
-    <w:bookmarkEnd w:id="120"/>
-    <w:bookmarkStart w:id="139" w:name="fonctionnalités-testées"/>
+    <w:bookmarkEnd w:id="123"/>
+    <w:bookmarkStart w:id="142" w:name="fonctionnalités-testées"/>
     <w:p>
       <w:pPr>
         <w:pStyle w:val="Heading3"/>
@@ -5786,18 +5853,18 @@
           <wp:inline>
             <wp:extent cx="5334000" cy="1298995"/>
             <wp:effectExtent b="0" l="0" r="0" t="0"/>
-            <wp:docPr descr="Test 12 Tenant : NOTICE OK — password_history append-only." title="" id="122" name="Picture"/>
+            <wp:docPr descr="Test 12 Tenant : NOTICE OK — password_history append-only." title="" id="125" name="Picture"/>
             <a:graphic>
               <a:graphicData uri="http://schemas.openxmlformats.org/drawingml/2006/picture">
                 <pic:pic>
                   <pic:nvPicPr>
-                    <pic:cNvPr descr="/home/idrissa_yameogo/projets/ycognicore-cloud/docs/rapports/captures/10/61-test12-tenant.png" id="123" name="Picture"/>
+                    <pic:cNvPr descr="/home/idrissa_yameogo/projets/ycognicore-cloud/docs/rapports/captures/10/61-test12-tenant.png" id="126" name="Picture"/>
                     <pic:cNvPicPr>
                       <a:picLocks noChangeArrowheads="1" noChangeAspect="1"/>
                     </pic:cNvPicPr>
                   </pic:nvPicPr>
                   <pic:blipFill>
-                    <a:blip r:embed="rId121"/>
+                    <a:blip r:embed="rId124"/>
                     <a:stretch>
                       <a:fillRect/>
                     </a:stretch>
@@ -5853,18 +5920,18 @@
           <wp:inline>
             <wp:extent cx="5334000" cy="1066800"/>
             <wp:effectExtent b="0" l="0" r="0" t="0"/>
-            <wp:docPr descr="Test 10 Tenant : NOTICE OK — VERROUILLE après 5 échecs." title="" id="125" name="Picture"/>
+            <wp:docPr descr="Test 10 Tenant : NOTICE OK — VERROUILLE après 5 échecs." title="" id="128" name="Picture"/>
             <a:graphic>
               <a:graphicData uri="http://schemas.openxmlformats.org/drawingml/2006/picture">
                 <pic:pic>
                   <pic:nvPicPr>
-                    <pic:cNvPr descr="/home/idrissa_yameogo/projets/ycognicore-cloud/docs/rapports/captures/10/60-test10-tenant.png" id="126" name="Picture"/>
+                    <pic:cNvPr descr="/home/idrissa_yameogo/projets/ycognicore-cloud/docs/rapports/captures/10/60-test10-tenant.png" id="129" name="Picture"/>
                     <pic:cNvPicPr>
                       <a:picLocks noChangeArrowheads="1" noChangeAspect="1"/>
                     </pic:cNvPicPr>
                   </pic:nvPicPr>
                   <pic:blipFill>
-                    <a:blip r:embed="rId124"/>
+                    <a:blip r:embed="rId127"/>
                     <a:stretch>
                       <a:fillRect/>
                     </a:stretch>
@@ -5920,18 +5987,18 @@
           <wp:inline>
             <wp:extent cx="5334000" cy="1010652"/>
             <wp:effectExtent b="0" l="0" r="0" t="0"/>
-            <wp:docPr descr="Test 6 CP : 6 fonctions critiques créées." title="" id="128" name="Picture"/>
+            <wp:docPr descr="Test 6 CP : 6 fonctions critiques créées." title="" id="131" name="Picture"/>
             <a:graphic>
               <a:graphicData uri="http://schemas.openxmlformats.org/drawingml/2006/picture">
                 <pic:pic>
                   <pic:nvPicPr>
-                    <pic:cNvPr descr="/home/idrissa_yameogo/projets/ycognicore-cloud/docs/rapports/captures/10/55-test6-cp.png" id="129" name="Picture"/>
+                    <pic:cNvPr descr="/home/idrissa_yameogo/projets/ycognicore-cloud/docs/rapports/captures/10/55-test6-cp.png" id="132" name="Picture"/>
                     <pic:cNvPicPr>
                       <a:picLocks noChangeArrowheads="1" noChangeAspect="1"/>
                     </pic:cNvPicPr>
                   </pic:nvPicPr>
                   <pic:blipFill>
-                    <a:blip r:embed="rId127"/>
+                    <a:blip r:embed="rId130"/>
                     <a:stretch>
                       <a:fillRect/>
                     </a:stretch>
@@ -5987,18 +6054,18 @@
           <wp:inline>
             <wp:extent cx="5334000" cy="1179094"/>
             <wp:effectExtent b="0" l="0" r="0" t="0"/>
-            <wp:docPr descr="Test 5 CP : 6 triggers d’immuabilité actifs." title="" id="131" name="Picture"/>
+            <wp:docPr descr="Test 5 CP : 6 triggers d’immuabilité actifs." title="" id="134" name="Picture"/>
             <a:graphic>
               <a:graphicData uri="http://schemas.openxmlformats.org/drawingml/2006/picture">
                 <pic:pic>
                   <pic:nvPicPr>
-                    <pic:cNvPr descr="/home/idrissa_yameogo/projets/ycognicore-cloud/docs/rapports/captures/10/54-test5-cp.png" id="132" name="Picture"/>
+                    <pic:cNvPr descr="/home/idrissa_yameogo/projets/ycognicore-cloud/docs/rapports/captures/10/54-test5-cp.png" id="135" name="Picture"/>
                     <pic:cNvPicPr>
                       <a:picLocks noChangeArrowheads="1" noChangeAspect="1"/>
                     </pic:cNvPicPr>
                   </pic:nvPicPr>
                   <pic:blipFill>
-                    <a:blip r:embed="rId130"/>
+                    <a:blip r:embed="rId133"/>
                     <a:stretch>
                       <a:fillRect/>
                     </a:stretch>
@@ -6054,18 +6121,18 @@
           <wp:inline>
             <wp:extent cx="5334000" cy="1122947"/>
             <wp:effectExtent b="0" l="0" r="0" t="0"/>
-            <wp:docPr descr="Test 4 CP : 11 colonnes critiques vérifiées." title="" id="134" name="Picture"/>
+            <wp:docPr descr="Test 4 CP : 11 colonnes critiques vérifiées." title="" id="137" name="Picture"/>
             <a:graphic>
               <a:graphicData uri="http://schemas.openxmlformats.org/drawingml/2006/picture">
                 <pic:pic>
                   <pic:nvPicPr>
-                    <pic:cNvPr descr="/home/idrissa_yameogo/projets/ycognicore-cloud/docs/rapports/captures/10/53-test4-cp.png" id="135" name="Picture"/>
+                    <pic:cNvPr descr="/home/idrissa_yameogo/projets/ycognicore-cloud/docs/rapports/captures/10/53-test4-cp.png" id="138" name="Picture"/>
                     <pic:cNvPicPr>
                       <a:picLocks noChangeArrowheads="1" noChangeAspect="1"/>
                     </pic:cNvPicPr>
                   </pic:nvPicPr>
                   <pic:blipFill>
-                    <a:blip r:embed="rId133"/>
+                    <a:blip r:embed="rId136"/>
                     <a:stretch>
                       <a:fillRect/>
                     </a:stretch>
@@ -6121,18 +6188,18 @@
           <wp:inline>
             <wp:extent cx="5334000" cy="842210"/>
             <wp:effectExtent b="0" l="0" r="0" t="0"/>
-            <wp:docPr descr="Test 3 CP : 0 table manquante (toutes présentes)." title="" id="137" name="Picture"/>
+            <wp:docPr descr="Test 3 CP : 0 table manquante (toutes présentes)." title="" id="140" name="Picture"/>
             <a:graphic>
               <a:graphicData uri="http://schemas.openxmlformats.org/drawingml/2006/picture">
                 <pic:pic>
                   <pic:nvPicPr>
-                    <pic:cNvPr descr="/home/idrissa_yameogo/projets/ycognicore-cloud/docs/rapports/captures/10/52-test3-cp.png" id="138" name="Picture"/>
+                    <pic:cNvPr descr="/home/idrissa_yameogo/projets/ycognicore-cloud/docs/rapports/captures/10/52-test3-cp.png" id="141" name="Picture"/>
                     <pic:cNvPicPr>
                       <a:picLocks noChangeArrowheads="1" noChangeAspect="1"/>
                     </pic:cNvPicPr>
                   </pic:nvPicPr>
                   <pic:blipFill>
-                    <a:blip r:embed="rId136"/>
+                    <a:blip r:embed="rId139"/>
                     <a:stretch>
                       <a:fillRect/>
                     </a:stretch>
@@ -6210,9 +6277,9 @@
         </w:pict>
       </w:r>
     </w:p>
-    <w:bookmarkEnd w:id="139"/>
-    <w:bookmarkEnd w:id="140"/>
-    <w:bookmarkStart w:id="145" w:name="modélisation-des-données-et-architecture"/>
+    <w:bookmarkEnd w:id="142"/>
+    <w:bookmarkEnd w:id="143"/>
+    <w:bookmarkStart w:id="148" w:name="modélisation-des-données-et-architecture"/>
     <w:p>
       <w:pPr>
         <w:pStyle w:val="Heading2"/>
@@ -6230,7 +6297,7 @@
         <w:t xml:space="preserve">4. Modélisation des données et architecture</w:t>
       </w:r>
     </w:p>
-    <w:bookmarkStart w:id="141" w:name="X23c8fde4ec4edca3e029116b186b9f96399fb97"/>
+    <w:bookmarkStart w:id="144" w:name="X23c8fde4ec4edca3e029116b186b9f96399fb97"/>
     <w:p>
       <w:pPr>
         <w:pStyle w:val="Heading3"/>
@@ -6583,8 +6650,8 @@
         </w:tc>
       </w:tr>
     </w:tbl>
-    <w:bookmarkEnd w:id="141"/>
-    <w:bookmarkStart w:id="142" w:name="schéma-tenant-14-tables-8-partitions"/>
+    <w:bookmarkEnd w:id="144"/>
+    <w:bookmarkStart w:id="145" w:name="schéma-tenant-14-tables-8-partitions"/>
     <w:p>
       <w:pPr>
         <w:pStyle w:val="Heading3"/>
@@ -6937,8 +7004,8 @@
         </w:tc>
       </w:tr>
     </w:tbl>
-    <w:bookmarkEnd w:id="142"/>
-    <w:bookmarkStart w:id="143" w:name="architecture-docker"/>
+    <w:bookmarkEnd w:id="145"/>
+    <w:bookmarkStart w:id="146" w:name="architecture-docker"/>
     <w:p>
       <w:pPr>
         <w:pStyle w:val="Heading3"/>
@@ -6964,8 +7031,8 @@
         <w:t xml:space="preserve">4 services orchestrés : PostgreSQL 16, Redis 7-alpine, Vault 1.17.6, MinIO (pgsty).</w:t>
       </w:r>
     </w:p>
-    <w:bookmarkEnd w:id="143"/>
-    <w:bookmarkStart w:id="144" w:name="architecture-spring-boot"/>
+    <w:bookmarkEnd w:id="146"/>
+    <w:bookmarkStart w:id="147" w:name="architecture-spring-boot"/>
     <w:p>
       <w:pPr>
         <w:pStyle w:val="Heading3"/>
@@ -6998,9 +7065,9 @@
         </w:pict>
       </w:r>
     </w:p>
-    <w:bookmarkEnd w:id="144"/>
-    <w:bookmarkEnd w:id="145"/>
-    <w:bookmarkStart w:id="160" w:name="résolution-de-problèmes-détaillée"/>
+    <w:bookmarkEnd w:id="147"/>
+    <w:bookmarkEnd w:id="148"/>
+    <w:bookmarkStart w:id="163" w:name="résolution-de-problèmes-détaillée"/>
     <w:p>
       <w:pPr>
         <w:pStyle w:val="Heading2"/>
@@ -7030,7 +7097,7 @@
         <w:t xml:space="preserve">11 problèmes rencontrés et résolus au cours de la journée.</w:t>
       </w:r>
     </w:p>
-    <w:bookmarkStart w:id="146" w:name="Xc3ad0c681f250d4f3d04f000e891a07ca78ddac"/>
+    <w:bookmarkStart w:id="149" w:name="Xc3ad0c681f250d4f3d04f000e891a07ca78ddac"/>
     <w:p>
       <w:pPr>
         <w:pStyle w:val="Heading3"/>
@@ -7078,8 +7145,8 @@
         <w:t xml:space="preserve">.</w:t>
       </w:r>
     </w:p>
-    <w:bookmarkEnd w:id="146"/>
-    <w:bookmarkStart w:id="147" w:name="problème-2-flyway-ne-sexécute-pas-boot-4"/>
+    <w:bookmarkEnd w:id="149"/>
+    <w:bookmarkStart w:id="150" w:name="problème-2-flyway-ne-sexécute-pas-boot-4"/>
     <w:p>
       <w:pPr>
         <w:pStyle w:val="Heading3"/>
@@ -7130,8 +7197,8 @@
         <w:t xml:space="preserve">explicite.</w:t>
       </w:r>
     </w:p>
-    <w:bookmarkEnd w:id="147"/>
-    <w:bookmarkStart w:id="151" w:name="X1ac4f147704a9ce9cf792dc40b0939b9e353941"/>
+    <w:bookmarkEnd w:id="150"/>
+    <w:bookmarkStart w:id="154" w:name="X1ac4f147704a9ce9cf792dc40b0939b9e353941"/>
     <w:p>
       <w:pPr>
         <w:pStyle w:val="Heading3"/>
@@ -7176,18 +7243,18 @@
           <wp:inline>
             <wp:extent cx="5334000" cy="3017570"/>
             <wp:effectExtent b="0" l="0" r="0" t="0"/>
-            <wp:docPr descr="Structure partition_maintenance_log" title="" id="149" name="Picture"/>
+            <wp:docPr descr="Structure partition_maintenance_log" title="" id="152" name="Picture"/>
             <a:graphic>
               <a:graphicData uri="http://schemas.openxmlformats.org/drawingml/2006/picture">
                 <pic:pic>
                   <pic:nvPicPr>
-                    <pic:cNvPr descr="/home/idrissa_yameogo/projets/ycognicore-cloud/docs/rapports/captures/10/24-partition-table.png" id="150" name="Picture"/>
+                    <pic:cNvPr descr="/home/idrissa_yameogo/projets/ycognicore-cloud/docs/rapports/captures/10/24-partition-table.png" id="153" name="Picture"/>
                     <pic:cNvPicPr>
                       <a:picLocks noChangeArrowheads="1" noChangeAspect="1"/>
                     </pic:cNvPicPr>
                   </pic:nvPicPr>
                   <pic:blipFill>
-                    <a:blip r:embed="rId148"/>
+                    <a:blip r:embed="rId151"/>
                     <a:stretch>
                       <a:fillRect/>
                     </a:stretch>
@@ -7240,8 +7307,8 @@
         <w:t xml:space="preserve">.</w:t>
       </w:r>
     </w:p>
-    <w:bookmarkEnd w:id="151"/>
-    <w:bookmarkStart w:id="152" w:name="problème-4-endpoint-401-unauthorized"/>
+    <w:bookmarkEnd w:id="154"/>
+    <w:bookmarkStart w:id="155" w:name="problème-4-endpoint-401-unauthorized"/>
     <w:p>
       <w:pPr>
         <w:pStyle w:val="Heading3"/>
@@ -7283,8 +7350,8 @@
         <w:t xml:space="preserve">.</w:t>
       </w:r>
     </w:p>
-    <w:bookmarkEnd w:id="152"/>
-    <w:bookmarkStart w:id="153" w:name="problème-5-0-tenants-détectés"/>
+    <w:bookmarkEnd w:id="155"/>
+    <w:bookmarkStart w:id="156" w:name="problème-5-0-tenants-détectés"/>
     <w:p>
       <w:pPr>
         <w:pStyle w:val="Heading3"/>
@@ -7332,8 +7399,8 @@
         <w:t xml:space="preserve">.</w:t>
       </w:r>
     </w:p>
-    <w:bookmarkEnd w:id="153"/>
-    <w:bookmarkStart w:id="154" w:name="problème-6-12-erreurs-password"/>
+    <w:bookmarkEnd w:id="156"/>
+    <w:bookmarkStart w:id="157" w:name="problème-6-12-erreurs-password"/>
     <w:p>
       <w:pPr>
         <w:pStyle w:val="Heading3"/>
@@ -7375,8 +7442,8 @@
         <w:t xml:space="preserve">.</w:t>
       </w:r>
     </w:p>
-    <w:bookmarkEnd w:id="154"/>
-    <w:bookmarkStart w:id="155" w:name="problème-7-ddl-create-interdit"/>
+    <w:bookmarkEnd w:id="157"/>
+    <w:bookmarkStart w:id="158" w:name="problème-7-ddl-create-interdit"/>
     <w:p>
       <w:pPr>
         <w:pStyle w:val="Heading3"/>
@@ -7424,8 +7491,8 @@
         <w:t xml:space="preserve">.</w:t>
       </w:r>
     </w:p>
-    <w:bookmarkEnd w:id="155"/>
-    <w:bookmarkStart w:id="156" w:name="problème-8-image-minio-retirée"/>
+    <w:bookmarkEnd w:id="158"/>
+    <w:bookmarkStart w:id="159" w:name="problème-8-image-minio-retirée"/>
     <w:p>
       <w:pPr>
         <w:pStyle w:val="Heading3"/>
@@ -7467,8 +7534,8 @@
         <w:t xml:space="preserve">.</w:t>
       </w:r>
     </w:p>
-    <w:bookmarkEnd w:id="156"/>
-    <w:bookmarkStart w:id="157" w:name="problème-9-healthcheck-vault-ipv6"/>
+    <w:bookmarkEnd w:id="159"/>
+    <w:bookmarkStart w:id="160" w:name="problème-9-healthcheck-vault-ipv6"/>
     <w:p>
       <w:pPr>
         <w:pStyle w:val="Heading3"/>
@@ -7510,8 +7577,8 @@
         <w:t xml:space="preserve">.</w:t>
       </w:r>
     </w:p>
-    <w:bookmarkEnd w:id="157"/>
-    <w:bookmarkStart w:id="158" w:name="problème-10-boto3-absent"/>
+    <w:bookmarkEnd w:id="160"/>
+    <w:bookmarkStart w:id="161" w:name="problème-10-boto3-absent"/>
     <w:p>
       <w:pPr>
         <w:pStyle w:val="Heading3"/>
@@ -7562,8 +7629,8 @@
         <w:t xml:space="preserve">éphémère.</w:t>
       </w:r>
     </w:p>
-    <w:bookmarkEnd w:id="158"/>
-    <w:bookmarkStart w:id="159" w:name="problème-11-mc-non-téléchargeable"/>
+    <w:bookmarkEnd w:id="161"/>
+    <w:bookmarkStart w:id="162" w:name="problème-11-mc-non-téléchargeable"/>
     <w:p>
       <w:pPr>
         <w:pStyle w:val="Heading3"/>
@@ -7606,9 +7673,9 @@
         </w:pict>
       </w:r>
     </w:p>
-    <w:bookmarkEnd w:id="159"/>
-    <w:bookmarkEnd w:id="160"/>
-    <w:bookmarkStart w:id="163" w:name="résultats-obtenus"/>
+    <w:bookmarkEnd w:id="162"/>
+    <w:bookmarkEnd w:id="163"/>
+    <w:bookmarkStart w:id="166" w:name="résultats-obtenus"/>
     <w:p>
       <w:pPr>
         <w:pStyle w:val="Heading2"/>
@@ -7626,7 +7693,7 @@
         <w:t xml:space="preserve">6. Résultats obtenus</w:t>
       </w:r>
     </w:p>
-    <w:bookmarkStart w:id="161" w:name="livrables-produits"/>
+    <w:bookmarkStart w:id="164" w:name="livrables-produits"/>
     <w:p>
       <w:pPr>
         <w:pStyle w:val="Heading3"/>
@@ -8002,8 +8069,8 @@
         </w:tc>
       </w:tr>
     </w:tbl>
-    <w:bookmarkEnd w:id="161"/>
-    <w:bookmarkStart w:id="162" w:name="statistiques-de-la-journée"/>
+    <w:bookmarkEnd w:id="164"/>
+    <w:bookmarkStart w:id="165" w:name="statistiques-de-la-journée"/>
     <w:p>
       <w:pPr>
         <w:pStyle w:val="Heading3"/>
@@ -8258,9 +8325,16 @@
         </w:pict>
       </w:r>
     </w:p>
-    <w:bookmarkEnd w:id="162"/>
-    <w:bookmarkEnd w:id="163"/>
-    <w:bookmarkStart w:id="168" w:name="bilan-et-prochaines-étapes"/>
+    <w:p>
+      <w:r>
+        <w:pict>
+          <v:rect style="width:0;height:1.5pt" o:hralign="center" o:hrstd="t" o:hr="t"/>
+        </w:pict>
+      </w:r>
+    </w:p>
+    <w:bookmarkEnd w:id="165"/>
+    <w:bookmarkEnd w:id="166"/>
+    <w:bookmarkStart w:id="243" w:name="annexe-galerie-complète-des-captures"/>
     <w:p>
       <w:pPr>
         <w:pStyle w:val="Heading2"/>
@@ -8275,10 +8349,1675 @@
         <w:tab/>
       </w:r>
       <w:r>
+        <w:t xml:space="preserve">Annexe — Galerie complète des captures</w:t>
+      </w:r>
+    </w:p>
+    <w:p>
+      <w:pPr>
+        <w:pStyle w:val="FirstParagraph"/>
+      </w:pPr>
+      <w:r>
+        <w:rPr>
+          <w:i/>
+          <w:iCs/>
+        </w:rPr>
+        <w:t xml:space="preserve">Cette annexe regroupe les 19 captures complémentaires produites durant la journée du 30 septembre 2026.</w:t>
+      </w:r>
+    </w:p>
+    <w:bookmarkStart w:id="170" w:name="a.1-20-nb-tables-seeds"/>
+    <w:p>
+      <w:pPr>
+        <w:pStyle w:val="Heading3"/>
+      </w:pPr>
+      <w:r>
+        <w:rPr>
+          <w:rStyle w:val="SectionNumber"/>
+        </w:rPr>
+        <w:t xml:space="preserve">1.9.1</w:t>
+      </w:r>
+      <w:r>
+        <w:tab/>
+      </w:r>
+      <w:r>
+        <w:t xml:space="preserve">A.1 — 20 nb tables seeds</w:t>
+      </w:r>
+    </w:p>
+    <w:p>
+      <w:pPr>
+        <w:pStyle w:val="CaptionedFigure"/>
+      </w:pPr>
+      <w:r>
+        <w:drawing>
+          <wp:inline>
+            <wp:extent cx="5334000" cy="3297381"/>
+            <wp:effectExtent b="0" l="0" r="0" t="0"/>
+            <wp:docPr descr="20 nb tables seeds" title="" id="168" name="Picture"/>
+            <a:graphic>
+              <a:graphicData uri="http://schemas.openxmlformats.org/drawingml/2006/picture">
+                <pic:pic>
+                  <pic:nvPicPr>
+                    <pic:cNvPr descr="/home/idrissa_yameogo/projets/ycognicore-cloud/docs/rapports/captures/10/20-nb-tables-seeds.png" id="169" name="Picture"/>
+                    <pic:cNvPicPr>
+                      <a:picLocks noChangeArrowheads="1" noChangeAspect="1"/>
+                    </pic:cNvPicPr>
+                  </pic:nvPicPr>
+                  <pic:blipFill>
+                    <a:blip r:embed="rId167"/>
+                    <a:stretch>
+                      <a:fillRect/>
+                    </a:stretch>
+                  </pic:blipFill>
+                  <pic:spPr bwMode="auto">
+                    <a:xfrm>
+                      <a:off x="0" y="0"/>
+                      <a:ext cx="5334000" cy="3297381"/>
+                    </a:xfrm>
+                    <a:prstGeom prst="rect">
+                      <a:avLst/>
+                    </a:prstGeom>
+                    <a:noFill/>
+                    <a:ln w="9525">
+                      <a:noFill/>
+                      <a:headEnd/>
+                      <a:tailEnd/>
+                    </a:ln>
+                  </pic:spPr>
+                </pic:pic>
+              </a:graphicData>
+            </a:graphic>
+          </wp:inline>
+        </w:drawing>
+      </w:r>
+    </w:p>
+    <w:p>
+      <w:pPr>
+        <w:pStyle w:val="ImageCaption"/>
+      </w:pPr>
+      <w:r>
+        <w:t xml:space="preserve">20 nb tables seeds</w:t>
+      </w:r>
+    </w:p>
+    <w:p>
+      <w:pPr>
+        <w:pStyle w:val="BodyText"/>
+      </w:pPr>
+      <w:r>
+        <w:rPr>
+          <w:i/>
+          <w:iCs/>
+        </w:rPr>
+        <w:t xml:space="preserve">Figure A.1 — 20 nb tables seeds.</w:t>
+      </w:r>
+    </w:p>
+    <w:bookmarkEnd w:id="170"/>
+    <w:bookmarkStart w:id="174" w:name="a.2-21-etat-apres-seed"/>
+    <w:p>
+      <w:pPr>
+        <w:pStyle w:val="Heading3"/>
+      </w:pPr>
+      <w:r>
+        <w:rPr>
+          <w:rStyle w:val="SectionNumber"/>
+        </w:rPr>
+        <w:t xml:space="preserve">1.9.2</w:t>
+      </w:r>
+      <w:r>
+        <w:tab/>
+      </w:r>
+      <w:r>
+        <w:t xml:space="preserve">A.2 — 21 etat apres seed</w:t>
+      </w:r>
+    </w:p>
+    <w:p>
+      <w:pPr>
+        <w:pStyle w:val="CaptionedFigure"/>
+      </w:pPr>
+      <w:r>
+        <w:drawing>
+          <wp:inline>
+            <wp:extent cx="5334000" cy="1369995"/>
+            <wp:effectExtent b="0" l="0" r="0" t="0"/>
+            <wp:docPr descr="21 etat apres seed" title="" id="172" name="Picture"/>
+            <a:graphic>
+              <a:graphicData uri="http://schemas.openxmlformats.org/drawingml/2006/picture">
+                <pic:pic>
+                  <pic:nvPicPr>
+                    <pic:cNvPr descr="/home/idrissa_yameogo/projets/ycognicore-cloud/docs/rapports/captures/10/21-etat-apres-seed.png" id="173" name="Picture"/>
+                    <pic:cNvPicPr>
+                      <a:picLocks noChangeArrowheads="1" noChangeAspect="1"/>
+                    </pic:cNvPicPr>
+                  </pic:nvPicPr>
+                  <pic:blipFill>
+                    <a:blip r:embed="rId171"/>
+                    <a:stretch>
+                      <a:fillRect/>
+                    </a:stretch>
+                  </pic:blipFill>
+                  <pic:spPr bwMode="auto">
+                    <a:xfrm>
+                      <a:off x="0" y="0"/>
+                      <a:ext cx="5334000" cy="1369995"/>
+                    </a:xfrm>
+                    <a:prstGeom prst="rect">
+                      <a:avLst/>
+                    </a:prstGeom>
+                    <a:noFill/>
+                    <a:ln w="9525">
+                      <a:noFill/>
+                      <a:headEnd/>
+                      <a:tailEnd/>
+                    </a:ln>
+                  </pic:spPr>
+                </pic:pic>
+              </a:graphicData>
+            </a:graphic>
+          </wp:inline>
+        </w:drawing>
+      </w:r>
+    </w:p>
+    <w:p>
+      <w:pPr>
+        <w:pStyle w:val="ImageCaption"/>
+      </w:pPr>
+      <w:r>
+        <w:t xml:space="preserve">21 etat apres seed</w:t>
+      </w:r>
+    </w:p>
+    <w:p>
+      <w:pPr>
+        <w:pStyle w:val="BodyText"/>
+      </w:pPr>
+      <w:r>
+        <w:rPr>
+          <w:i/>
+          <w:iCs/>
+        </w:rPr>
+        <w:t xml:space="preserve">Figure A.2 — 21 etat apres seed.</w:t>
+      </w:r>
+    </w:p>
+    <w:bookmarkEnd w:id="174"/>
+    <w:bookmarkStart w:id="178" w:name="a.3-22-flyway-history-7"/>
+    <w:p>
+      <w:pPr>
+        <w:pStyle w:val="Heading3"/>
+      </w:pPr>
+      <w:r>
+        <w:rPr>
+          <w:rStyle w:val="SectionNumber"/>
+        </w:rPr>
+        <w:t xml:space="preserve">1.9.3</w:t>
+      </w:r>
+      <w:r>
+        <w:tab/>
+      </w:r>
+      <w:r>
+        <w:t xml:space="preserve">A.3 — 22 flyway history 7</w:t>
+      </w:r>
+    </w:p>
+    <w:p>
+      <w:pPr>
+        <w:pStyle w:val="CaptionedFigure"/>
+      </w:pPr>
+      <w:r>
+        <w:drawing>
+          <wp:inline>
+            <wp:extent cx="5334000" cy="2236838"/>
+            <wp:effectExtent b="0" l="0" r="0" t="0"/>
+            <wp:docPr descr="22 flyway history 7" title="" id="176" name="Picture"/>
+            <a:graphic>
+              <a:graphicData uri="http://schemas.openxmlformats.org/drawingml/2006/picture">
+                <pic:pic>
+                  <pic:nvPicPr>
+                    <pic:cNvPr descr="/home/idrissa_yameogo/projets/ycognicore-cloud/docs/rapports/captures/10/22-flyway-history-7.png" id="177" name="Picture"/>
+                    <pic:cNvPicPr>
+                      <a:picLocks noChangeArrowheads="1" noChangeAspect="1"/>
+                    </pic:cNvPicPr>
+                  </pic:nvPicPr>
+                  <pic:blipFill>
+                    <a:blip r:embed="rId175"/>
+                    <a:stretch>
+                      <a:fillRect/>
+                    </a:stretch>
+                  </pic:blipFill>
+                  <pic:spPr bwMode="auto">
+                    <a:xfrm>
+                      <a:off x="0" y="0"/>
+                      <a:ext cx="5334000" cy="2236838"/>
+                    </a:xfrm>
+                    <a:prstGeom prst="rect">
+                      <a:avLst/>
+                    </a:prstGeom>
+                    <a:noFill/>
+                    <a:ln w="9525">
+                      <a:noFill/>
+                      <a:headEnd/>
+                      <a:tailEnd/>
+                    </a:ln>
+                  </pic:spPr>
+                </pic:pic>
+              </a:graphicData>
+            </a:graphic>
+          </wp:inline>
+        </w:drawing>
+      </w:r>
+    </w:p>
+    <w:p>
+      <w:pPr>
+        <w:pStyle w:val="ImageCaption"/>
+      </w:pPr>
+      <w:r>
+        <w:t xml:space="preserve">22 flyway history 7</w:t>
+      </w:r>
+    </w:p>
+    <w:p>
+      <w:pPr>
+        <w:pStyle w:val="BodyText"/>
+      </w:pPr>
+      <w:r>
+        <w:rPr>
+          <w:i/>
+          <w:iCs/>
+        </w:rPr>
+        <w:t xml:space="preserve">Figure A.3 — 22 flyway history 7.</w:t>
+      </w:r>
+    </w:p>
+    <w:bookmarkEnd w:id="178"/>
+    <w:bookmarkStart w:id="182" w:name="a.4-25-compilation-demarrage"/>
+    <w:p>
+      <w:pPr>
+        <w:pStyle w:val="Heading3"/>
+      </w:pPr>
+      <w:r>
+        <w:rPr>
+          <w:rStyle w:val="SectionNumber"/>
+        </w:rPr>
+        <w:t xml:space="preserve">1.9.4</w:t>
+      </w:r>
+      <w:r>
+        <w:tab/>
+      </w:r>
+      <w:r>
+        <w:t xml:space="preserve">A.4 — 25 compilation demarrage</w:t>
+      </w:r>
+    </w:p>
+    <w:p>
+      <w:pPr>
+        <w:pStyle w:val="CaptionedFigure"/>
+      </w:pPr>
+      <w:r>
+        <w:drawing>
+          <wp:inline>
+            <wp:extent cx="5334000" cy="1874878"/>
+            <wp:effectExtent b="0" l="0" r="0" t="0"/>
+            <wp:docPr descr="25 compilation demarrage" title="" id="180" name="Picture"/>
+            <a:graphic>
+              <a:graphicData uri="http://schemas.openxmlformats.org/drawingml/2006/picture">
+                <pic:pic>
+                  <pic:nvPicPr>
+                    <pic:cNvPr descr="/home/idrissa_yameogo/projets/ycognicore-cloud/docs/rapports/captures/10/25-compilation-demarrage.png" id="181" name="Picture"/>
+                    <pic:cNvPicPr>
+                      <a:picLocks noChangeArrowheads="1" noChangeAspect="1"/>
+                    </pic:cNvPicPr>
+                  </pic:nvPicPr>
+                  <pic:blipFill>
+                    <a:blip r:embed="rId179"/>
+                    <a:stretch>
+                      <a:fillRect/>
+                    </a:stretch>
+                  </pic:blipFill>
+                  <pic:spPr bwMode="auto">
+                    <a:xfrm>
+                      <a:off x="0" y="0"/>
+                      <a:ext cx="5334000" cy="1874878"/>
+                    </a:xfrm>
+                    <a:prstGeom prst="rect">
+                      <a:avLst/>
+                    </a:prstGeom>
+                    <a:noFill/>
+                    <a:ln w="9525">
+                      <a:noFill/>
+                      <a:headEnd/>
+                      <a:tailEnd/>
+                    </a:ln>
+                  </pic:spPr>
+                </pic:pic>
+              </a:graphicData>
+            </a:graphic>
+          </wp:inline>
+        </w:drawing>
+      </w:r>
+    </w:p>
+    <w:p>
+      <w:pPr>
+        <w:pStyle w:val="ImageCaption"/>
+      </w:pPr>
+      <w:r>
+        <w:t xml:space="preserve">25 compilation demarrage</w:t>
+      </w:r>
+    </w:p>
+    <w:p>
+      <w:pPr>
+        <w:pStyle w:val="BodyText"/>
+      </w:pPr>
+      <w:r>
+        <w:rPr>
+          <w:i/>
+          <w:iCs/>
+        </w:rPr>
+        <w:t xml:space="preserve">Figure A.4 — 25 compilation demarrage.</w:t>
+      </w:r>
+    </w:p>
+    <w:bookmarkEnd w:id="182"/>
+    <w:bookmarkStart w:id="186" w:name="a.5-26-endpoint-0"/>
+    <w:p>
+      <w:pPr>
+        <w:pStyle w:val="Heading3"/>
+      </w:pPr>
+      <w:r>
+        <w:rPr>
+          <w:rStyle w:val="SectionNumber"/>
+        </w:rPr>
+        <w:t xml:space="preserve">1.9.5</w:t>
+      </w:r>
+      <w:r>
+        <w:tab/>
+      </w:r>
+      <w:r>
+        <w:t xml:space="preserve">A.5 — 26 endpoint 0</w:t>
+      </w:r>
+    </w:p>
+    <w:p>
+      <w:pPr>
+        <w:pStyle w:val="CaptionedFigure"/>
+      </w:pPr>
+      <w:r>
+        <w:drawing>
+          <wp:inline>
+            <wp:extent cx="5334000" cy="5548018"/>
+            <wp:effectExtent b="0" l="0" r="0" t="0"/>
+            <wp:docPr descr="26 endpoint 0" title="" id="184" name="Picture"/>
+            <a:graphic>
+              <a:graphicData uri="http://schemas.openxmlformats.org/drawingml/2006/picture">
+                <pic:pic>
+                  <pic:nvPicPr>
+                    <pic:cNvPr descr="/home/idrissa_yameogo/projets/ycognicore-cloud/docs/rapports/captures/10/26-endpoint-0.png" id="185" name="Picture"/>
+                    <pic:cNvPicPr>
+                      <a:picLocks noChangeArrowheads="1" noChangeAspect="1"/>
+                    </pic:cNvPicPr>
+                  </pic:nvPicPr>
+                  <pic:blipFill>
+                    <a:blip r:embed="rId183"/>
+                    <a:stretch>
+                      <a:fillRect/>
+                    </a:stretch>
+                  </pic:blipFill>
+                  <pic:spPr bwMode="auto">
+                    <a:xfrm>
+                      <a:off x="0" y="0"/>
+                      <a:ext cx="5334000" cy="5548018"/>
+                    </a:xfrm>
+                    <a:prstGeom prst="rect">
+                      <a:avLst/>
+                    </a:prstGeom>
+                    <a:noFill/>
+                    <a:ln w="9525">
+                      <a:noFill/>
+                      <a:headEnd/>
+                      <a:tailEnd/>
+                    </a:ln>
+                  </pic:spPr>
+                </pic:pic>
+              </a:graphicData>
+            </a:graphic>
+          </wp:inline>
+        </w:drawing>
+      </w:r>
+    </w:p>
+    <w:p>
+      <w:pPr>
+        <w:pStyle w:val="ImageCaption"/>
+      </w:pPr>
+      <w:r>
+        <w:t xml:space="preserve">26 endpoint 0</w:t>
+      </w:r>
+    </w:p>
+    <w:p>
+      <w:pPr>
+        <w:pStyle w:val="BodyText"/>
+      </w:pPr>
+      <w:r>
+        <w:rPr>
+          <w:i/>
+          <w:iCs/>
+        </w:rPr>
+        <w:t xml:space="preserve">Figure A.5 — 26 endpoint 0.</w:t>
+      </w:r>
+    </w:p>
+    <w:bookmarkEnd w:id="186"/>
+    <w:bookmarkStart w:id="190" w:name="a.6-27-errors-password"/>
+    <w:p>
+      <w:pPr>
+        <w:pStyle w:val="Heading3"/>
+      </w:pPr>
+      <w:r>
+        <w:rPr>
+          <w:rStyle w:val="SectionNumber"/>
+        </w:rPr>
+        <w:t xml:space="preserve">1.9.6</w:t>
+      </w:r>
+      <w:r>
+        <w:tab/>
+      </w:r>
+      <w:r>
+        <w:t xml:space="preserve">A.6 — 27 errors password</w:t>
+      </w:r>
+    </w:p>
+    <w:p>
+      <w:pPr>
+        <w:pStyle w:val="CaptionedFigure"/>
+      </w:pPr>
+      <w:r>
+        <w:drawing>
+          <wp:inline>
+            <wp:extent cx="5334000" cy="1703294"/>
+            <wp:effectExtent b="0" l="0" r="0" t="0"/>
+            <wp:docPr descr="27 errors password" title="" id="188" name="Picture"/>
+            <a:graphic>
+              <a:graphicData uri="http://schemas.openxmlformats.org/drawingml/2006/picture">
+                <pic:pic>
+                  <pic:nvPicPr>
+                    <pic:cNvPr descr="/home/idrissa_yameogo/projets/ycognicore-cloud/docs/rapports/captures/10/27-errors-password.png" id="189" name="Picture"/>
+                    <pic:cNvPicPr>
+                      <a:picLocks noChangeArrowheads="1" noChangeAspect="1"/>
+                    </pic:cNvPicPr>
+                  </pic:nvPicPr>
+                  <pic:blipFill>
+                    <a:blip r:embed="rId187"/>
+                    <a:stretch>
+                      <a:fillRect/>
+                    </a:stretch>
+                  </pic:blipFill>
+                  <pic:spPr bwMode="auto">
+                    <a:xfrm>
+                      <a:off x="0" y="0"/>
+                      <a:ext cx="5334000" cy="1703294"/>
+                    </a:xfrm>
+                    <a:prstGeom prst="rect">
+                      <a:avLst/>
+                    </a:prstGeom>
+                    <a:noFill/>
+                    <a:ln w="9525">
+                      <a:noFill/>
+                      <a:headEnd/>
+                      <a:tailEnd/>
+                    </a:ln>
+                  </pic:spPr>
+                </pic:pic>
+              </a:graphicData>
+            </a:graphic>
+          </wp:inline>
+        </w:drawing>
+      </w:r>
+    </w:p>
+    <w:p>
+      <w:pPr>
+        <w:pStyle w:val="ImageCaption"/>
+      </w:pPr>
+      <w:r>
+        <w:t xml:space="preserve">27 errors password</w:t>
+      </w:r>
+    </w:p>
+    <w:p>
+      <w:pPr>
+        <w:pStyle w:val="BodyText"/>
+      </w:pPr>
+      <w:r>
+        <w:rPr>
+          <w:i/>
+          <w:iCs/>
+        </w:rPr>
+        <w:t xml:space="preserve">Figure A.6 — 27 errors password.</w:t>
+      </w:r>
+    </w:p>
+    <w:bookmarkEnd w:id="190"/>
+    <w:bookmarkStart w:id="194" w:name="a.7-28-alter-role"/>
+    <w:p>
+      <w:pPr>
+        <w:pStyle w:val="Heading3"/>
+      </w:pPr>
+      <w:r>
+        <w:rPr>
+          <w:rStyle w:val="SectionNumber"/>
+        </w:rPr>
+        <w:t xml:space="preserve">1.9.7</w:t>
+      </w:r>
+      <w:r>
+        <w:tab/>
+      </w:r>
+      <w:r>
+        <w:t xml:space="preserve">A.7 — 28 alter role</w:t>
+      </w:r>
+    </w:p>
+    <w:p>
+      <w:pPr>
+        <w:pStyle w:val="CaptionedFigure"/>
+      </w:pPr>
+      <w:r>
+        <w:drawing>
+          <wp:inline>
+            <wp:extent cx="5334000" cy="4412973"/>
+            <wp:effectExtent b="0" l="0" r="0" t="0"/>
+            <wp:docPr descr="28 alter role" title="" id="192" name="Picture"/>
+            <a:graphic>
+              <a:graphicData uri="http://schemas.openxmlformats.org/drawingml/2006/picture">
+                <pic:pic>
+                  <pic:nvPicPr>
+                    <pic:cNvPr descr="/home/idrissa_yameogo/projets/ycognicore-cloud/docs/rapports/captures/10/28-alter-role.png" id="193" name="Picture"/>
+                    <pic:cNvPicPr>
+                      <a:picLocks noChangeArrowheads="1" noChangeAspect="1"/>
+                    </pic:cNvPicPr>
+                  </pic:nvPicPr>
+                  <pic:blipFill>
+                    <a:blip r:embed="rId191"/>
+                    <a:stretch>
+                      <a:fillRect/>
+                    </a:stretch>
+                  </pic:blipFill>
+                  <pic:spPr bwMode="auto">
+                    <a:xfrm>
+                      <a:off x="0" y="0"/>
+                      <a:ext cx="5334000" cy="4412973"/>
+                    </a:xfrm>
+                    <a:prstGeom prst="rect">
+                      <a:avLst/>
+                    </a:prstGeom>
+                    <a:noFill/>
+                    <a:ln w="9525">
+                      <a:noFill/>
+                      <a:headEnd/>
+                      <a:tailEnd/>
+                    </a:ln>
+                  </pic:spPr>
+                </pic:pic>
+              </a:graphicData>
+            </a:graphic>
+          </wp:inline>
+        </w:drawing>
+      </w:r>
+    </w:p>
+    <w:p>
+      <w:pPr>
+        <w:pStyle w:val="ImageCaption"/>
+      </w:pPr>
+      <w:r>
+        <w:t xml:space="preserve">28 alter role</w:t>
+      </w:r>
+    </w:p>
+    <w:p>
+      <w:pPr>
+        <w:pStyle w:val="BodyText"/>
+      </w:pPr>
+      <w:r>
+        <w:rPr>
+          <w:i/>
+          <w:iCs/>
+        </w:rPr>
+        <w:t xml:space="preserve">Figure A.7 — 28 alter role.</w:t>
+      </w:r>
+    </w:p>
+    <w:bookmarkEnd w:id="194"/>
+    <w:bookmarkStart w:id="198" w:name="a.8-29-tenant-databases"/>
+    <w:p>
+      <w:pPr>
+        <w:pStyle w:val="Heading3"/>
+      </w:pPr>
+      <w:r>
+        <w:rPr>
+          <w:rStyle w:val="SectionNumber"/>
+        </w:rPr>
+        <w:t xml:space="preserve">1.9.8</w:t>
+      </w:r>
+      <w:r>
+        <w:tab/>
+      </w:r>
+      <w:r>
+        <w:t xml:space="preserve">A.8 — 29 tenant databases</w:t>
+      </w:r>
+    </w:p>
+    <w:p>
+      <w:pPr>
+        <w:pStyle w:val="CaptionedFigure"/>
+      </w:pPr>
+      <w:r>
+        <w:drawing>
+          <wp:inline>
+            <wp:extent cx="5334000" cy="1520733"/>
+            <wp:effectExtent b="0" l="0" r="0" t="0"/>
+            <wp:docPr descr="29 tenant databases" title="" id="196" name="Picture"/>
+            <a:graphic>
+              <a:graphicData uri="http://schemas.openxmlformats.org/drawingml/2006/picture">
+                <pic:pic>
+                  <pic:nvPicPr>
+                    <pic:cNvPr descr="/home/idrissa_yameogo/projets/ycognicore-cloud/docs/rapports/captures/10/29-tenant-databases.png" id="197" name="Picture"/>
+                    <pic:cNvPicPr>
+                      <a:picLocks noChangeArrowheads="1" noChangeAspect="1"/>
+                    </pic:cNvPicPr>
+                  </pic:nvPicPr>
+                  <pic:blipFill>
+                    <a:blip r:embed="rId195"/>
+                    <a:stretch>
+                      <a:fillRect/>
+                    </a:stretch>
+                  </pic:blipFill>
+                  <pic:spPr bwMode="auto">
+                    <a:xfrm>
+                      <a:off x="0" y="0"/>
+                      <a:ext cx="5334000" cy="1520733"/>
+                    </a:xfrm>
+                    <a:prstGeom prst="rect">
+                      <a:avLst/>
+                    </a:prstGeom>
+                    <a:noFill/>
+                    <a:ln w="9525">
+                      <a:noFill/>
+                      <a:headEnd/>
+                      <a:tailEnd/>
+                    </a:ln>
+                  </pic:spPr>
+                </pic:pic>
+              </a:graphicData>
+            </a:graphic>
+          </wp:inline>
+        </w:drawing>
+      </w:r>
+    </w:p>
+    <w:p>
+      <w:pPr>
+        <w:pStyle w:val="ImageCaption"/>
+      </w:pPr>
+      <w:r>
+        <w:t xml:space="preserve">29 tenant databases</w:t>
+      </w:r>
+    </w:p>
+    <w:p>
+      <w:pPr>
+        <w:pStyle w:val="BodyText"/>
+      </w:pPr>
+      <w:r>
+        <w:rPr>
+          <w:i/>
+          <w:iCs/>
+        </w:rPr>
+        <w:t xml:space="preserve">Figure A.8 — 29 tenant databases.</w:t>
+      </w:r>
+    </w:p>
+    <w:bookmarkEnd w:id="198"/>
+    <w:bookmarkStart w:id="202" w:name="a.9-32-partitions-demo002"/>
+    <w:p>
+      <w:pPr>
+        <w:pStyle w:val="Heading3"/>
+      </w:pPr>
+      <w:r>
+        <w:rPr>
+          <w:rStyle w:val="SectionNumber"/>
+        </w:rPr>
+        <w:t xml:space="preserve">1.9.9</w:t>
+      </w:r>
+      <w:r>
+        <w:tab/>
+      </w:r>
+      <w:r>
+        <w:t xml:space="preserve">A.9 — 32 partitions demo002</w:t>
+      </w:r>
+    </w:p>
+    <w:p>
+      <w:pPr>
+        <w:pStyle w:val="CaptionedFigure"/>
+      </w:pPr>
+      <w:r>
+        <w:drawing>
+          <wp:inline>
+            <wp:extent cx="5334000" cy="820174"/>
+            <wp:effectExtent b="0" l="0" r="0" t="0"/>
+            <wp:docPr descr="32 partitions demo002" title="" id="200" name="Picture"/>
+            <a:graphic>
+              <a:graphicData uri="http://schemas.openxmlformats.org/drawingml/2006/picture">
+                <pic:pic>
+                  <pic:nvPicPr>
+                    <pic:cNvPr descr="/home/idrissa_yameogo/projets/ycognicore-cloud/docs/rapports/captures/10/32-partitions-demo002.png" id="201" name="Picture"/>
+                    <pic:cNvPicPr>
+                      <a:picLocks noChangeArrowheads="1" noChangeAspect="1"/>
+                    </pic:cNvPicPr>
+                  </pic:nvPicPr>
+                  <pic:blipFill>
+                    <a:blip r:embed="rId199"/>
+                    <a:stretch>
+                      <a:fillRect/>
+                    </a:stretch>
+                  </pic:blipFill>
+                  <pic:spPr bwMode="auto">
+                    <a:xfrm>
+                      <a:off x="0" y="0"/>
+                      <a:ext cx="5334000" cy="820174"/>
+                    </a:xfrm>
+                    <a:prstGeom prst="rect">
+                      <a:avLst/>
+                    </a:prstGeom>
+                    <a:noFill/>
+                    <a:ln w="9525">
+                      <a:noFill/>
+                      <a:headEnd/>
+                      <a:tailEnd/>
+                    </a:ln>
+                  </pic:spPr>
+                </pic:pic>
+              </a:graphicData>
+            </a:graphic>
+          </wp:inline>
+        </w:drawing>
+      </w:r>
+    </w:p>
+    <w:p>
+      <w:pPr>
+        <w:pStyle w:val="ImageCaption"/>
+      </w:pPr>
+      <w:r>
+        <w:t xml:space="preserve">32 partitions demo002</w:t>
+      </w:r>
+    </w:p>
+    <w:p>
+      <w:pPr>
+        <w:pStyle w:val="BodyText"/>
+      </w:pPr>
+      <w:r>
+        <w:rPr>
+          <w:i/>
+          <w:iCs/>
+        </w:rPr>
+        <w:t xml:space="preserve">Figure A.9 — 32 partitions demo002.</w:t>
+      </w:r>
+    </w:p>
+    <w:bookmarkEnd w:id="202"/>
+    <w:bookmarkStart w:id="206" w:name="a.10-36-ports"/>
+    <w:p>
+      <w:pPr>
+        <w:pStyle w:val="Heading3"/>
+      </w:pPr>
+      <w:r>
+        <w:rPr>
+          <w:rStyle w:val="SectionNumber"/>
+        </w:rPr>
+        <w:t xml:space="preserve">1.9.10</w:t>
+      </w:r>
+      <w:r>
+        <w:tab/>
+      </w:r>
+      <w:r>
+        <w:t xml:space="preserve">A.10 — 36 ports</w:t>
+      </w:r>
+    </w:p>
+    <w:p>
+      <w:pPr>
+        <w:pStyle w:val="CaptionedFigure"/>
+      </w:pPr>
+      <w:r>
+        <w:drawing>
+          <wp:inline>
+            <wp:extent cx="5334000" cy="2092708"/>
+            <wp:effectExtent b="0" l="0" r="0" t="0"/>
+            <wp:docPr descr="36 ports" title="" id="204" name="Picture"/>
+            <a:graphic>
+              <a:graphicData uri="http://schemas.openxmlformats.org/drawingml/2006/picture">
+                <pic:pic>
+                  <pic:nvPicPr>
+                    <pic:cNvPr descr="/home/idrissa_yameogo/projets/ycognicore-cloud/docs/rapports/captures/10/36-ports.png" id="205" name="Picture"/>
+                    <pic:cNvPicPr>
+                      <a:picLocks noChangeArrowheads="1" noChangeAspect="1"/>
+                    </pic:cNvPicPr>
+                  </pic:nvPicPr>
+                  <pic:blipFill>
+                    <a:blip r:embed="rId203"/>
+                    <a:stretch>
+                      <a:fillRect/>
+                    </a:stretch>
+                  </pic:blipFill>
+                  <pic:spPr bwMode="auto">
+                    <a:xfrm>
+                      <a:off x="0" y="0"/>
+                      <a:ext cx="5334000" cy="2092708"/>
+                    </a:xfrm>
+                    <a:prstGeom prst="rect">
+                      <a:avLst/>
+                    </a:prstGeom>
+                    <a:noFill/>
+                    <a:ln w="9525">
+                      <a:noFill/>
+                      <a:headEnd/>
+                      <a:tailEnd/>
+                    </a:ln>
+                  </pic:spPr>
+                </pic:pic>
+              </a:graphicData>
+            </a:graphic>
+          </wp:inline>
+        </w:drawing>
+      </w:r>
+    </w:p>
+    <w:p>
+      <w:pPr>
+        <w:pStyle w:val="ImageCaption"/>
+      </w:pPr>
+      <w:r>
+        <w:t xml:space="preserve">36 ports</w:t>
+      </w:r>
+    </w:p>
+    <w:p>
+      <w:pPr>
+        <w:pStyle w:val="BodyText"/>
+      </w:pPr>
+      <w:r>
+        <w:rPr>
+          <w:i/>
+          <w:iCs/>
+        </w:rPr>
+        <w:t xml:space="preserve">Figure A.10 — 36 ports.</w:t>
+      </w:r>
+    </w:p>
+    <w:bookmarkEnd w:id="206"/>
+    <w:bookmarkStart w:id="210" w:name="a.11-37-dumps"/>
+    <w:p>
+      <w:pPr>
+        <w:pStyle w:val="Heading3"/>
+      </w:pPr>
+      <w:r>
+        <w:rPr>
+          <w:rStyle w:val="SectionNumber"/>
+        </w:rPr>
+        <w:t xml:space="preserve">1.9.11</w:t>
+      </w:r>
+      <w:r>
+        <w:tab/>
+      </w:r>
+      <w:r>
+        <w:t xml:space="preserve">A.11 — 37 dumps</w:t>
+      </w:r>
+    </w:p>
+    <w:p>
+      <w:pPr>
+        <w:pStyle w:val="CaptionedFigure"/>
+      </w:pPr>
+      <w:r>
+        <w:drawing>
+          <wp:inline>
+            <wp:extent cx="5334000" cy="2069162"/>
+            <wp:effectExtent b="0" l="0" r="0" t="0"/>
+            <wp:docPr descr="37 dumps" title="" id="208" name="Picture"/>
+            <a:graphic>
+              <a:graphicData uri="http://schemas.openxmlformats.org/drawingml/2006/picture">
+                <pic:pic>
+                  <pic:nvPicPr>
+                    <pic:cNvPr descr="/home/idrissa_yameogo/projets/ycognicore-cloud/docs/rapports/captures/10/37-dumps.png" id="209" name="Picture"/>
+                    <pic:cNvPicPr>
+                      <a:picLocks noChangeArrowheads="1" noChangeAspect="1"/>
+                    </pic:cNvPicPr>
+                  </pic:nvPicPr>
+                  <pic:blipFill>
+                    <a:blip r:embed="rId207"/>
+                    <a:stretch>
+                      <a:fillRect/>
+                    </a:stretch>
+                  </pic:blipFill>
+                  <pic:spPr bwMode="auto">
+                    <a:xfrm>
+                      <a:off x="0" y="0"/>
+                      <a:ext cx="5334000" cy="2069162"/>
+                    </a:xfrm>
+                    <a:prstGeom prst="rect">
+                      <a:avLst/>
+                    </a:prstGeom>
+                    <a:noFill/>
+                    <a:ln w="9525">
+                      <a:noFill/>
+                      <a:headEnd/>
+                      <a:tailEnd/>
+                    </a:ln>
+                  </pic:spPr>
+                </pic:pic>
+              </a:graphicData>
+            </a:graphic>
+          </wp:inline>
+        </w:drawing>
+      </w:r>
+    </w:p>
+    <w:p>
+      <w:pPr>
+        <w:pStyle w:val="ImageCaption"/>
+      </w:pPr>
+      <w:r>
+        <w:t xml:space="preserve">37 dumps</w:t>
+      </w:r>
+    </w:p>
+    <w:p>
+      <w:pPr>
+        <w:pStyle w:val="BodyText"/>
+      </w:pPr>
+      <w:r>
+        <w:rPr>
+          <w:i/>
+          <w:iCs/>
+        </w:rPr>
+        <w:t xml:space="preserve">Figure A.11 — 37 dumps.</w:t>
+      </w:r>
+    </w:p>
+    <w:bookmarkEnd w:id="210"/>
+    <w:bookmarkStart w:id="214" w:name="a.12-39-images-modif"/>
+    <w:p>
+      <w:pPr>
+        <w:pStyle w:val="Heading3"/>
+      </w:pPr>
+      <w:r>
+        <w:rPr>
+          <w:rStyle w:val="SectionNumber"/>
+        </w:rPr>
+        <w:t xml:space="preserve">1.9.12</w:t>
+      </w:r>
+      <w:r>
+        <w:tab/>
+      </w:r>
+      <w:r>
+        <w:t xml:space="preserve">A.12 — 39 images modif</w:t>
+      </w:r>
+    </w:p>
+    <w:p>
+      <w:pPr>
+        <w:pStyle w:val="CaptionedFigure"/>
+      </w:pPr>
+      <w:r>
+        <w:drawing>
+          <wp:inline>
+            <wp:extent cx="5334000" cy="1371600"/>
+            <wp:effectExtent b="0" l="0" r="0" t="0"/>
+            <wp:docPr descr="39 images modif" title="" id="212" name="Picture"/>
+            <a:graphic>
+              <a:graphicData uri="http://schemas.openxmlformats.org/drawingml/2006/picture">
+                <pic:pic>
+                  <pic:nvPicPr>
+                    <pic:cNvPr descr="/home/idrissa_yameogo/projets/ycognicore-cloud/docs/rapports/captures/10/39-images-modif.png" id="213" name="Picture"/>
+                    <pic:cNvPicPr>
+                      <a:picLocks noChangeArrowheads="1" noChangeAspect="1"/>
+                    </pic:cNvPicPr>
+                  </pic:nvPicPr>
+                  <pic:blipFill>
+                    <a:blip r:embed="rId211"/>
+                    <a:stretch>
+                      <a:fillRect/>
+                    </a:stretch>
+                  </pic:blipFill>
+                  <pic:spPr bwMode="auto">
+                    <a:xfrm>
+                      <a:off x="0" y="0"/>
+                      <a:ext cx="5334000" cy="1371600"/>
+                    </a:xfrm>
+                    <a:prstGeom prst="rect">
+                      <a:avLst/>
+                    </a:prstGeom>
+                    <a:noFill/>
+                    <a:ln w="9525">
+                      <a:noFill/>
+                      <a:headEnd/>
+                      <a:tailEnd/>
+                    </a:ln>
+                  </pic:spPr>
+                </pic:pic>
+              </a:graphicData>
+            </a:graphic>
+          </wp:inline>
+        </w:drawing>
+      </w:r>
+    </w:p>
+    <w:p>
+      <w:pPr>
+        <w:pStyle w:val="ImageCaption"/>
+      </w:pPr>
+      <w:r>
+        <w:t xml:space="preserve">39 images modif</w:t>
+      </w:r>
+    </w:p>
+    <w:p>
+      <w:pPr>
+        <w:pStyle w:val="BodyText"/>
+      </w:pPr>
+      <w:r>
+        <w:rPr>
+          <w:i/>
+          <w:iCs/>
+        </w:rPr>
+        <w:t xml:space="preserve">Figure A.12 — 39 images modif.</w:t>
+      </w:r>
+    </w:p>
+    <w:bookmarkEnd w:id="214"/>
+    <w:bookmarkStart w:id="218" w:name="a.13-40-test-pull"/>
+    <w:p>
+      <w:pPr>
+        <w:pStyle w:val="Heading3"/>
+      </w:pPr>
+      <w:r>
+        <w:rPr>
+          <w:rStyle w:val="SectionNumber"/>
+        </w:rPr>
+        <w:t xml:space="preserve">1.9.13</w:t>
+      </w:r>
+      <w:r>
+        <w:tab/>
+      </w:r>
+      <w:r>
+        <w:t xml:space="preserve">A.13 — 40 test pull</w:t>
+      </w:r>
+    </w:p>
+    <w:p>
+      <w:pPr>
+        <w:pStyle w:val="CaptionedFigure"/>
+      </w:pPr>
+      <w:r>
+        <w:drawing>
+          <wp:inline>
+            <wp:extent cx="5334000" cy="2582524"/>
+            <wp:effectExtent b="0" l="0" r="0" t="0"/>
+            <wp:docPr descr="40 test pull" title="" id="216" name="Picture"/>
+            <a:graphic>
+              <a:graphicData uri="http://schemas.openxmlformats.org/drawingml/2006/picture">
+                <pic:pic>
+                  <pic:nvPicPr>
+                    <pic:cNvPr descr="/home/idrissa_yameogo/projets/ycognicore-cloud/docs/rapports/captures/10/40-test-pull.png" id="217" name="Picture"/>
+                    <pic:cNvPicPr>
+                      <a:picLocks noChangeArrowheads="1" noChangeAspect="1"/>
+                    </pic:cNvPicPr>
+                  </pic:nvPicPr>
+                  <pic:blipFill>
+                    <a:blip r:embed="rId215"/>
+                    <a:stretch>
+                      <a:fillRect/>
+                    </a:stretch>
+                  </pic:blipFill>
+                  <pic:spPr bwMode="auto">
+                    <a:xfrm>
+                      <a:off x="0" y="0"/>
+                      <a:ext cx="5334000" cy="2582524"/>
+                    </a:xfrm>
+                    <a:prstGeom prst="rect">
+                      <a:avLst/>
+                    </a:prstGeom>
+                    <a:noFill/>
+                    <a:ln w="9525">
+                      <a:noFill/>
+                      <a:headEnd/>
+                      <a:tailEnd/>
+                    </a:ln>
+                  </pic:spPr>
+                </pic:pic>
+              </a:graphicData>
+            </a:graphic>
+          </wp:inline>
+        </w:drawing>
+      </w:r>
+    </w:p>
+    <w:p>
+      <w:pPr>
+        <w:pStyle w:val="ImageCaption"/>
+      </w:pPr>
+      <w:r>
+        <w:t xml:space="preserve">40 test pull</w:t>
+      </w:r>
+    </w:p>
+    <w:p>
+      <w:pPr>
+        <w:pStyle w:val="BodyText"/>
+      </w:pPr>
+      <w:r>
+        <w:rPr>
+          <w:i/>
+          <w:iCs/>
+        </w:rPr>
+        <w:t xml:space="preserve">Figure A.13 — 40 test pull.</w:t>
+      </w:r>
+    </w:p>
+    <w:bookmarkEnd w:id="218"/>
+    <w:bookmarkStart w:id="222" w:name="a.14-42-healthcheck"/>
+    <w:p>
+      <w:pPr>
+        <w:pStyle w:val="Heading3"/>
+      </w:pPr>
+      <w:r>
+        <w:rPr>
+          <w:rStyle w:val="SectionNumber"/>
+        </w:rPr>
+        <w:t xml:space="preserve">1.9.14</w:t>
+      </w:r>
+      <w:r>
+        <w:tab/>
+      </w:r>
+      <w:r>
+        <w:t xml:space="preserve">A.14 — 42 healthcheck</w:t>
+      </w:r>
+    </w:p>
+    <w:p>
+      <w:pPr>
+        <w:pStyle w:val="CaptionedFigure"/>
+      </w:pPr>
+      <w:r>
+        <w:drawing>
+          <wp:inline>
+            <wp:extent cx="5334000" cy="3169290"/>
+            <wp:effectExtent b="0" l="0" r="0" t="0"/>
+            <wp:docPr descr="42 healthcheck" title="" id="220" name="Picture"/>
+            <a:graphic>
+              <a:graphicData uri="http://schemas.openxmlformats.org/drawingml/2006/picture">
+                <pic:pic>
+                  <pic:nvPicPr>
+                    <pic:cNvPr descr="/home/idrissa_yameogo/projets/ycognicore-cloud/docs/rapports/captures/10/42-healthcheck.png" id="221" name="Picture"/>
+                    <pic:cNvPicPr>
+                      <a:picLocks noChangeArrowheads="1" noChangeAspect="1"/>
+                    </pic:cNvPicPr>
+                  </pic:nvPicPr>
+                  <pic:blipFill>
+                    <a:blip r:embed="rId219"/>
+                    <a:stretch>
+                      <a:fillRect/>
+                    </a:stretch>
+                  </pic:blipFill>
+                  <pic:spPr bwMode="auto">
+                    <a:xfrm>
+                      <a:off x="0" y="0"/>
+                      <a:ext cx="5334000" cy="3169290"/>
+                    </a:xfrm>
+                    <a:prstGeom prst="rect">
+                      <a:avLst/>
+                    </a:prstGeom>
+                    <a:noFill/>
+                    <a:ln w="9525">
+                      <a:noFill/>
+                      <a:headEnd/>
+                      <a:tailEnd/>
+                    </a:ln>
+                  </pic:spPr>
+                </pic:pic>
+              </a:graphicData>
+            </a:graphic>
+          </wp:inline>
+        </w:drawing>
+      </w:r>
+    </w:p>
+    <w:p>
+      <w:pPr>
+        <w:pStyle w:val="ImageCaption"/>
+      </w:pPr>
+      <w:r>
+        <w:t xml:space="preserve">42 healthcheck</w:t>
+      </w:r>
+    </w:p>
+    <w:p>
+      <w:pPr>
+        <w:pStyle w:val="BodyText"/>
+      </w:pPr>
+      <w:r>
+        <w:rPr>
+          <w:i/>
+          <w:iCs/>
+        </w:rPr>
+        <w:t xml:space="preserve">Figure A.14 — 42 healthcheck.</w:t>
+      </w:r>
+    </w:p>
+    <w:bookmarkEnd w:id="222"/>
+    <w:bookmarkStart w:id="226" w:name="a.15-43-vault-healthy"/>
+    <w:p>
+      <w:pPr>
+        <w:pStyle w:val="Heading3"/>
+      </w:pPr>
+      <w:r>
+        <w:rPr>
+          <w:rStyle w:val="SectionNumber"/>
+        </w:rPr>
+        <w:t xml:space="preserve">1.9.15</w:t>
+      </w:r>
+      <w:r>
+        <w:tab/>
+      </w:r>
+      <w:r>
+        <w:t xml:space="preserve">A.15 — 43 vault healthy</w:t>
+      </w:r>
+    </w:p>
+    <w:p>
+      <w:pPr>
+        <w:pStyle w:val="CaptionedFigure"/>
+      </w:pPr>
+      <w:r>
+        <w:drawing>
+          <wp:inline>
+            <wp:extent cx="5334000" cy="3209279"/>
+            <wp:effectExtent b="0" l="0" r="0" t="0"/>
+            <wp:docPr descr="43 vault healthy" title="" id="224" name="Picture"/>
+            <a:graphic>
+              <a:graphicData uri="http://schemas.openxmlformats.org/drawingml/2006/picture">
+                <pic:pic>
+                  <pic:nvPicPr>
+                    <pic:cNvPr descr="/home/idrissa_yameogo/projets/ycognicore-cloud/docs/rapports/captures/10/43-vault-healthy.png" id="225" name="Picture"/>
+                    <pic:cNvPicPr>
+                      <a:picLocks noChangeArrowheads="1" noChangeAspect="1"/>
+                    </pic:cNvPicPr>
+                  </pic:nvPicPr>
+                  <pic:blipFill>
+                    <a:blip r:embed="rId223"/>
+                    <a:stretch>
+                      <a:fillRect/>
+                    </a:stretch>
+                  </pic:blipFill>
+                  <pic:spPr bwMode="auto">
+                    <a:xfrm>
+                      <a:off x="0" y="0"/>
+                      <a:ext cx="5334000" cy="3209279"/>
+                    </a:xfrm>
+                    <a:prstGeom prst="rect">
+                      <a:avLst/>
+                    </a:prstGeom>
+                    <a:noFill/>
+                    <a:ln w="9525">
+                      <a:noFill/>
+                      <a:headEnd/>
+                      <a:tailEnd/>
+                    </a:ln>
+                  </pic:spPr>
+                </pic:pic>
+              </a:graphicData>
+            </a:graphic>
+          </wp:inline>
+        </w:drawing>
+      </w:r>
+    </w:p>
+    <w:p>
+      <w:pPr>
+        <w:pStyle w:val="ImageCaption"/>
+      </w:pPr>
+      <w:r>
+        <w:t xml:space="preserve">43 vault healthy</w:t>
+      </w:r>
+    </w:p>
+    <w:p>
+      <w:pPr>
+        <w:pStyle w:val="BodyText"/>
+      </w:pPr>
+      <w:r>
+        <w:rPr>
+          <w:i/>
+          <w:iCs/>
+        </w:rPr>
+        <w:t xml:space="preserve">Figure A.15 — 43 vault healthy.</w:t>
+      </w:r>
+    </w:p>
+    <w:bookmarkEnd w:id="226"/>
+    <w:bookmarkStart w:id="230" w:name="a.16-44-verif-pg"/>
+    <w:p>
+      <w:pPr>
+        <w:pStyle w:val="Heading3"/>
+      </w:pPr>
+      <w:r>
+        <w:rPr>
+          <w:rStyle w:val="SectionNumber"/>
+        </w:rPr>
+        <w:t xml:space="preserve">1.9.16</w:t>
+      </w:r>
+      <w:r>
+        <w:tab/>
+      </w:r>
+      <w:r>
+        <w:t xml:space="preserve">A.16 — 44 verif pg</w:t>
+      </w:r>
+    </w:p>
+    <w:p>
+      <w:pPr>
+        <w:pStyle w:val="CaptionedFigure"/>
+      </w:pPr>
+      <w:r>
+        <w:drawing>
+          <wp:inline>
+            <wp:extent cx="5334000" cy="4380902"/>
+            <wp:effectExtent b="0" l="0" r="0" t="0"/>
+            <wp:docPr descr="44 verif pg" title="" id="228" name="Picture"/>
+            <a:graphic>
+              <a:graphicData uri="http://schemas.openxmlformats.org/drawingml/2006/picture">
+                <pic:pic>
+                  <pic:nvPicPr>
+                    <pic:cNvPr descr="/home/idrissa_yameogo/projets/ycognicore-cloud/docs/rapports/captures/10/44-verif-pg.png" id="229" name="Picture"/>
+                    <pic:cNvPicPr>
+                      <a:picLocks noChangeArrowheads="1" noChangeAspect="1"/>
+                    </pic:cNvPicPr>
+                  </pic:nvPicPr>
+                  <pic:blipFill>
+                    <a:blip r:embed="rId227"/>
+                    <a:stretch>
+                      <a:fillRect/>
+                    </a:stretch>
+                  </pic:blipFill>
+                  <pic:spPr bwMode="auto">
+                    <a:xfrm>
+                      <a:off x="0" y="0"/>
+                      <a:ext cx="5334000" cy="4380902"/>
+                    </a:xfrm>
+                    <a:prstGeom prst="rect">
+                      <a:avLst/>
+                    </a:prstGeom>
+                    <a:noFill/>
+                    <a:ln w="9525">
+                      <a:noFill/>
+                      <a:headEnd/>
+                      <a:tailEnd/>
+                    </a:ln>
+                  </pic:spPr>
+                </pic:pic>
+              </a:graphicData>
+            </a:graphic>
+          </wp:inline>
+        </w:drawing>
+      </w:r>
+    </w:p>
+    <w:p>
+      <w:pPr>
+        <w:pStyle w:val="ImageCaption"/>
+      </w:pPr>
+      <w:r>
+        <w:t xml:space="preserve">44 verif pg</w:t>
+      </w:r>
+    </w:p>
+    <w:p>
+      <w:pPr>
+        <w:pStyle w:val="BodyText"/>
+      </w:pPr>
+      <w:r>
+        <w:rPr>
+          <w:i/>
+          <w:iCs/>
+        </w:rPr>
+        <w:t xml:space="preserve">Figure A.16 — 44 verif pg.</w:t>
+      </w:r>
+    </w:p>
+    <w:bookmarkEnd w:id="230"/>
+    <w:bookmarkStart w:id="234" w:name="a.17-45-tests-services"/>
+    <w:p>
+      <w:pPr>
+        <w:pStyle w:val="Heading3"/>
+      </w:pPr>
+      <w:r>
+        <w:rPr>
+          <w:rStyle w:val="SectionNumber"/>
+        </w:rPr>
+        <w:t xml:space="preserve">1.9.17</w:t>
+      </w:r>
+      <w:r>
+        <w:tab/>
+      </w:r>
+      <w:r>
+        <w:t xml:space="preserve">A.17 — 45 tests services</w:t>
+      </w:r>
+    </w:p>
+    <w:p>
+      <w:pPr>
+        <w:pStyle w:val="CaptionedFigure"/>
+      </w:pPr>
+      <w:r>
+        <w:drawing>
+          <wp:inline>
+            <wp:extent cx="5334000" cy="4261433"/>
+            <wp:effectExtent b="0" l="0" r="0" t="0"/>
+            <wp:docPr descr="45 tests services" title="" id="232" name="Picture"/>
+            <a:graphic>
+              <a:graphicData uri="http://schemas.openxmlformats.org/drawingml/2006/picture">
+                <pic:pic>
+                  <pic:nvPicPr>
+                    <pic:cNvPr descr="/home/idrissa_yameogo/projets/ycognicore-cloud/docs/rapports/captures/10/45-tests-services.png" id="233" name="Picture"/>
+                    <pic:cNvPicPr>
+                      <a:picLocks noChangeArrowheads="1" noChangeAspect="1"/>
+                    </pic:cNvPicPr>
+                  </pic:nvPicPr>
+                  <pic:blipFill>
+                    <a:blip r:embed="rId231"/>
+                    <a:stretch>
+                      <a:fillRect/>
+                    </a:stretch>
+                  </pic:blipFill>
+                  <pic:spPr bwMode="auto">
+                    <a:xfrm>
+                      <a:off x="0" y="0"/>
+                      <a:ext cx="5334000" cy="4261433"/>
+                    </a:xfrm>
+                    <a:prstGeom prst="rect">
+                      <a:avLst/>
+                    </a:prstGeom>
+                    <a:noFill/>
+                    <a:ln w="9525">
+                      <a:noFill/>
+                      <a:headEnd/>
+                      <a:tailEnd/>
+                    </a:ln>
+                  </pic:spPr>
+                </pic:pic>
+              </a:graphicData>
+            </a:graphic>
+          </wp:inline>
+        </w:drawing>
+      </w:r>
+    </w:p>
+    <w:p>
+      <w:pPr>
+        <w:pStyle w:val="ImageCaption"/>
+      </w:pPr>
+      <w:r>
+        <w:t xml:space="preserve">45 tests services</w:t>
+      </w:r>
+    </w:p>
+    <w:p>
+      <w:pPr>
+        <w:pStyle w:val="BodyText"/>
+      </w:pPr>
+      <w:r>
+        <w:rPr>
+          <w:i/>
+          <w:iCs/>
+        </w:rPr>
+        <w:t xml:space="preserve">Figure A.17 — 45 tests services.</w:t>
+      </w:r>
+    </w:p>
+    <w:bookmarkEnd w:id="234"/>
+    <w:bookmarkStart w:id="238" w:name="a.18-46-init-vault-ok"/>
+    <w:p>
+      <w:pPr>
+        <w:pStyle w:val="Heading3"/>
+      </w:pPr>
+      <w:r>
+        <w:rPr>
+          <w:rStyle w:val="SectionNumber"/>
+        </w:rPr>
+        <w:t xml:space="preserve">1.9.18</w:t>
+      </w:r>
+      <w:r>
+        <w:tab/>
+      </w:r>
+      <w:r>
+        <w:t xml:space="preserve">A.18 — 46 init vault ok</w:t>
+      </w:r>
+    </w:p>
+    <w:p>
+      <w:pPr>
+        <w:pStyle w:val="CaptionedFigure"/>
+      </w:pPr>
+      <w:r>
+        <w:drawing>
+          <wp:inline>
+            <wp:extent cx="5334000" cy="917448"/>
+            <wp:effectExtent b="0" l="0" r="0" t="0"/>
+            <wp:docPr descr="46 init vault ok" title="" id="236" name="Picture"/>
+            <a:graphic>
+              <a:graphicData uri="http://schemas.openxmlformats.org/drawingml/2006/picture">
+                <pic:pic>
+                  <pic:nvPicPr>
+                    <pic:cNvPr descr="/home/idrissa_yameogo/projets/ycognicore-cloud/docs/rapports/captures/10/46-init-vault-ok.png" id="237" name="Picture"/>
+                    <pic:cNvPicPr>
+                      <a:picLocks noChangeArrowheads="1" noChangeAspect="1"/>
+                    </pic:cNvPicPr>
+                  </pic:nvPicPr>
+                  <pic:blipFill>
+                    <a:blip r:embed="rId235"/>
+                    <a:stretch>
+                      <a:fillRect/>
+                    </a:stretch>
+                  </pic:blipFill>
+                  <pic:spPr bwMode="auto">
+                    <a:xfrm>
+                      <a:off x="0" y="0"/>
+                      <a:ext cx="5334000" cy="917448"/>
+                    </a:xfrm>
+                    <a:prstGeom prst="rect">
+                      <a:avLst/>
+                    </a:prstGeom>
+                    <a:noFill/>
+                    <a:ln w="9525">
+                      <a:noFill/>
+                      <a:headEnd/>
+                      <a:tailEnd/>
+                    </a:ln>
+                  </pic:spPr>
+                </pic:pic>
+              </a:graphicData>
+            </a:graphic>
+          </wp:inline>
+        </w:drawing>
+      </w:r>
+    </w:p>
+    <w:p>
+      <w:pPr>
+        <w:pStyle w:val="ImageCaption"/>
+      </w:pPr>
+      <w:r>
+        <w:t xml:space="preserve">46 init vault ok</w:t>
+      </w:r>
+    </w:p>
+    <w:p>
+      <w:pPr>
+        <w:pStyle w:val="BodyText"/>
+      </w:pPr>
+      <w:r>
+        <w:rPr>
+          <w:i/>
+          <w:iCs/>
+        </w:rPr>
+        <w:t xml:space="preserve">Figure A.18 — 46 init vault ok.</w:t>
+      </w:r>
+    </w:p>
+    <w:bookmarkEnd w:id="238"/>
+    <w:bookmarkStart w:id="242" w:name="a.19-47-init-minio-ok"/>
+    <w:p>
+      <w:pPr>
+        <w:pStyle w:val="Heading3"/>
+      </w:pPr>
+      <w:r>
+        <w:rPr>
+          <w:rStyle w:val="SectionNumber"/>
+        </w:rPr>
+        <w:t xml:space="preserve">1.9.19</w:t>
+      </w:r>
+      <w:r>
+        <w:tab/>
+      </w:r>
+      <w:r>
+        <w:t xml:space="preserve">A.19 — 47 init minio ok</w:t>
+      </w:r>
+    </w:p>
+    <w:p>
+      <w:pPr>
+        <w:pStyle w:val="CaptionedFigure"/>
+      </w:pPr>
+      <w:r>
+        <w:drawing>
+          <wp:inline>
+            <wp:extent cx="5334000" cy="4318555"/>
+            <wp:effectExtent b="0" l="0" r="0" t="0"/>
+            <wp:docPr descr="47 init minio ok" title="" id="240" name="Picture"/>
+            <a:graphic>
+              <a:graphicData uri="http://schemas.openxmlformats.org/drawingml/2006/picture">
+                <pic:pic>
+                  <pic:nvPicPr>
+                    <pic:cNvPr descr="/home/idrissa_yameogo/projets/ycognicore-cloud/docs/rapports/captures/10/47-init-minio-ok.png" id="241" name="Picture"/>
+                    <pic:cNvPicPr>
+                      <a:picLocks noChangeArrowheads="1" noChangeAspect="1"/>
+                    </pic:cNvPicPr>
+                  </pic:nvPicPr>
+                  <pic:blipFill>
+                    <a:blip r:embed="rId239"/>
+                    <a:stretch>
+                      <a:fillRect/>
+                    </a:stretch>
+                  </pic:blipFill>
+                  <pic:spPr bwMode="auto">
+                    <a:xfrm>
+                      <a:off x="0" y="0"/>
+                      <a:ext cx="5334000" cy="4318555"/>
+                    </a:xfrm>
+                    <a:prstGeom prst="rect">
+                      <a:avLst/>
+                    </a:prstGeom>
+                    <a:noFill/>
+                    <a:ln w="9525">
+                      <a:noFill/>
+                      <a:headEnd/>
+                      <a:tailEnd/>
+                    </a:ln>
+                  </pic:spPr>
+                </pic:pic>
+              </a:graphicData>
+            </a:graphic>
+          </wp:inline>
+        </w:drawing>
+      </w:r>
+    </w:p>
+    <w:p>
+      <w:pPr>
+        <w:pStyle w:val="ImageCaption"/>
+      </w:pPr>
+      <w:r>
+        <w:t xml:space="preserve">47 init minio ok</w:t>
+      </w:r>
+    </w:p>
+    <w:p>
+      <w:pPr>
+        <w:pStyle w:val="BodyText"/>
+      </w:pPr>
+      <w:r>
+        <w:rPr>
+          <w:i/>
+          <w:iCs/>
+        </w:rPr>
+        <w:t xml:space="preserve">Figure A.19 — 47 init minio ok.</w:t>
+      </w:r>
+    </w:p>
+    <w:bookmarkEnd w:id="242"/>
+    <w:bookmarkEnd w:id="243"/>
+    <w:bookmarkStart w:id="248" w:name="bilan-et-prochaines-étapes"/>
+    <w:p>
+      <w:pPr>
+        <w:pStyle w:val="Heading2"/>
+      </w:pPr>
+      <w:r>
+        <w:rPr>
+          <w:rStyle w:val="SectionNumber"/>
+        </w:rPr>
+        <w:t xml:space="preserve">1.10</w:t>
+      </w:r>
+      <w:r>
+        <w:tab/>
+      </w:r>
+      <w:r>
         <w:t xml:space="preserve">7. Bilan et prochaines étapes</w:t>
       </w:r>
     </w:p>
-    <w:bookmarkStart w:id="164" w:name="sprint-h0-clôturé-66"/>
+    <w:bookmarkStart w:id="244" w:name="sprint-h0-clôturé-66"/>
     <w:p>
       <w:pPr>
         <w:pStyle w:val="Heading3"/>
@@ -8287,7 +10026,7 @@
         <w:rPr>
           <w:rStyle w:val="SectionNumber"/>
         </w:rPr>
-        <w:t xml:space="preserve">1.9.1</w:t>
+        <w:t xml:space="preserve">1.10.1</w:t>
       </w:r>
       <w:r>
         <w:tab/>
@@ -8556,8 +10295,8 @@
         </w:tc>
       </w:tr>
     </w:tbl>
-    <w:bookmarkEnd w:id="164"/>
-    <w:bookmarkStart w:id="165" w:name="avancement-global-phase-1"/>
+    <w:bookmarkEnd w:id="244"/>
+    <w:bookmarkStart w:id="245" w:name="avancement-global-phase-1"/>
     <w:p>
       <w:pPr>
         <w:pStyle w:val="Heading3"/>
@@ -8566,7 +10305,7 @@
         <w:rPr>
           <w:rStyle w:val="SectionNumber"/>
         </w:rPr>
-        <w:t xml:space="preserve">1.9.2</w:t>
+        <w:t xml:space="preserve">1.10.2</w:t>
       </w:r>
       <w:r>
         <w:tab/>
@@ -8828,8 +10567,8 @@
         </w:tc>
       </w:tr>
     </w:tbl>
-    <w:bookmarkEnd w:id="165"/>
-    <w:bookmarkStart w:id="166" w:name="reste-à-faire"/>
+    <w:bookmarkEnd w:id="245"/>
+    <w:bookmarkStart w:id="246" w:name="reste-à-faire"/>
     <w:p>
       <w:pPr>
         <w:pStyle w:val="Heading3"/>
@@ -8838,7 +10577,7 @@
         <w:rPr>
           <w:rStyle w:val="SectionNumber"/>
         </w:rPr>
-        <w:t xml:space="preserve">1.9.3</w:t>
+        <w:t xml:space="preserve">1.10.3</w:t>
       </w:r>
       <w:r>
         <w:tab/>
@@ -9189,8 +10928,8 @@
         </w:tc>
       </w:tr>
     </w:tbl>
-    <w:bookmarkEnd w:id="166"/>
-    <w:bookmarkStart w:id="167" w:name="conformité-aux-directives-du-29092026"/>
+    <w:bookmarkEnd w:id="246"/>
+    <w:bookmarkStart w:id="247" w:name="conformité-aux-directives-du-29092026"/>
     <w:p>
       <w:pPr>
         <w:pStyle w:val="Heading3"/>
@@ -9199,7 +10938,7 @@
         <w:rPr>
           <w:rStyle w:val="SectionNumber"/>
         </w:rPr>
-        <w:t xml:space="preserve">1.9.4</w:t>
+        <w:t xml:space="preserve">1.10.4</w:t>
       </w:r>
       <w:r>
         <w:tab/>
@@ -9507,8 +11246,8 @@
         <w:t xml:space="preserve">Sprint H0 clôturé (6/6), Phase 1 à ~82 %</w:t>
       </w:r>
     </w:p>
-    <w:bookmarkEnd w:id="167"/>
-    <w:bookmarkEnd w:id="168"/>
+    <w:bookmarkEnd w:id="247"/>
+    <w:bookmarkEnd w:id="248"/>
     <w:sectPr>
       <w:footnotePr>
         <w:numRestart w:val="eachSect"/>
